--- a/Karyagin_kurs.docx
+++ b/Karyagin_kurs.docx
@@ -454,7 +454,6 @@
                       <w:szCs w:val="28"/>
                     </w:rPr>
                   </w:pPr>
-                  <w:proofErr w:type="spellStart"/>
                   <w:r>
                     <w:rPr>
                       <w:rFonts w:ascii="Times New Roman" w:hAnsi="Times New Roman"/>
@@ -471,7 +470,6 @@
                     </w:rPr>
                     <w:t>реподаватель</w:t>
                   </w:r>
-                  <w:proofErr w:type="gramStart"/>
                   <w:r>
                     <w:rPr>
                       <w:rFonts w:ascii="Times New Roman" w:hAnsi="Times New Roman"/>
@@ -484,28 +482,19 @@
                   <w:r>
                     <w:rPr>
                       <w:rFonts w:ascii="Times New Roman" w:hAnsi="Times New Roman"/>
-                      <w:sz w:val="28"/>
-                      <w:szCs w:val="28"/>
-                    </w:rPr>
-                    <w:t>В</w:t>
-                  </w:r>
-                  <w:proofErr w:type="gramEnd"/>
-                  <w:r>
-                    <w:rPr>
-                      <w:rFonts w:ascii="Times New Roman" w:hAnsi="Times New Roman"/>
-                      <w:sz w:val="28"/>
-                      <w:szCs w:val="28"/>
-                    </w:rPr>
-                    <w:t>ушняков</w:t>
-                  </w:r>
-                  <w:proofErr w:type="spellEnd"/>
-                  <w:r>
-                    <w:rPr>
-                      <w:rFonts w:ascii="Times New Roman" w:hAnsi="Times New Roman"/>
-                      <w:sz w:val="28"/>
-                      <w:szCs w:val="28"/>
-                    </w:rPr>
-                    <w:t xml:space="preserve"> Сергей Валерьевич</w:t>
+                      <w:b/>
+                      <w:sz w:val="28"/>
+                      <w:szCs w:val="28"/>
+                    </w:rPr>
+                    <w:t xml:space="preserve"> </w:t>
+                  </w:r>
+                  <w:r>
+                    <w:rPr>
+                      <w:rFonts w:ascii="Times New Roman" w:hAnsi="Times New Roman"/>
+                      <w:sz w:val="28"/>
+                      <w:szCs w:val="28"/>
+                    </w:rPr>
+                    <w:t>Вушняков Сергей Валерьевич</w:t>
                   </w:r>
                 </w:p>
                 <w:p>
@@ -1064,25 +1053,8 @@
                           <w:rFonts w:ascii="Times New Roman" w:hAnsi="Times New Roman"/>
                           <w:sz w:val="20"/>
                         </w:rPr>
-                        <w:t>Шишов Д</w:t>
+                        <w:t>Карягин М.С.</w:t>
                       </w:r>
-                      <w:r>
-                        <w:rPr>
-                          <w:rFonts w:ascii="Times New Roman" w:hAnsi="Times New Roman"/>
-                          <w:sz w:val="20"/>
-                          <w:lang w:val="en-US"/>
-                        </w:rPr>
-                        <w:t>.</w:t>
-                      </w:r>
-                      <w:proofErr w:type="gramStart"/>
-                      <w:r>
-                        <w:rPr>
-                          <w:rFonts w:ascii="Times New Roman" w:hAnsi="Times New Roman"/>
-                          <w:sz w:val="20"/>
-                        </w:rPr>
-                        <w:t>П</w:t>
-                      </w:r>
-                      <w:proofErr w:type="gramEnd"/>
                     </w:p>
                   </w:txbxContent>
                 </v:textbox>
@@ -1582,15 +1554,23 @@
           <w:sz w:val="28"/>
           <w:szCs w:val="28"/>
         </w:rPr>
-        <w:t>Глава 1. Использование технологий</w:t>
-      </w:r>
-      <w:r>
-        <w:rPr>
-          <w:rFonts w:ascii="Times New Roman" w:hAnsi="Times New Roman"/>
-          <w:sz w:val="28"/>
-          <w:szCs w:val="28"/>
-        </w:rPr>
-        <w:t>………………………………………</w:t>
+        <w:t xml:space="preserve">Глава 1. </w:t>
+      </w:r>
+      <w:r>
+        <w:rPr>
+          <w:rFonts w:ascii="Times New Roman" w:hAnsi="Times New Roman"/>
+          <w:sz w:val="28"/>
+          <w:szCs w:val="28"/>
+        </w:rPr>
+        <w:t>Анализ предметной области …………………….…</w:t>
+      </w:r>
+      <w:r>
+        <w:rPr>
+          <w:rFonts w:ascii="Times New Roman" w:hAnsi="Times New Roman"/>
+          <w:sz w:val="28"/>
+          <w:szCs w:val="28"/>
+        </w:rPr>
+        <w:t>……………</w:t>
       </w:r>
       <w:r>
         <w:rPr>
@@ -1632,15 +1612,31 @@
           <w:sz w:val="28"/>
           <w:szCs w:val="28"/>
         </w:rPr>
-        <w:t>1.1. Описание технологий</w:t>
-      </w:r>
-      <w:r>
-        <w:rPr>
-          <w:rFonts w:ascii="Times New Roman" w:hAnsi="Times New Roman"/>
-          <w:sz w:val="28"/>
-          <w:szCs w:val="28"/>
-        </w:rPr>
-        <w:t>………………………………………</w:t>
+        <w:t>1.1. Назначение системы</w:t>
+      </w:r>
+      <w:r>
+        <w:rPr>
+          <w:rFonts w:ascii="Times New Roman" w:hAnsi="Times New Roman"/>
+          <w:sz w:val="28"/>
+          <w:szCs w:val="28"/>
+        </w:rPr>
+        <w:t>……</w:t>
+      </w:r>
+      <w:r>
+        <w:rPr>
+          <w:rFonts w:ascii="Times New Roman" w:hAnsi="Times New Roman"/>
+          <w:sz w:val="28"/>
+          <w:szCs w:val="28"/>
+        </w:rPr>
+        <w:t>.</w:t>
+      </w:r>
+      <w:r>
+        <w:rPr>
+          <w:rFonts w:ascii="Times New Roman" w:hAnsi="Times New Roman"/>
+          <w:sz w:val="28"/>
+          <w:szCs w:val="28"/>
+        </w:rPr>
+        <w:t>…………………………………</w:t>
       </w:r>
       <w:r>
         <w:rPr>
@@ -1677,6 +1673,7 @@
     </w:p>
     <w:p>
       <w:pPr>
+        <w:spacing w:line="480" w:lineRule="auto"/>
         <w:ind w:left="708"/>
         <w:rPr>
           <w:rFonts w:ascii="Times New Roman" w:hAnsi="Times New Roman"/>
@@ -1690,15 +1687,15 @@
           <w:sz w:val="28"/>
           <w:szCs w:val="28"/>
         </w:rPr>
-        <w:t>1.2. Базы данных и их использование</w:t>
-      </w:r>
-      <w:r>
-        <w:rPr>
-          <w:rFonts w:ascii="Times New Roman" w:hAnsi="Times New Roman"/>
-          <w:sz w:val="28"/>
-          <w:szCs w:val="28"/>
-        </w:rPr>
-        <w:t>……………………………………</w:t>
+        <w:t>1.2</w:t>
+      </w:r>
+      <w:r>
+        <w:rPr>
+          <w:rFonts w:ascii="Times New Roman" w:hAnsi="Times New Roman"/>
+          <w:sz w:val="28"/>
+          <w:szCs w:val="28"/>
+        </w:rPr>
+        <w:t>. Классификация  пользователей системы……………………………</w:t>
       </w:r>
       <w:r>
         <w:rPr>
@@ -1707,6 +1704,15 @@
           <w:szCs w:val="28"/>
         </w:rPr>
         <w:t>.5</w:t>
+      </w:r>
+      <w:r>
+        <w:rPr>
+          <w:rFonts w:ascii="Times New Roman" w:hAnsi="Times New Roman"/>
+          <w:sz w:val="28"/>
+          <w:szCs w:val="28"/>
+        </w:rPr>
+        <w:br/>
+        <w:t>1.3. Функциональные требования к системе……………………………..6</w:t>
       </w:r>
     </w:p>
     <w:p>
@@ -1723,7 +1729,15 @@
           <w:sz w:val="28"/>
           <w:szCs w:val="28"/>
         </w:rPr>
-        <w:t>Глава 2. Руководство программисту</w:t>
+        <w:t>Г</w:t>
+      </w:r>
+      <w:r>
+        <w:rPr>
+          <w:rFonts w:ascii="Times New Roman" w:hAnsi="Times New Roman"/>
+          <w:sz w:val="28"/>
+          <w:szCs w:val="28"/>
+        </w:rPr>
+        <w:t>лава 2. Проектирование системы....</w:t>
       </w:r>
       <w:r>
         <w:rPr>
@@ -1755,7 +1769,7 @@
           <w:sz w:val="28"/>
           <w:szCs w:val="28"/>
         </w:rPr>
-        <w:t>6</w:t>
+        <w:t>7</w:t>
       </w:r>
     </w:p>
     <w:p>
@@ -1773,23 +1787,23 @@
           <w:sz w:val="28"/>
           <w:szCs w:val="28"/>
         </w:rPr>
-        <w:t> </w:t>
-      </w:r>
-      <w:r>
-        <w:rPr>
-          <w:rFonts w:ascii="Times New Roman" w:hAnsi="Times New Roman"/>
-          <w:sz w:val="28"/>
-          <w:szCs w:val="28"/>
-        </w:rPr>
-        <w:t>2.1. Структура проекта</w:t>
-      </w:r>
-      <w:r>
-        <w:rPr>
-          <w:rFonts w:ascii="Times New Roman" w:hAnsi="Times New Roman"/>
-          <w:sz w:val="28"/>
-          <w:szCs w:val="28"/>
-        </w:rPr>
-        <w:t>………………………………………</w:t>
+        <w:t xml:space="preserve"> 2.1. </w:t>
+      </w:r>
+      <w:r>
+        <w:rPr>
+          <w:rFonts w:ascii="Times New Roman" w:hAnsi="Times New Roman"/>
+          <w:sz w:val="28"/>
+          <w:szCs w:val="28"/>
+        </w:rPr>
+        <w:t>Архитектура приложения</w:t>
+      </w:r>
+      <w:r>
+        <w:rPr>
+          <w:rFonts w:ascii="Times New Roman" w:hAnsi="Times New Roman"/>
+          <w:sz w:val="28"/>
+          <w:szCs w:val="28"/>
+        </w:rPr>
+        <w:t>………………………………</w:t>
       </w:r>
       <w:r>
         <w:rPr>
@@ -1821,11 +1835,12 @@
           <w:sz w:val="28"/>
           <w:szCs w:val="28"/>
         </w:rPr>
-        <w:t>6</w:t>
+        <w:t>7</w:t>
       </w:r>
     </w:p>
     <w:p>
       <w:pPr>
+        <w:spacing w:before="240" w:after="0" w:line="480" w:lineRule="auto"/>
         <w:ind w:left="708"/>
         <w:rPr>
           <w:rFonts w:ascii="Times New Roman" w:hAnsi="Times New Roman"/>
@@ -1839,23 +1854,56 @@
           <w:sz w:val="28"/>
           <w:szCs w:val="28"/>
         </w:rPr>
-        <w:t xml:space="preserve"> 2.2. Описание ключевых компонентов и модулей</w:t>
-      </w:r>
-      <w:r>
-        <w:rPr>
-          <w:rFonts w:ascii="Times New Roman" w:hAnsi="Times New Roman"/>
-          <w:sz w:val="28"/>
-          <w:szCs w:val="28"/>
-        </w:rPr>
-        <w:t>………………………</w:t>
-      </w:r>
-      <w:r>
-        <w:rPr>
-          <w:rFonts w:ascii="Times New Roman" w:hAnsi="Times New Roman"/>
-          <w:sz w:val="28"/>
-          <w:szCs w:val="28"/>
-        </w:rPr>
-        <w:t>6</w:t>
+        <w:t xml:space="preserve"> 2.2. Модель данных и структура баз данных</w:t>
+      </w:r>
+      <w:r>
+        <w:rPr>
+          <w:rFonts w:ascii="Times New Roman" w:hAnsi="Times New Roman"/>
+          <w:sz w:val="28"/>
+          <w:szCs w:val="28"/>
+        </w:rPr>
+        <w:t>…….………………………</w:t>
+      </w:r>
+      <w:r>
+        <w:rPr>
+          <w:rFonts w:ascii="Times New Roman" w:hAnsi="Times New Roman"/>
+          <w:sz w:val="28"/>
+          <w:szCs w:val="28"/>
+        </w:rPr>
+        <w:t>8</w:t>
+      </w:r>
+      <w:r>
+        <w:rPr>
+          <w:rFonts w:ascii="Times New Roman" w:hAnsi="Times New Roman"/>
+          <w:sz w:val="28"/>
+          <w:szCs w:val="28"/>
+        </w:rPr>
+        <w:br/>
+        <w:t xml:space="preserve"> 2.3. </w:t>
+      </w:r>
+      <w:r>
+        <w:rPr>
+          <w:rFonts w:ascii="Times New Roman" w:hAnsi="Times New Roman"/>
+          <w:sz w:val="28"/>
+          <w:szCs w:val="28"/>
+        </w:rPr>
+        <w:t>Проектирование интерфейса пользователя</w:t>
+      </w:r>
+      <w:r>
+        <w:rPr>
+          <w:rFonts w:ascii="Times New Roman" w:hAnsi="Times New Roman"/>
+          <w:sz w:val="28"/>
+          <w:szCs w:val="28"/>
+        </w:rPr>
+        <w:t>…………………………</w:t>
+      </w:r>
+      <w:r>
+        <w:rPr>
+          <w:rFonts w:ascii="Times New Roman" w:hAnsi="Times New Roman"/>
+          <w:sz w:val="28"/>
+          <w:szCs w:val="28"/>
+        </w:rPr>
+        <w:t>9</w:t>
       </w:r>
     </w:p>
     <w:p>
@@ -1872,7 +1920,15 @@
           <w:sz w:val="28"/>
           <w:szCs w:val="28"/>
         </w:rPr>
-        <w:t>Глава 3. Руководство пользователя</w:t>
+        <w:t xml:space="preserve">Глава 3. </w:t>
+      </w:r>
+      <w:r>
+        <w:rPr>
+          <w:rFonts w:ascii="Times New Roman" w:hAnsi="Times New Roman"/>
+          <w:sz w:val="28"/>
+          <w:szCs w:val="28"/>
+        </w:rPr>
+        <w:t>Реализация системы……..</w:t>
       </w:r>
       <w:r>
         <w:rPr>
@@ -1888,33 +1944,60 @@
           <w:sz w:val="28"/>
           <w:szCs w:val="28"/>
         </w:rPr>
-        <w:t>……...8</w:t>
+        <w:t>……...</w:t>
+      </w:r>
+      <w:r>
+        <w:rPr>
+          <w:rFonts w:ascii="Times New Roman" w:hAnsi="Times New Roman"/>
+          <w:sz w:val="28"/>
+          <w:szCs w:val="28"/>
+        </w:rPr>
+        <w:t>10</w:t>
       </w:r>
     </w:p>
     <w:p>
       <w:pPr>
-        <w:ind w:left="708"/>
-        <w:rPr>
-          <w:rFonts w:ascii="Times New Roman" w:hAnsi="Times New Roman"/>
-          <w:sz w:val="28"/>
-          <w:szCs w:val="28"/>
-        </w:rPr>
-      </w:pPr>
-      <w:r>
-        <w:rPr>
-          <w:rFonts w:ascii="Times New Roman" w:hAnsi="Times New Roman"/>
-          <w:sz w:val="28"/>
-          <w:szCs w:val="28"/>
-        </w:rPr>
-        <w:t> </w:t>
-      </w:r>
-      <w:r>
-        <w:rPr>
-          <w:rFonts w:ascii="Times New Roman" w:hAnsi="Times New Roman"/>
-          <w:sz w:val="28"/>
-          <w:szCs w:val="28"/>
-        </w:rPr>
-        <w:t>3.1. Рекомендации по использованию</w:t>
+        <w:spacing w:line="360" w:lineRule="auto"/>
+        <w:ind w:left="768"/>
+        <w:rPr>
+          <w:rFonts w:ascii="Times New Roman" w:hAnsi="Times New Roman"/>
+          <w:sz w:val="28"/>
+          <w:szCs w:val="28"/>
+        </w:rPr>
+      </w:pPr>
+      <w:r>
+        <w:rPr>
+          <w:rFonts w:ascii="Times New Roman" w:hAnsi="Times New Roman"/>
+          <w:sz w:val="28"/>
+          <w:szCs w:val="28"/>
+        </w:rPr>
+        <w:t xml:space="preserve">3.1. </w:t>
+      </w:r>
+      <w:proofErr w:type="gramStart"/>
+      <w:r>
+        <w:rPr>
+          <w:rFonts w:ascii="Times New Roman" w:hAnsi="Times New Roman"/>
+          <w:sz w:val="28"/>
+          <w:szCs w:val="28"/>
+          <w:lang w:val="en-US"/>
+        </w:rPr>
+        <w:t>Frontend</w:t>
+      </w:r>
+      <w:r>
+        <w:rPr>
+          <w:rFonts w:ascii="Times New Roman" w:hAnsi="Times New Roman"/>
+          <w:sz w:val="28"/>
+          <w:szCs w:val="28"/>
+        </w:rPr>
+        <w:t xml:space="preserve"> </w:t>
+      </w:r>
+      <w:r>
+        <w:rPr>
+          <w:rFonts w:ascii="Times New Roman" w:hAnsi="Times New Roman"/>
+          <w:sz w:val="28"/>
+          <w:szCs w:val="28"/>
+        </w:rPr>
+        <w:t>разработка……………...</w:t>
       </w:r>
       <w:r>
         <w:rPr>
@@ -1930,7 +2013,69 @@
           <w:sz w:val="28"/>
           <w:szCs w:val="28"/>
         </w:rPr>
-        <w:t>8</w:t>
+        <w:t>10</w:t>
+      </w:r>
+      <w:r>
+        <w:rPr>
+          <w:rFonts w:ascii="Times New Roman" w:hAnsi="Times New Roman"/>
+          <w:sz w:val="28"/>
+          <w:szCs w:val="28"/>
+        </w:rPr>
+        <w:br/>
+        <w:t>3.2.</w:t>
+      </w:r>
+      <w:proofErr w:type="gramEnd"/>
+      <w:r>
+        <w:rPr>
+          <w:rFonts w:ascii="Times New Roman" w:hAnsi="Times New Roman"/>
+          <w:sz w:val="28"/>
+          <w:szCs w:val="28"/>
+        </w:rPr>
+        <w:t xml:space="preserve"> </w:t>
+      </w:r>
+      <w:proofErr w:type="gramStart"/>
+      <w:r>
+        <w:rPr>
+          <w:rFonts w:ascii="Times New Roman" w:hAnsi="Times New Roman"/>
+          <w:sz w:val="28"/>
+          <w:szCs w:val="28"/>
+          <w:lang w:val="en-US"/>
+        </w:rPr>
+        <w:t>Backend</w:t>
+      </w:r>
+      <w:r>
+        <w:rPr>
+          <w:rFonts w:ascii="Times New Roman" w:hAnsi="Times New Roman"/>
+          <w:sz w:val="28"/>
+          <w:szCs w:val="28"/>
+        </w:rPr>
+        <w:t xml:space="preserve"> разработка…………………………………………………...</w:t>
+      </w:r>
+      <w:r>
+        <w:rPr>
+          <w:rFonts w:ascii="Times New Roman" w:hAnsi="Times New Roman"/>
+          <w:sz w:val="28"/>
+          <w:szCs w:val="28"/>
+        </w:rPr>
+        <w:t>11</w:t>
+      </w:r>
+      <w:r>
+        <w:rPr>
+          <w:rFonts w:ascii="Times New Roman" w:hAnsi="Times New Roman"/>
+          <w:sz w:val="28"/>
+          <w:szCs w:val="28"/>
+        </w:rPr>
+        <w:br/>
+        <w:t>3.3.</w:t>
+      </w:r>
+      <w:proofErr w:type="gramEnd"/>
+      <w:r>
+        <w:rPr>
+          <w:rFonts w:ascii="Times New Roman" w:hAnsi="Times New Roman"/>
+          <w:sz w:val="28"/>
+          <w:szCs w:val="28"/>
+        </w:rPr>
+        <w:t xml:space="preserve"> Интеграция и обмен данными………………………………………..12</w:t>
       </w:r>
     </w:p>
     <w:p>
@@ -1947,7 +2092,7 @@
           <w:sz w:val="28"/>
           <w:szCs w:val="28"/>
         </w:rPr>
-        <w:t>Глава 4. Этапы разработки</w:t>
+        <w:t>Заключение</w:t>
       </w:r>
       <w:r>
         <w:rPr>
@@ -1963,142 +2108,32 @@
           <w:sz w:val="28"/>
           <w:szCs w:val="28"/>
         </w:rPr>
-        <w:t>……………</w:t>
-      </w:r>
-      <w:r>
-        <w:rPr>
-          <w:rFonts w:ascii="Times New Roman" w:hAnsi="Times New Roman"/>
-          <w:sz w:val="28"/>
-          <w:szCs w:val="28"/>
-        </w:rPr>
-        <w:t>…</w:t>
-      </w:r>
-      <w:r>
-        <w:rPr>
-          <w:rFonts w:ascii="Times New Roman" w:hAnsi="Times New Roman"/>
-          <w:sz w:val="28"/>
-          <w:szCs w:val="28"/>
-        </w:rPr>
-        <w:t>.9</w:t>
+        <w:t>………………………………</w:t>
+      </w:r>
+      <w:r>
+        <w:rPr>
+          <w:rFonts w:ascii="Times New Roman" w:hAnsi="Times New Roman"/>
+          <w:sz w:val="28"/>
+          <w:szCs w:val="28"/>
+        </w:rPr>
+        <w:t>.13</w:t>
       </w:r>
     </w:p>
     <w:p>
       <w:pPr>
-        <w:ind w:firstLine="708"/>
-        <w:rPr>
-          <w:rFonts w:ascii="Times New Roman" w:hAnsi="Times New Roman"/>
-          <w:sz w:val="28"/>
-          <w:szCs w:val="28"/>
-        </w:rPr>
-      </w:pPr>
-      <w:r>
-        <w:rPr>
-          <w:rFonts w:ascii="Times New Roman" w:hAnsi="Times New Roman"/>
-          <w:sz w:val="28"/>
-          <w:szCs w:val="28"/>
-        </w:rPr>
-        <w:t>4.1. Анализ требований и проектирование архитектуры</w:t>
-      </w:r>
-      <w:r>
-        <w:rPr>
-          <w:rFonts w:ascii="Times New Roman" w:hAnsi="Times New Roman"/>
-          <w:sz w:val="28"/>
-          <w:szCs w:val="28"/>
-        </w:rPr>
-        <w:t>………………</w:t>
-      </w:r>
-      <w:r>
-        <w:rPr>
-          <w:rFonts w:ascii="Times New Roman" w:hAnsi="Times New Roman"/>
-          <w:sz w:val="28"/>
-          <w:szCs w:val="28"/>
-        </w:rPr>
-        <w:t>..9</w:t>
-      </w:r>
-    </w:p>
-    <w:p>
-      <w:pPr>
-        <w:ind w:firstLine="708"/>
-        <w:rPr>
-          <w:rFonts w:ascii="Times New Roman" w:hAnsi="Times New Roman"/>
-          <w:sz w:val="28"/>
-          <w:szCs w:val="28"/>
-        </w:rPr>
-      </w:pPr>
-      <w:r>
-        <w:rPr>
-          <w:rFonts w:ascii="Times New Roman" w:hAnsi="Times New Roman"/>
-          <w:sz w:val="28"/>
-          <w:szCs w:val="28"/>
-        </w:rPr>
-        <w:t>4.2 Реализация клиентской части……………………………………...</w:t>
-      </w:r>
-      <w:r>
-        <w:rPr>
-          <w:rFonts w:ascii="Times New Roman" w:hAnsi="Times New Roman"/>
-          <w:sz w:val="28"/>
-          <w:szCs w:val="28"/>
-        </w:rPr>
-        <w:t>....</w:t>
-      </w:r>
-      <w:r>
-        <w:rPr>
-          <w:rFonts w:ascii="Times New Roman" w:hAnsi="Times New Roman"/>
-          <w:sz w:val="28"/>
-          <w:szCs w:val="28"/>
-        </w:rPr>
-        <w:t>10</w:t>
-      </w:r>
-    </w:p>
-    <w:p>
-      <w:pPr>
-        <w:ind w:firstLine="708"/>
-        <w:rPr>
-          <w:rFonts w:ascii="Times New Roman" w:hAnsi="Times New Roman"/>
-          <w:sz w:val="28"/>
-          <w:szCs w:val="28"/>
-        </w:rPr>
-      </w:pPr>
-      <w:r>
-        <w:rPr>
-          <w:rFonts w:ascii="Times New Roman" w:hAnsi="Times New Roman"/>
-          <w:sz w:val="28"/>
-          <w:szCs w:val="28"/>
-        </w:rPr>
-        <w:t>4.3. Взаимодействие с сервером и механизмы обработки данных…</w:t>
-      </w:r>
-      <w:r>
-        <w:rPr>
-          <w:rFonts w:ascii="Times New Roman" w:hAnsi="Times New Roman"/>
-          <w:sz w:val="28"/>
-          <w:szCs w:val="28"/>
-        </w:rPr>
-        <w:t>….</w:t>
-      </w:r>
-      <w:r>
-        <w:rPr>
-          <w:rFonts w:ascii="Times New Roman" w:hAnsi="Times New Roman"/>
-          <w:sz w:val="28"/>
-          <w:szCs w:val="28"/>
-        </w:rPr>
-        <w:t>10</w:t>
-      </w:r>
-    </w:p>
-    <w:p>
-      <w:pPr>
-        <w:rPr>
-          <w:rFonts w:ascii="Times New Roman" w:hAnsi="Times New Roman"/>
-          <w:sz w:val="28"/>
-          <w:szCs w:val="28"/>
-        </w:rPr>
-      </w:pPr>
-      <w:r>
-        <w:rPr>
-          <w:rFonts w:ascii="Times New Roman" w:hAnsi="Times New Roman"/>
-          <w:sz w:val="28"/>
-          <w:szCs w:val="28"/>
-        </w:rPr>
-        <w:t>Заключение</w:t>
+        <w:rPr>
+          <w:rFonts w:ascii="Times New Roman" w:hAnsi="Times New Roman"/>
+          <w:sz w:val="28"/>
+          <w:szCs w:val="28"/>
+        </w:rPr>
+      </w:pPr>
+      <w:r>
+        <w:rPr>
+          <w:rFonts w:ascii="Times New Roman" w:hAnsi="Times New Roman"/>
+          <w:sz w:val="28"/>
+          <w:szCs w:val="28"/>
+        </w:rPr>
+        <w:t>Список литературы</w:t>
       </w:r>
       <w:r>
         <w:rPr>
@@ -2114,47 +2149,6 @@
           <w:sz w:val="28"/>
           <w:szCs w:val="28"/>
         </w:rPr>
-        <w:t>………………………………</w:t>
-      </w:r>
-      <w:r>
-        <w:rPr>
-          <w:rFonts w:ascii="Times New Roman" w:hAnsi="Times New Roman"/>
-          <w:sz w:val="28"/>
-          <w:szCs w:val="28"/>
-        </w:rPr>
-        <w:t>.11</w:t>
-      </w:r>
-    </w:p>
-    <w:p>
-      <w:pPr>
-        <w:rPr>
-          <w:rFonts w:ascii="Times New Roman" w:hAnsi="Times New Roman"/>
-          <w:sz w:val="28"/>
-          <w:szCs w:val="28"/>
-        </w:rPr>
-      </w:pPr>
-      <w:r>
-        <w:rPr>
-          <w:rFonts w:ascii="Times New Roman" w:hAnsi="Times New Roman"/>
-          <w:sz w:val="28"/>
-          <w:szCs w:val="28"/>
-        </w:rPr>
-        <w:t>Список литературы</w:t>
-      </w:r>
-      <w:r>
-        <w:rPr>
-          <w:rFonts w:ascii="Times New Roman" w:hAnsi="Times New Roman"/>
-          <w:sz w:val="28"/>
-          <w:szCs w:val="28"/>
-        </w:rPr>
-        <w:t>………………………………………</w:t>
-      </w:r>
-      <w:r>
-        <w:rPr>
-          <w:rFonts w:ascii="Times New Roman" w:hAnsi="Times New Roman"/>
-          <w:sz w:val="28"/>
-          <w:szCs w:val="28"/>
-        </w:rPr>
         <w:t>……………………</w:t>
       </w:r>
       <w:r>
@@ -2171,7 +2165,7 @@
           <w:sz w:val="28"/>
           <w:szCs w:val="28"/>
         </w:rPr>
-        <w:t>12</w:t>
+        <w:t>14</w:t>
       </w:r>
     </w:p>
     <w:p/>
@@ -2237,20 +2231,92 @@
                 </w:p>
                 <w:p>
                   <w:pPr>
-                    <w:ind w:left="918" w:firstLine="498"/>
-                    <w:rPr>
-                      <w:rFonts w:ascii="Times New Roman" w:hAnsi="Times New Roman"/>
-                      <w:sz w:val="28"/>
-                      <w:szCs w:val="28"/>
-                    </w:rPr>
-                  </w:pPr>
-                  <w:r>
-                    <w:rPr>
-                      <w:rFonts w:ascii="Times New Roman" w:hAnsi="Times New Roman"/>
-                      <w:sz w:val="28"/>
-                      <w:szCs w:val="28"/>
-                    </w:rPr>
-                    <w:t xml:space="preserve">В современном мире игровые информационные технологии и технологии позволяют снизить потребность во вспомогательных и управляемых средствах управления игровыми компьютерными клубами. Популярность </w:t>
+                    <w:ind w:left="708" w:firstLine="708"/>
+                    <w:rPr>
+                      <w:rFonts w:ascii="Times New Roman" w:hAnsi="Times New Roman"/>
+                      <w:sz w:val="28"/>
+                      <w:szCs w:val="28"/>
+                    </w:rPr>
+                  </w:pPr>
+                  <w:r>
+                    <w:rPr>
+                      <w:rFonts w:ascii="Times New Roman" w:hAnsi="Times New Roman"/>
+                      <w:sz w:val="28"/>
+                      <w:szCs w:val="28"/>
+                    </w:rPr>
+                    <w:t>Современный рынок компьютерных комплектующих отличается высокой динамикой обновления ассортимента и разнообразием технических характеристик предлагаемой продукции. Потребители, занимающиеся самостоятельной сборкой персональных компьютеров, сталкиваются с необходимостью анализа большого объема информации о совместимости компонентов, сравнения производительности различных моделей и оценки их стоимости.</w:t>
+                  </w:r>
+                </w:p>
+                <w:p>
+                  <w:pPr>
+                    <w:ind w:left="708" w:firstLine="708"/>
+                    <w:rPr>
+                      <w:rFonts w:ascii="Times New Roman" w:hAnsi="Times New Roman"/>
+                      <w:sz w:val="28"/>
+                      <w:szCs w:val="28"/>
+                    </w:rPr>
+                  </w:pPr>
+                </w:p>
+                <w:p>
+                  <w:pPr>
+                    <w:ind w:left="708" w:firstLine="708"/>
+                    <w:rPr>
+                      <w:rFonts w:ascii="Times New Roman" w:hAnsi="Times New Roman"/>
+                      <w:sz w:val="28"/>
+                      <w:szCs w:val="28"/>
+                    </w:rPr>
+                  </w:pPr>
+                  <w:r>
+                    <w:rPr>
+                      <w:rFonts w:ascii="Times New Roman" w:hAnsi="Times New Roman"/>
+                      <w:sz w:val="28"/>
+                      <w:szCs w:val="28"/>
+                    </w:rPr>
+                    <w:t>Целью данной курсовой работы является разработка веб-каталога компьютерных комплектующих, обеспечивающего удобный поиск и представление технической информации о процессорах, видеокартах, материнских платах</w:t>
+                  </w:r>
+                  <w:r>
+                    <w:rPr>
+                      <w:rFonts w:ascii="Times New Roman" w:hAnsi="Times New Roman"/>
+                      <w:sz w:val="28"/>
+                      <w:szCs w:val="28"/>
+                    </w:rPr>
+                    <w:t xml:space="preserve"> и</w:t>
+                  </w:r>
+                  <w:r>
+                    <w:rPr>
+                      <w:rFonts w:ascii="Times New Roman" w:hAnsi="Times New Roman"/>
+                      <w:sz w:val="28"/>
+                      <w:szCs w:val="28"/>
+                    </w:rPr>
+                    <w:t xml:space="preserve"> оперативной памяти, а также предоставляющего административные средства для управления содержимым каталога.</w:t>
+                  </w:r>
+                </w:p>
+                <w:p>
+                  <w:pPr>
+                    <w:ind w:left="708" w:firstLine="708"/>
+                    <w:rPr>
+                      <w:rFonts w:ascii="Times New Roman" w:hAnsi="Times New Roman"/>
+                      <w:sz w:val="28"/>
+                      <w:szCs w:val="28"/>
+                    </w:rPr>
+                  </w:pPr>
+                </w:p>
+                <w:p>
+                  <w:pPr>
+                    <w:ind w:left="708" w:firstLine="708"/>
+                    <w:rPr>
+                      <w:rFonts w:ascii="Times New Roman" w:hAnsi="Times New Roman"/>
+                      <w:sz w:val="28"/>
+                      <w:szCs w:val="28"/>
+                    </w:rPr>
+                  </w:pPr>
+                  <w:r>
+                    <w:rPr>
+                      <w:rFonts w:ascii="Times New Roman" w:hAnsi="Times New Roman"/>
+                      <w:sz w:val="28"/>
+                      <w:szCs w:val="28"/>
+                    </w:rPr>
+                    <w:t xml:space="preserve">Для достижения цели решаются следующие задачи. Проведен анализ предметной области и сформированы требования к системе. Разработана архитектура клиент-серверного приложения с использованием HTML5, CSS3, </w:t>
                   </w:r>
                   <w:proofErr w:type="spellStart"/>
                   <w:r>
@@ -2259,7 +2325,7 @@
                       <w:sz w:val="28"/>
                       <w:szCs w:val="28"/>
                     </w:rPr>
-                    <w:t>киберспорта</w:t>
+                    <w:t>JavaScript</w:t>
                   </w:r>
                   <w:proofErr w:type="spellEnd"/>
                   <w:r>
@@ -2268,41 +2334,7 @@
                       <w:sz w:val="28"/>
                       <w:szCs w:val="28"/>
                     </w:rPr>
-                    <w:t xml:space="preserve"> и массовое увлечение компьютерными играми обусловливают необходимость современных IT-решений для оптимизации бизнес-процессов: точного учета присутствия и занятых мест. Динамического управления кафе, удобной регис</w:t>
-                  </w:r>
-                  <w:r>
-                    <w:rPr>
-                      <w:rFonts w:ascii="Times New Roman" w:hAnsi="Times New Roman"/>
-                      <w:sz w:val="28"/>
-                      <w:szCs w:val="28"/>
-                    </w:rPr>
-                    <w:t>т</w:t>
-                  </w:r>
-                  <w:r>
-                    <w:rPr>
-                      <w:rFonts w:ascii="Times New Roman" w:hAnsi="Times New Roman"/>
-                      <w:sz w:val="28"/>
-                      <w:szCs w:val="28"/>
-                    </w:rPr>
-                    <w:t>рации посетителей, и организации турниров по популярным дисциплинам.</w:t>
-                  </w:r>
-                </w:p>
-                <w:p>
-                  <w:pPr>
-                    <w:ind w:left="918" w:firstLine="498"/>
-                    <w:rPr>
-                      <w:rFonts w:ascii="Times New Roman" w:hAnsi="Times New Roman"/>
-                      <w:sz w:val="28"/>
-                      <w:szCs w:val="28"/>
-                    </w:rPr>
-                  </w:pPr>
-                  <w:r>
-                    <w:rPr>
-                      <w:rFonts w:ascii="Times New Roman" w:hAnsi="Times New Roman"/>
-                      <w:sz w:val="28"/>
-                      <w:szCs w:val="28"/>
-                    </w:rPr>
-                    <w:t xml:space="preserve">Цель курсовой работы — разработка полнофункциональной </w:t>
+                    <w:t xml:space="preserve">, PHP и </w:t>
                   </w:r>
                   <w:proofErr w:type="spellStart"/>
                   <w:r>
@@ -2311,15 +2343,7 @@
                       <w:sz w:val="28"/>
                       <w:szCs w:val="28"/>
                     </w:rPr>
-                    <w:t>веб-</w:t>
-                  </w:r>
-                  <w:r>
-                    <w:rPr>
-                      <w:rFonts w:ascii="Times New Roman" w:hAnsi="Times New Roman"/>
-                      <w:sz w:val="28"/>
-                      <w:szCs w:val="28"/>
-                    </w:rPr>
-                    <w:t>сайт</w:t>
+                    <w:t>MySQL</w:t>
                   </w:r>
                   <w:proofErr w:type="spellEnd"/>
                   <w:r>
@@ -2328,458 +2352,8 @@
                       <w:sz w:val="28"/>
                       <w:szCs w:val="28"/>
                     </w:rPr>
-                    <w:t xml:space="preserve">  для автоматизации систем управления игровым компьютерным клубом, объединяющей все ключевые подсистемы в едином удобном интерфейсе с динамич</w:t>
-                  </w:r>
-                  <w:r>
-                    <w:rPr>
-                      <w:rFonts w:ascii="Times New Roman" w:hAnsi="Times New Roman"/>
-                      <w:sz w:val="28"/>
-                      <w:szCs w:val="28"/>
-                    </w:rPr>
-                    <w:t>е</w:t>
-                  </w:r>
-                  <w:r>
-                    <w:rPr>
-                      <w:rFonts w:ascii="Times New Roman" w:hAnsi="Times New Roman"/>
-                      <w:sz w:val="28"/>
-                      <w:szCs w:val="28"/>
-                    </w:rPr>
-                    <w:t>ской визуализацией данных из реляционной базы данных.</w:t>
-                  </w:r>
-                </w:p>
-                <w:p>
-                  <w:pPr>
-                    <w:ind w:left="918" w:firstLine="498"/>
-                    <w:rPr>
-                      <w:rFonts w:ascii="Times New Roman" w:hAnsi="Times New Roman"/>
-                      <w:sz w:val="28"/>
-                      <w:szCs w:val="28"/>
-                    </w:rPr>
-                  </w:pPr>
-                  <w:r>
-                    <w:rPr>
-                      <w:rFonts w:ascii="Times New Roman" w:hAnsi="Times New Roman"/>
-                      <w:sz w:val="28"/>
-                      <w:szCs w:val="28"/>
-                    </w:rPr>
-                    <w:t>Актуальность работы обусловлена ​​необходимостью разработки комплек</w:t>
-                  </w:r>
-                  <w:r>
-                    <w:rPr>
-                      <w:rFonts w:ascii="Times New Roman" w:hAnsi="Times New Roman"/>
-                      <w:sz w:val="28"/>
-                      <w:szCs w:val="28"/>
-                    </w:rPr>
-                    <w:t>с</w:t>
-                  </w:r>
-                  <w:r>
-                    <w:rPr>
-                      <w:rFonts w:ascii="Times New Roman" w:hAnsi="Times New Roman"/>
-                      <w:sz w:val="28"/>
-                      <w:szCs w:val="28"/>
-                    </w:rPr>
-                    <w:t>ной  автоматизированной игровой компьютерным клубом, направив оптимизацию обработки трансляций участников и посетителей</w:t>
-                  </w:r>
-                  <w:r>
-                    <w:rPr>
-                      <w:rFonts w:ascii="Times New Roman" w:hAnsi="Times New Roman"/>
-                      <w:sz w:val="28"/>
-                      <w:szCs w:val="28"/>
-                    </w:rPr>
-                    <w:t xml:space="preserve">. В условиях сферы </w:t>
-                  </w:r>
-                  <w:proofErr w:type="spellStart"/>
-                  <w:r>
-                    <w:rPr>
-                      <w:rFonts w:ascii="Times New Roman" w:hAnsi="Times New Roman"/>
-                      <w:sz w:val="28"/>
-                      <w:szCs w:val="28"/>
-                    </w:rPr>
-                    <w:t>к</w:t>
-                  </w:r>
-                  <w:r>
-                    <w:rPr>
-                      <w:rFonts w:ascii="Times New Roman" w:hAnsi="Times New Roman"/>
-                      <w:sz w:val="28"/>
-                      <w:szCs w:val="28"/>
-                    </w:rPr>
-                    <w:t>и</w:t>
-                  </w:r>
-                  <w:r>
-                    <w:rPr>
-                      <w:rFonts w:ascii="Times New Roman" w:hAnsi="Times New Roman"/>
-                      <w:sz w:val="28"/>
-                      <w:szCs w:val="28"/>
-                    </w:rPr>
-                    <w:t>берспорта</w:t>
-                  </w:r>
-                  <w:proofErr w:type="spellEnd"/>
-                  <w:r>
-                    <w:rPr>
-                      <w:rFonts w:ascii="Times New Roman" w:hAnsi="Times New Roman"/>
-                      <w:sz w:val="28"/>
-                      <w:szCs w:val="28"/>
-                    </w:rPr>
-                    <w:t xml:space="preserve"> и игровых клубов наличие этих возможностей может стать условием конкурентных преимуществ, способствующих повышению качества провод</w:t>
-                  </w:r>
-                  <w:r>
-                    <w:rPr>
-                      <w:rFonts w:ascii="Times New Roman" w:hAnsi="Times New Roman"/>
-                      <w:sz w:val="28"/>
-                      <w:szCs w:val="28"/>
-                    </w:rPr>
-                    <w:t>и</w:t>
-                  </w:r>
-                  <w:r>
-                    <w:rPr>
-                      <w:rFonts w:ascii="Times New Roman" w:hAnsi="Times New Roman"/>
-                      <w:sz w:val="28"/>
-                      <w:szCs w:val="28"/>
-                    </w:rPr>
-                    <w:t>мых мероприятий и обеспечению лояльности других.</w:t>
-                  </w:r>
-                </w:p>
-                <w:p>
-                  <w:pPr>
-                    <w:ind w:left="918" w:firstLine="498"/>
-                    <w:rPr>
-                      <w:rFonts w:ascii="Times New Roman" w:hAnsi="Times New Roman"/>
-                      <w:sz w:val="28"/>
-                      <w:szCs w:val="28"/>
-                    </w:rPr>
-                  </w:pPr>
-                  <w:r>
-                    <w:rPr>
-                      <w:rFonts w:ascii="Times New Roman" w:hAnsi="Times New Roman"/>
-                      <w:sz w:val="28"/>
-                      <w:szCs w:val="28"/>
-                    </w:rPr>
-                    <w:t>В</w:t>
-                  </w:r>
-                  <w:r>
-                    <w:rPr>
-                      <w:rFonts w:ascii="Times New Roman" w:hAnsi="Times New Roman"/>
-                      <w:sz w:val="28"/>
-                      <w:szCs w:val="28"/>
-                    </w:rPr>
-                    <w:t xml:space="preserve"> процессе работы будет </w:t>
-                  </w:r>
-                  <w:proofErr w:type="gramStart"/>
-                  <w:r>
-                    <w:rPr>
-                      <w:rFonts w:ascii="Times New Roman" w:hAnsi="Times New Roman"/>
-                      <w:sz w:val="28"/>
-                      <w:szCs w:val="28"/>
-                    </w:rPr>
-                    <w:t xml:space="preserve">разработана </w:t>
-                  </w:r>
-                  <w:proofErr w:type="spellStart"/>
-                  <w:r>
-                    <w:rPr>
-                      <w:rFonts w:ascii="Times New Roman" w:hAnsi="Times New Roman"/>
-                      <w:sz w:val="28"/>
-                      <w:szCs w:val="28"/>
-                    </w:rPr>
-                    <w:t>веб-</w:t>
-                  </w:r>
-                  <w:r>
-                    <w:rPr>
-                      <w:rFonts w:ascii="Times New Roman" w:hAnsi="Times New Roman"/>
-                      <w:sz w:val="28"/>
-                      <w:szCs w:val="28"/>
-                    </w:rPr>
-                    <w:t>сайт</w:t>
-                  </w:r>
-                  <w:proofErr w:type="spellEnd"/>
-                  <w:r>
-                    <w:rPr>
-                      <w:rFonts w:ascii="Times New Roman" w:hAnsi="Times New Roman"/>
-                      <w:sz w:val="28"/>
-                      <w:szCs w:val="28"/>
-                    </w:rPr>
-                    <w:t xml:space="preserve">  реализован</w:t>
-                  </w:r>
-                  <w:proofErr w:type="gramEnd"/>
-                  <w:r>
-                    <w:rPr>
-                      <w:rFonts w:ascii="Times New Roman" w:hAnsi="Times New Roman"/>
-                      <w:sz w:val="28"/>
-                      <w:szCs w:val="28"/>
-                    </w:rPr>
-                    <w:t xml:space="preserve"> модуль залов создано сообщество </w:t>
-                  </w:r>
-                  <w:proofErr w:type="spellStart"/>
-                  <w:r>
-                    <w:rPr>
-                      <w:rFonts w:ascii="Times New Roman" w:hAnsi="Times New Roman"/>
-                      <w:sz w:val="28"/>
-                      <w:szCs w:val="28"/>
-                    </w:rPr>
-                    <w:t>ыввыфв</w:t>
-                  </w:r>
-                  <w:r>
-                    <w:rPr>
-                      <w:rFonts w:ascii="Times New Roman" w:hAnsi="Times New Roman"/>
-                      <w:sz w:val="28"/>
-                      <w:szCs w:val="28"/>
-                    </w:rPr>
-                    <w:t>с</w:t>
-                  </w:r>
-                  <w:proofErr w:type="spellEnd"/>
-                  <w:r>
-                    <w:rPr>
-                      <w:rFonts w:ascii="Times New Roman" w:hAnsi="Times New Roman"/>
-                      <w:sz w:val="28"/>
-                      <w:szCs w:val="28"/>
-                    </w:rPr>
-                    <w:t xml:space="preserve"> новостями</w:t>
-                  </w:r>
-                  <w:r>
-                    <w:rPr>
-                      <w:rFonts w:ascii="Times New Roman" w:hAnsi="Times New Roman"/>
-                      <w:sz w:val="28"/>
-                      <w:szCs w:val="28"/>
-                    </w:rPr>
-                    <w:t>/FAQ/</w:t>
-                  </w:r>
-                  <w:proofErr w:type="spellStart"/>
-                  <w:r>
-                    <w:rPr>
-                      <w:rFonts w:ascii="Times New Roman" w:hAnsi="Times New Roman"/>
-                      <w:sz w:val="28"/>
-                      <w:szCs w:val="28"/>
-                    </w:rPr>
-                    <w:t>слайдером</w:t>
-                  </w:r>
-                  <w:proofErr w:type="spellEnd"/>
-                  <w:r>
-                    <w:rPr>
-                      <w:rFonts w:ascii="Times New Roman" w:hAnsi="Times New Roman"/>
-                      <w:sz w:val="28"/>
-                      <w:szCs w:val="28"/>
-                    </w:rPr>
-                    <w:t>, кафе с товарами</w:t>
-                  </w:r>
-                  <w:r>
-                    <w:rPr>
-                      <w:rFonts w:ascii="Times New Roman" w:hAnsi="Times New Roman"/>
-                      <w:sz w:val="28"/>
-                      <w:szCs w:val="28"/>
-                    </w:rPr>
-                    <w:t>,</w:t>
-                  </w:r>
-                  <w:r>
-                    <w:rPr>
-                      <w:rFonts w:ascii="Times New Roman" w:hAnsi="Times New Roman"/>
-                      <w:sz w:val="28"/>
-                      <w:szCs w:val="28"/>
-                    </w:rPr>
-                    <w:t xml:space="preserve"> и</w:t>
-                  </w:r>
-                  <w:r>
-                    <w:rPr>
-                      <w:rFonts w:ascii="Times New Roman" w:hAnsi="Times New Roman"/>
-                      <w:sz w:val="28"/>
-                      <w:szCs w:val="28"/>
-                    </w:rPr>
-                    <w:t>н</w:t>
-                  </w:r>
-                  <w:r>
-                    <w:rPr>
-                      <w:rFonts w:ascii="Times New Roman" w:hAnsi="Times New Roman"/>
-                      <w:sz w:val="28"/>
-                      <w:szCs w:val="28"/>
-                    </w:rPr>
-                    <w:t>формация о клубе</w:t>
-                  </w:r>
-                  <w:r>
-                    <w:rPr>
-                      <w:rFonts w:ascii="Times New Roman" w:hAnsi="Times New Roman"/>
-                      <w:sz w:val="28"/>
-                      <w:szCs w:val="28"/>
-                    </w:rPr>
-                    <w:t>, актуальн</w:t>
-                  </w:r>
-                  <w:r>
-                    <w:rPr>
-                      <w:rFonts w:ascii="Times New Roman" w:hAnsi="Times New Roman"/>
-                      <w:sz w:val="28"/>
-                      <w:szCs w:val="28"/>
-                    </w:rPr>
-                    <w:t>ые турниры, с системой регистрации</w:t>
-                  </w:r>
-                </w:p>
-                <w:p>
-                  <w:pPr>
-                    <w:ind w:left="918"/>
-                    <w:rPr>
-                      <w:rFonts w:ascii="Times New Roman" w:hAnsi="Times New Roman"/>
-                      <w:sz w:val="28"/>
-                      <w:szCs w:val="28"/>
-                    </w:rPr>
-                  </w:pPr>
-                  <w:r>
-                    <w:rPr>
-                      <w:rFonts w:ascii="Times New Roman" w:hAnsi="Times New Roman"/>
-                      <w:sz w:val="28"/>
-                      <w:szCs w:val="28"/>
-                    </w:rPr>
-                    <w:t xml:space="preserve">Технологический стек включает PHP как основной </w:t>
-                  </w:r>
-                  <w:proofErr w:type="spellStart"/>
-                  <w:r>
-                    <w:rPr>
-                      <w:rFonts w:ascii="Times New Roman" w:hAnsi="Times New Roman"/>
-                      <w:sz w:val="28"/>
-                      <w:szCs w:val="28"/>
-                    </w:rPr>
-                    <w:t>ф</w:t>
-                  </w:r>
-                  <w:r>
-                    <w:rPr>
-                      <w:rFonts w:ascii="Times New Roman" w:hAnsi="Times New Roman"/>
-                      <w:sz w:val="28"/>
-                      <w:szCs w:val="28"/>
-                    </w:rPr>
-                    <w:t>реймворк</w:t>
-                  </w:r>
-                  <w:proofErr w:type="gramStart"/>
-                  <w:r>
-                    <w:rPr>
-                      <w:rFonts w:ascii="Times New Roman" w:hAnsi="Times New Roman"/>
-                      <w:sz w:val="28"/>
-                      <w:szCs w:val="28"/>
-                    </w:rPr>
-                    <w:t>backend</w:t>
-                  </w:r>
-                  <w:proofErr w:type="spellEnd"/>
-                  <w:proofErr w:type="gramEnd"/>
-                  <w:r>
-                    <w:rPr>
-                      <w:rFonts w:ascii="Times New Roman" w:hAnsi="Times New Roman"/>
-                      <w:sz w:val="28"/>
-                      <w:szCs w:val="28"/>
-                    </w:rPr>
-                    <w:t xml:space="preserve">, </w:t>
-                  </w:r>
-                  <w:proofErr w:type="spellStart"/>
-                  <w:r>
-                    <w:rPr>
-                      <w:rFonts w:ascii="Times New Roman" w:hAnsi="Times New Roman"/>
-                      <w:sz w:val="28"/>
-                      <w:szCs w:val="28"/>
-                    </w:rPr>
-                    <w:t>MySQL</w:t>
-                  </w:r>
-                  <w:proofErr w:type="spellEnd"/>
-                  <w:r>
-                    <w:rPr>
-                      <w:rFonts w:ascii="Times New Roman" w:hAnsi="Times New Roman"/>
-                      <w:sz w:val="28"/>
-                      <w:szCs w:val="28"/>
-                    </w:rPr>
-                    <w:t xml:space="preserve"> для хранения данных, </w:t>
-                  </w:r>
-                  <w:proofErr w:type="spellStart"/>
-                  <w:r>
-                    <w:rPr>
-                      <w:rFonts w:ascii="Times New Roman" w:hAnsi="Times New Roman"/>
-                      <w:sz w:val="28"/>
-                      <w:szCs w:val="28"/>
-                    </w:rPr>
-                    <w:t>mysqli</w:t>
-                  </w:r>
-                  <w:proofErr w:type="spellEnd"/>
-                  <w:r>
-                    <w:rPr>
-                      <w:rFonts w:ascii="Times New Roman" w:hAnsi="Times New Roman"/>
-                      <w:sz w:val="28"/>
-                      <w:szCs w:val="28"/>
-                    </w:rPr>
-                    <w:t xml:space="preserve"> для работы с базой данных, CSS </w:t>
-                  </w:r>
-                  <w:proofErr w:type="spellStart"/>
-                  <w:r>
-                    <w:rPr>
-                      <w:rFonts w:ascii="Times New Roman" w:hAnsi="Times New Roman"/>
-                      <w:sz w:val="28"/>
-                      <w:szCs w:val="28"/>
-                    </w:rPr>
-                    <w:t>Grid</w:t>
-                  </w:r>
-                  <w:proofErr w:type="spellEnd"/>
-                  <w:r>
-                    <w:rPr>
-                      <w:rFonts w:ascii="Times New Roman" w:hAnsi="Times New Roman"/>
-                      <w:sz w:val="28"/>
-                      <w:szCs w:val="28"/>
-                    </w:rPr>
-                    <w:t>/</w:t>
-                  </w:r>
-                  <w:proofErr w:type="spellStart"/>
-                  <w:r>
-                    <w:rPr>
-                      <w:rFonts w:ascii="Times New Roman" w:hAnsi="Times New Roman"/>
-                      <w:sz w:val="28"/>
-                      <w:szCs w:val="28"/>
-                    </w:rPr>
-                    <w:t>Flex</w:t>
-                  </w:r>
-                  <w:proofErr w:type="spellEnd"/>
-                  <w:r>
-                    <w:rPr>
-                      <w:rFonts w:ascii="Times New Roman" w:hAnsi="Times New Roman"/>
-                      <w:sz w:val="28"/>
-                      <w:szCs w:val="28"/>
-                    </w:rPr>
-                    <w:t xml:space="preserve"> для адаптивного интерфейса и </w:t>
-                  </w:r>
-                  <w:proofErr w:type="spellStart"/>
-                  <w:r>
-                    <w:rPr>
-                      <w:rFonts w:ascii="Times New Roman" w:hAnsi="Times New Roman"/>
-                      <w:sz w:val="28"/>
-                      <w:szCs w:val="28"/>
-                    </w:rPr>
-                    <w:t>JavaScript</w:t>
-                  </w:r>
-                  <w:proofErr w:type="spellEnd"/>
-                  <w:r>
-                    <w:rPr>
-                      <w:rFonts w:ascii="Times New Roman" w:hAnsi="Times New Roman"/>
-                      <w:sz w:val="28"/>
-                      <w:szCs w:val="28"/>
-                    </w:rPr>
-                    <w:t xml:space="preserve"> (</w:t>
-                  </w:r>
-                  <w:proofErr w:type="spellStart"/>
-                  <w:r>
-                    <w:rPr>
-                      <w:rFonts w:ascii="Times New Roman" w:hAnsi="Times New Roman"/>
-                      <w:sz w:val="28"/>
-                      <w:szCs w:val="28"/>
-                    </w:rPr>
-                    <w:t>Vanilla</w:t>
-                  </w:r>
-                  <w:proofErr w:type="spellEnd"/>
-                  <w:r>
-                    <w:rPr>
-                      <w:rFonts w:ascii="Times New Roman" w:hAnsi="Times New Roman"/>
-                      <w:sz w:val="28"/>
-                      <w:szCs w:val="28"/>
-                    </w:rPr>
-                    <w:t xml:space="preserve">) без </w:t>
-                  </w:r>
-                  <w:proofErr w:type="spellStart"/>
-                  <w:r>
-                    <w:rPr>
-                      <w:rFonts w:ascii="Times New Roman" w:hAnsi="Times New Roman"/>
-                      <w:sz w:val="28"/>
-                      <w:szCs w:val="28"/>
-                    </w:rPr>
-                    <w:t>использованиебиблеотек</w:t>
-                  </w:r>
-                  <w:proofErr w:type="spellEnd"/>
+                    <w:t>. Спроектирована реляционная база данных с учетом специфики хранения технических характеристик. Реализованы основные функциональные модули системы. Проведено тестирование и подготовлено руководство по установке.</w:t>
+                  </w:r>
                 </w:p>
                 <w:p>
                   <w:pPr>
@@ -2790,9 +2364,6 @@
                       <w:szCs w:val="28"/>
                     </w:rPr>
                   </w:pPr>
-                  <w:r>
-                    <w:tab/>
-                  </w:r>
                 </w:p>
                 <w:p>
                   <w:pPr>
@@ -3555,132 +3126,42 @@
               <w:txbxContent>
                 <w:p>
                   <w:pPr>
+                    <w:rPr>
+                      <w:rFonts w:ascii="Times New Roman" w:hAnsi="Times New Roman"/>
+                      <w:b/>
+                      <w:sz w:val="28"/>
+                      <w:szCs w:val="28"/>
+                    </w:rPr>
+                  </w:pPr>
+                </w:p>
+                <w:p>
+                  <w:pPr>
+                    <w:ind w:left="-142"/>
                     <w:jc w:val="center"/>
-                  </w:pPr>
-                </w:p>
-                <w:p>
-                  <w:pPr>
-                    <w:ind w:left="-142"/>
-                    <w:jc w:val="center"/>
                     <w:rPr>
                       <w:rFonts w:ascii="Times New Roman" w:hAnsi="Times New Roman"/>
                       <w:b/>
-                      <w:sz w:val="28"/>
-                      <w:szCs w:val="28"/>
-                    </w:rPr>
-                  </w:pPr>
-                </w:p>
-                <w:p>
-                  <w:pPr>
-                    <w:ind w:left="-142"/>
-                    <w:jc w:val="center"/>
+                      <w:sz w:val="24"/>
+                      <w:szCs w:val="24"/>
+                    </w:rPr>
+                  </w:pPr>
+                  <w:r>
                     <w:rPr>
                       <w:rFonts w:ascii="Times New Roman" w:hAnsi="Times New Roman"/>
                       <w:b/>
-                      <w:sz w:val="28"/>
-                      <w:szCs w:val="28"/>
-                    </w:rPr>
-                  </w:pPr>
+                      <w:sz w:val="24"/>
+                      <w:szCs w:val="24"/>
+                    </w:rPr>
+                    <w:t xml:space="preserve">Глава 1. </w:t>
+                  </w:r>
                   <w:r>
                     <w:rPr>
                       <w:rFonts w:ascii="Times New Roman" w:hAnsi="Times New Roman"/>
                       <w:b/>
-                      <w:sz w:val="28"/>
-                      <w:szCs w:val="28"/>
-                    </w:rPr>
-                    <w:t>Глава 1. Использование технологий</w:t>
-                  </w:r>
-                </w:p>
-                <w:p>
-                  <w:pPr>
-                    <w:ind w:left="908"/>
-                    <w:rPr>
-                      <w:rFonts w:ascii="Times New Roman" w:hAnsi="Times New Roman"/>
-                      <w:sz w:val="28"/>
-                      <w:szCs w:val="28"/>
-                    </w:rPr>
-                  </w:pPr>
-                  <w:r>
-                    <w:rPr>
-                      <w:rFonts w:ascii="Times New Roman" w:hAnsi="Times New Roman"/>
-                      <w:sz w:val="28"/>
-                      <w:szCs w:val="28"/>
-                    </w:rPr>
-                    <w:t xml:space="preserve">Это глава </w:t>
-                  </w:r>
-                  <w:proofErr w:type="gramStart"/>
-                  <w:r>
-                    <w:rPr>
-                      <w:rFonts w:ascii="Times New Roman" w:hAnsi="Times New Roman"/>
-                      <w:sz w:val="28"/>
-                      <w:szCs w:val="28"/>
-                    </w:rPr>
-                    <w:t>об</w:t>
-                  </w:r>
-                  <w:proofErr w:type="gramEnd"/>
-                  <w:r>
-                    <w:rPr>
-                      <w:rFonts w:ascii="Times New Roman" w:hAnsi="Times New Roman"/>
-                      <w:sz w:val="28"/>
-                      <w:szCs w:val="28"/>
-                    </w:rPr>
-                    <w:t xml:space="preserve"> используемых технологий</w:t>
-                  </w:r>
-                  <w:r>
-                    <w:rPr>
-                      <w:rFonts w:ascii="Times New Roman" w:hAnsi="Times New Roman"/>
-                      <w:sz w:val="28"/>
-                      <w:szCs w:val="28"/>
-                    </w:rPr>
-                    <w:t>.</w:t>
-                  </w:r>
-                  <w:r>
-                    <w:rPr>
-                      <w:rFonts w:ascii="Times New Roman" w:hAnsi="Times New Roman"/>
-                      <w:sz w:val="28"/>
-                      <w:szCs w:val="28"/>
-                    </w:rPr>
-                    <w:t xml:space="preserve"> В ней будет рассказано</w:t>
-                  </w:r>
-                  <w:r>
-                    <w:rPr>
-                      <w:rFonts w:ascii="Times New Roman" w:hAnsi="Times New Roman"/>
-                      <w:sz w:val="28"/>
-                      <w:szCs w:val="28"/>
-                    </w:rPr>
-                    <w:t>,</w:t>
-                  </w:r>
-                  <w:r>
-                    <w:rPr>
-                      <w:rFonts w:ascii="Times New Roman" w:hAnsi="Times New Roman"/>
-                      <w:sz w:val="28"/>
-                      <w:szCs w:val="28"/>
-                    </w:rPr>
-                    <w:t xml:space="preserve"> что будет и</w:t>
-                  </w:r>
-                  <w:r>
-                    <w:rPr>
-                      <w:rFonts w:ascii="Times New Roman" w:hAnsi="Times New Roman"/>
-                      <w:sz w:val="28"/>
-                      <w:szCs w:val="28"/>
-                    </w:rPr>
-                    <w:t>с</w:t>
-                  </w:r>
-                  <w:r>
-                    <w:rPr>
-                      <w:rFonts w:ascii="Times New Roman" w:hAnsi="Times New Roman"/>
-                      <w:sz w:val="28"/>
-                      <w:szCs w:val="28"/>
-                    </w:rPr>
-                    <w:t>пользоваться в проекте</w:t>
-                  </w:r>
-                  <w:r>
-                    <w:rPr>
-                      <w:rFonts w:ascii="Times New Roman" w:hAnsi="Times New Roman"/>
-                      <w:sz w:val="28"/>
-                      <w:szCs w:val="28"/>
-                    </w:rPr>
-                    <w:t>.</w:t>
+                      <w:sz w:val="24"/>
+                      <w:szCs w:val="24"/>
+                    </w:rPr>
+                    <w:t>Анализ предметной области</w:t>
                   </w:r>
                 </w:p>
                 <w:p>
@@ -3688,917 +3169,269 @@
                     <w:pStyle w:val="a4"/>
                     <w:numPr>
                       <w:ilvl w:val="1"/>
-                      <w:numId w:val="1"/>
+                      <w:numId w:val="26"/>
                     </w:numPr>
+                    <w:spacing w:line="480" w:lineRule="auto"/>
                     <w:jc w:val="center"/>
                     <w:rPr>
                       <w:rFonts w:ascii="Times New Roman" w:hAnsi="Times New Roman"/>
                       <w:b/>
-                      <w:sz w:val="28"/>
-                      <w:szCs w:val="28"/>
+                      <w:sz w:val="24"/>
+                      <w:szCs w:val="24"/>
                     </w:rPr>
                   </w:pPr>
                   <w:r>
                     <w:rPr>
                       <w:rFonts w:ascii="Times New Roman" w:hAnsi="Times New Roman"/>
                       <w:b/>
-                      <w:sz w:val="28"/>
-                      <w:szCs w:val="28"/>
-                    </w:rPr>
-                    <w:t>Описание технологий</w:t>
-                  </w:r>
-                  <w:r>
+                      <w:sz w:val="24"/>
+                      <w:szCs w:val="24"/>
+                    </w:rPr>
+                    <w:t>Назначение системы</w:t>
+                  </w:r>
+                </w:p>
+                <w:p>
+                  <w:pPr>
+                    <w:spacing w:before="400" w:after="400"/>
+                    <w:ind w:left="1701" w:right="851" w:firstLine="709"/>
+                    <w:jc w:val="both"/>
+                    <w:rPr>
+                      <w:rFonts w:ascii="Times New Roman" w:hAnsi="Times New Roman"/>
+                    </w:rPr>
+                  </w:pPr>
+                  <w:r>
+                    <w:rPr>
+                      <w:rFonts w:ascii="Times New Roman" w:hAnsi="Times New Roman"/>
+                    </w:rPr>
+                    <w:t>Предметная область компьютерных комплектующих включает аппаратные компоненты, используемые при сборке персональных компьютеров. Основные категории продукции: центральные процессоры, графиче</w:t>
+                  </w:r>
+                  <w:r>
+                    <w:rPr>
+                      <w:rFonts w:ascii="Times New Roman" w:hAnsi="Times New Roman"/>
+                    </w:rPr>
+                    <w:t>ские адаптеры, системные платы.</w:t>
+                  </w:r>
+                </w:p>
+                <w:p>
+                  <w:pPr>
+                    <w:spacing w:before="400" w:after="400"/>
+                    <w:ind w:left="1701" w:right="851" w:firstLine="709"/>
+                    <w:jc w:val="both"/>
+                    <w:rPr>
+                      <w:rFonts w:ascii="Times New Roman" w:hAnsi="Times New Roman"/>
+                    </w:rPr>
+                  </w:pPr>
+                  <w:r>
+                    <w:rPr>
+                      <w:rFonts w:ascii="Times New Roman" w:hAnsi="Times New Roman"/>
+                    </w:rPr>
+                    <w:t xml:space="preserve">Каждая категория характеризуется специфическими параметрами. Процессоры описываются архитектурой, количеством ядер, тактовой частотой, типом </w:t>
+                  </w:r>
+                  <w:proofErr w:type="spellStart"/>
+                  <w:r>
+                    <w:rPr>
+                      <w:rFonts w:ascii="Times New Roman" w:hAnsi="Times New Roman"/>
+                    </w:rPr>
+                    <w:t>сокета</w:t>
+                  </w:r>
+                  <w:proofErr w:type="spellEnd"/>
+                  <w:r>
+                    <w:rPr>
+                      <w:rFonts w:ascii="Times New Roman" w:hAnsi="Times New Roman"/>
+                    </w:rPr>
+                    <w:t xml:space="preserve">, тепловыделением, поддерживаемыми технологиями. Графические адаптеры характеризуются объемом памяти, частотой ядра, количеством потоковых процессоров, поддержкой </w:t>
+                  </w:r>
+                  <w:proofErr w:type="spellStart"/>
+                  <w:r>
+                    <w:rPr>
+                      <w:rFonts w:ascii="Times New Roman" w:hAnsi="Times New Roman"/>
+                    </w:rPr>
+                    <w:t>DirectX</w:t>
+                  </w:r>
+                  <w:proofErr w:type="spellEnd"/>
+                  <w:r>
+                    <w:rPr>
+                      <w:rFonts w:ascii="Times New Roman" w:hAnsi="Times New Roman"/>
+                    </w:rPr>
+                    <w:t xml:space="preserve"> и </w:t>
+                  </w:r>
+                  <w:proofErr w:type="spellStart"/>
+                  <w:r>
+                    <w:rPr>
+                      <w:rFonts w:ascii="Times New Roman" w:hAnsi="Times New Roman"/>
+                    </w:rPr>
+                    <w:t>OpenGL</w:t>
+                  </w:r>
+                  <w:proofErr w:type="spellEnd"/>
+                  <w:r>
+                    <w:rPr>
+                      <w:rFonts w:ascii="Times New Roman" w:hAnsi="Times New Roman"/>
+                    </w:rPr>
+                    <w:t xml:space="preserve">. Системные платы определяются </w:t>
+                  </w:r>
+                  <w:proofErr w:type="spellStart"/>
+                  <w:r>
+                    <w:rPr>
+                      <w:rFonts w:ascii="Times New Roman" w:hAnsi="Times New Roman"/>
+                    </w:rPr>
+                    <w:t>чипсетом</w:t>
+                  </w:r>
+                  <w:proofErr w:type="spellEnd"/>
+                  <w:r>
+                    <w:rPr>
+                      <w:rFonts w:ascii="Times New Roman" w:hAnsi="Times New Roman"/>
+                    </w:rPr>
+                    <w:t xml:space="preserve">, форм-фактором, типами слотов расширения, возможностями </w:t>
+                  </w:r>
+                  <w:proofErr w:type="spellStart"/>
+                  <w:r>
+                    <w:rPr>
+                      <w:rFonts w:ascii="Times New Roman" w:hAnsi="Times New Roman"/>
+                    </w:rPr>
+                    <w:t>оверклокинга</w:t>
+                  </w:r>
+                  <w:proofErr w:type="spellEnd"/>
+                  <w:r>
+                    <w:rPr>
+                      <w:rFonts w:ascii="Times New Roman" w:hAnsi="Times New Roman"/>
+                    </w:rPr>
+                    <w:t>.</w:t>
+                  </w:r>
+                  <w:r>
+                    <w:rPr>
+                      <w:rFonts w:ascii="Times New Roman" w:hAnsi="Times New Roman"/>
+                    </w:rPr>
+                    <w:br/>
+                  </w:r>
+                </w:p>
+                <w:p>
+                  <w:pPr>
+                    <w:spacing w:before="400" w:after="400"/>
+                    <w:ind w:left="1701" w:right="851" w:firstLine="709"/>
+                    <w:jc w:val="both"/>
+                    <w:rPr>
+                      <w:rFonts w:ascii="Times New Roman" w:hAnsi="Times New Roman"/>
+                      <w:sz w:val="24"/>
+                      <w:szCs w:val="24"/>
+                    </w:rPr>
+                  </w:pPr>
+                  <w:proofErr w:type="gramStart"/>
+                  <w:r>
+                    <w:rPr>
+                      <w:rFonts w:ascii="Times New Roman" w:hAnsi="Times New Roman"/>
+                    </w:rPr>
+                    <w:t>Назначение системы заключается в создании структурированного хранилища информации о комплектующих с возможностью поиска по техническим параметрам, просмотра детальных характеристик и административного управления ассортиментом.</w:t>
+                  </w:r>
+                  <w:proofErr w:type="gramEnd"/>
+                  <w:r>
+                    <w:rPr>
+                      <w:rFonts w:ascii="Times New Roman" w:hAnsi="Times New Roman"/>
+                    </w:rPr>
+                    <w:t xml:space="preserve"> Система решает задачи информирования потребителей о характеристиках продукции, упрощения выбора совместимых компонентов, предоставления менеджерам инструме</w:t>
+                  </w:r>
+                  <w:r>
+                    <w:rPr>
+                      <w:rFonts w:ascii="Times New Roman" w:hAnsi="Times New Roman"/>
+                    </w:rPr>
+                    <w:t>нтов для актуализации каталога</w:t>
+                  </w:r>
+                  <w:r>
+                    <w:rPr>
+                      <w:rFonts w:ascii="Times New Roman" w:hAnsi="Times New Roman"/>
+                      <w:sz w:val="24"/>
+                      <w:szCs w:val="24"/>
+                    </w:rPr>
+                    <w:t>.</w:t>
+                  </w:r>
+                </w:p>
+                <w:p>
+                  <w:pPr>
+                    <w:spacing w:before="400" w:after="400"/>
+                    <w:ind w:left="1701" w:right="851" w:firstLine="709"/>
+                    <w:jc w:val="both"/>
+                    <w:rPr>
+                      <w:rFonts w:ascii="Times New Roman" w:hAnsi="Times New Roman"/>
+                      <w:sz w:val="24"/>
+                      <w:szCs w:val="24"/>
+                    </w:rPr>
+                  </w:pPr>
+                </w:p>
+                <w:p>
+                  <w:pPr>
+                    <w:spacing w:before="400" w:after="400"/>
+                    <w:ind w:left="1701" w:right="851" w:firstLine="709"/>
+                    <w:jc w:val="center"/>
                     <w:rPr>
                       <w:rFonts w:ascii="Times New Roman" w:hAnsi="Times New Roman"/>
                       <w:b/>
                       <w:sz w:val="28"/>
                       <w:szCs w:val="28"/>
                     </w:rPr>
-                    <w:t xml:space="preserve"> разработки</w:t>
-                  </w:r>
-                </w:p>
-                <w:p>
-                  <w:pPr>
-                    <w:ind w:left="908"/>
-                    <w:rPr>
-                      <w:rFonts w:ascii="Times New Roman" w:hAnsi="Times New Roman"/>
-                      <w:sz w:val="28"/>
-                      <w:szCs w:val="28"/>
-                    </w:rPr>
-                  </w:pPr>
-                  <w:proofErr w:type="gramStart"/>
-                  <w:r>
-                    <w:rPr>
-                      <w:rFonts w:ascii="Times New Roman" w:hAnsi="Times New Roman"/>
-                      <w:sz w:val="28"/>
-                      <w:szCs w:val="28"/>
-                    </w:rPr>
-                    <w:t>В проекте исполь</w:t>
-                  </w:r>
-                  <w:r>
-                    <w:rPr>
-                      <w:rFonts w:ascii="Times New Roman" w:hAnsi="Times New Roman"/>
-                      <w:sz w:val="28"/>
-                      <w:szCs w:val="28"/>
-                    </w:rPr>
-                    <w:t>зуется классический LAMP-стек</w:t>
-                  </w:r>
-                  <w:r>
-                    <w:rPr>
-                      <w:rFonts w:ascii="Times New Roman" w:hAnsi="Times New Roman"/>
-                      <w:sz w:val="28"/>
-                      <w:szCs w:val="28"/>
-                    </w:rPr>
-                    <w:t xml:space="preserve"> (</w:t>
-                  </w:r>
-                  <w:r>
-                    <w:rPr>
-                      <w:rFonts w:ascii="Times New Roman" w:hAnsi="Times New Roman"/>
-                      <w:sz w:val="28"/>
-                      <w:szCs w:val="28"/>
-                      <w:lang w:val="en-US"/>
-                    </w:rPr>
-                    <w:t>Linux</w:t>
-                  </w:r>
-                  <w:r>
-                    <w:rPr>
-                      <w:rFonts w:ascii="Times New Roman" w:hAnsi="Times New Roman"/>
-                      <w:sz w:val="28"/>
-                      <w:szCs w:val="28"/>
-                    </w:rPr>
-                    <w:t>/</w:t>
-                  </w:r>
-                  <w:proofErr w:type="spellStart"/>
-                  <w:r>
-                    <w:rPr>
-                      <w:rFonts w:ascii="Times New Roman" w:hAnsi="Times New Roman"/>
-                      <w:sz w:val="28"/>
-                      <w:szCs w:val="28"/>
-                    </w:rPr>
-                    <w:t>Apache</w:t>
-                  </w:r>
-                  <w:proofErr w:type="spellEnd"/>
-                  <w:r>
-                    <w:rPr>
-                      <w:rFonts w:ascii="Times New Roman" w:hAnsi="Times New Roman"/>
-                      <w:sz w:val="28"/>
-                      <w:szCs w:val="28"/>
-                    </w:rPr>
-                    <w:t>/</w:t>
-                  </w:r>
-                  <w:proofErr w:type="spellStart"/>
-                  <w:r>
-                    <w:rPr>
-                      <w:rFonts w:ascii="Times New Roman" w:hAnsi="Times New Roman"/>
-                      <w:sz w:val="28"/>
-                      <w:szCs w:val="28"/>
-                    </w:rPr>
-                    <w:t>MySQL</w:t>
-                  </w:r>
-                  <w:proofErr w:type="spellEnd"/>
-                  <w:r>
-                    <w:rPr>
-                      <w:rFonts w:ascii="Times New Roman" w:hAnsi="Times New Roman"/>
-                      <w:sz w:val="28"/>
-                      <w:szCs w:val="28"/>
-                    </w:rPr>
-                    <w:t xml:space="preserve">/PHP) с современными </w:t>
-                  </w:r>
-                  <w:proofErr w:type="spellStart"/>
-                  <w:r>
-                    <w:rPr>
-                      <w:rFonts w:ascii="Times New Roman" w:hAnsi="Times New Roman"/>
-                      <w:sz w:val="28"/>
-                      <w:szCs w:val="28"/>
-                    </w:rPr>
-                    <w:t>веб-технологиями</w:t>
-                  </w:r>
-                  <w:proofErr w:type="spellEnd"/>
-                  <w:r>
-                    <w:rPr>
-                      <w:rFonts w:ascii="Times New Roman" w:hAnsi="Times New Roman"/>
-                      <w:sz w:val="28"/>
-                      <w:szCs w:val="28"/>
-                    </w:rPr>
-                    <w:t>, обеспечивающими высокую производ</w:t>
-                  </w:r>
-                  <w:r>
-                    <w:rPr>
-                      <w:rFonts w:ascii="Times New Roman" w:hAnsi="Times New Roman"/>
-                      <w:sz w:val="28"/>
-                      <w:szCs w:val="28"/>
-                    </w:rPr>
-                    <w:t>и</w:t>
-                  </w:r>
-                  <w:r>
-                    <w:rPr>
-                      <w:rFonts w:ascii="Times New Roman" w:hAnsi="Times New Roman"/>
-                      <w:sz w:val="28"/>
-                      <w:szCs w:val="28"/>
-                    </w:rPr>
-                    <w:t xml:space="preserve">тельность, адаптивность и динамическую работу с данными без использования </w:t>
-                  </w:r>
-                  <w:proofErr w:type="spellStart"/>
-                  <w:r>
-                    <w:rPr>
-                      <w:rFonts w:ascii="Times New Roman" w:hAnsi="Times New Roman"/>
-                      <w:sz w:val="28"/>
-                      <w:szCs w:val="28"/>
-                    </w:rPr>
-                    <w:t>стороннихфреймворков</w:t>
-                  </w:r>
-                  <w:proofErr w:type="spellEnd"/>
-                  <w:r>
-                    <w:rPr>
-                      <w:rFonts w:ascii="Times New Roman" w:hAnsi="Times New Roman"/>
-                      <w:sz w:val="28"/>
-                      <w:szCs w:val="28"/>
-                    </w:rPr>
-                    <w:t xml:space="preserve"> и библиотек.</w:t>
-                  </w:r>
-                  <w:proofErr w:type="gramEnd"/>
-                </w:p>
-                <w:p>
-                  <w:pPr>
-                    <w:ind w:left="908"/>
-                    <w:rPr>
-                      <w:rFonts w:ascii="Times New Roman" w:hAnsi="Times New Roman"/>
-                      <w:sz w:val="28"/>
-                      <w:szCs w:val="28"/>
-                    </w:rPr>
-                  </w:pPr>
-                  <w:r>
-                    <w:rPr>
-                      <w:rFonts w:ascii="Times New Roman" w:hAnsi="Times New Roman"/>
-                      <w:sz w:val="28"/>
-                      <w:szCs w:val="28"/>
-                    </w:rPr>
-                    <w:t>Компоненты LAMP-стека</w:t>
-                  </w:r>
-                </w:p>
-                <w:p>
-                  <w:pPr>
-                    <w:pStyle w:val="a4"/>
-                    <w:numPr>
-                      <w:ilvl w:val="0"/>
-                      <w:numId w:val="2"/>
-                    </w:numPr>
-                    <w:rPr>
-                      <w:rFonts w:ascii="Times New Roman" w:hAnsi="Times New Roman"/>
-                      <w:sz w:val="28"/>
-                      <w:szCs w:val="28"/>
-                    </w:rPr>
-                  </w:pPr>
-                  <w:proofErr w:type="spellStart"/>
-                  <w:r>
-                    <w:rPr>
-                      <w:rFonts w:ascii="Times New Roman" w:hAnsi="Times New Roman"/>
-                      <w:sz w:val="28"/>
-                      <w:szCs w:val="28"/>
-                    </w:rPr>
-                    <w:t>Linux</w:t>
-                  </w:r>
-                  <w:proofErr w:type="spellEnd"/>
-                  <w:r>
-                    <w:rPr>
-                      <w:rFonts w:ascii="Times New Roman" w:hAnsi="Times New Roman"/>
-                      <w:sz w:val="28"/>
-                      <w:szCs w:val="28"/>
-                    </w:rPr>
-                    <w:t xml:space="preserve"> (L): Операционная система, являющаяся фундаментом, на котором работают остальные компоненты.</w:t>
-                  </w:r>
-                </w:p>
-                <w:p>
-                  <w:pPr>
-                    <w:pStyle w:val="a4"/>
-                    <w:numPr>
-                      <w:ilvl w:val="0"/>
-                      <w:numId w:val="2"/>
-                    </w:numPr>
-                    <w:rPr>
-                      <w:rFonts w:ascii="Times New Roman" w:hAnsi="Times New Roman"/>
-                      <w:sz w:val="28"/>
-                      <w:szCs w:val="28"/>
-                    </w:rPr>
-                  </w:pPr>
-                  <w:proofErr w:type="spellStart"/>
-                  <w:r>
-                    <w:rPr>
-                      <w:rFonts w:ascii="Times New Roman" w:hAnsi="Times New Roman"/>
-                      <w:sz w:val="28"/>
-                      <w:szCs w:val="28"/>
-                    </w:rPr>
-                    <w:t>Apache</w:t>
-                  </w:r>
-                  <w:proofErr w:type="spellEnd"/>
-                  <w:r>
-                    <w:rPr>
-                      <w:rFonts w:ascii="Times New Roman" w:hAnsi="Times New Roman"/>
-                      <w:sz w:val="28"/>
-                      <w:szCs w:val="28"/>
-                    </w:rPr>
-                    <w:t xml:space="preserve"> (A): </w:t>
-                  </w:r>
-                  <w:proofErr w:type="spellStart"/>
-                  <w:r>
-                    <w:rPr>
-                      <w:rFonts w:ascii="Times New Roman" w:hAnsi="Times New Roman"/>
-                      <w:sz w:val="28"/>
-                      <w:szCs w:val="28"/>
-                    </w:rPr>
-                    <w:t>Веб-сервер</w:t>
-                  </w:r>
-                  <w:proofErr w:type="spellEnd"/>
-                  <w:r>
-                    <w:rPr>
-                      <w:rFonts w:ascii="Times New Roman" w:hAnsi="Times New Roman"/>
-                      <w:sz w:val="28"/>
-                      <w:szCs w:val="28"/>
-                    </w:rPr>
-                    <w:t xml:space="preserve">, </w:t>
-                  </w:r>
-                  <w:proofErr w:type="gramStart"/>
-                  <w:r>
-                    <w:rPr>
-                      <w:rFonts w:ascii="Times New Roman" w:hAnsi="Times New Roman"/>
-                      <w:sz w:val="28"/>
-                      <w:szCs w:val="28"/>
-                    </w:rPr>
-                    <w:t>который</w:t>
-                  </w:r>
-                  <w:proofErr w:type="gramEnd"/>
-                  <w:r>
-                    <w:rPr>
-                      <w:rFonts w:ascii="Times New Roman" w:hAnsi="Times New Roman"/>
-                      <w:sz w:val="28"/>
-                      <w:szCs w:val="28"/>
-                    </w:rPr>
-                    <w:t xml:space="preserve"> принимает запросы от пользователей (браузеров) и выдает страницы сайта.</w:t>
-                  </w:r>
-                </w:p>
-                <w:p>
-                  <w:pPr>
-                    <w:pStyle w:val="a4"/>
-                    <w:numPr>
-                      <w:ilvl w:val="0"/>
-                      <w:numId w:val="2"/>
-                    </w:numPr>
-                    <w:rPr>
-                      <w:rFonts w:ascii="Times New Roman" w:hAnsi="Times New Roman"/>
-                      <w:sz w:val="28"/>
-                      <w:szCs w:val="28"/>
-                    </w:rPr>
-                  </w:pPr>
-                  <w:proofErr w:type="spellStart"/>
-                  <w:r>
-                    <w:rPr>
-                      <w:rFonts w:ascii="Times New Roman" w:hAnsi="Times New Roman"/>
-                      <w:sz w:val="28"/>
-                      <w:szCs w:val="28"/>
-                    </w:rPr>
-                    <w:t>MySQL</w:t>
-                  </w:r>
-                  <w:proofErr w:type="spellEnd"/>
-                  <w:r>
-                    <w:rPr>
-                      <w:rFonts w:ascii="Times New Roman" w:hAnsi="Times New Roman"/>
-                      <w:sz w:val="28"/>
-                      <w:szCs w:val="28"/>
-                    </w:rPr>
-                    <w:t xml:space="preserve"> / </w:t>
-                  </w:r>
-                  <w:proofErr w:type="spellStart"/>
-                  <w:r>
-                    <w:rPr>
-                      <w:rFonts w:ascii="Times New Roman" w:hAnsi="Times New Roman"/>
-                      <w:sz w:val="28"/>
-                      <w:szCs w:val="28"/>
-                    </w:rPr>
-                    <w:t>MariaDB</w:t>
-                  </w:r>
-                  <w:proofErr w:type="spellEnd"/>
-                  <w:r>
-                    <w:rPr>
-                      <w:rFonts w:ascii="Times New Roman" w:hAnsi="Times New Roman"/>
-                      <w:sz w:val="28"/>
-                      <w:szCs w:val="28"/>
-                    </w:rPr>
-                    <w:t xml:space="preserve"> (M): Система управления базами данных (СУБД), где хранятся все данные сайта.</w:t>
-                  </w:r>
-                </w:p>
-                <w:p>
-                  <w:pPr>
-                    <w:pStyle w:val="a4"/>
-                    <w:numPr>
-                      <w:ilvl w:val="0"/>
-                      <w:numId w:val="2"/>
-                    </w:numPr>
-                    <w:rPr>
-                      <w:rFonts w:ascii="Times New Roman" w:hAnsi="Times New Roman"/>
-                      <w:sz w:val="28"/>
-                      <w:szCs w:val="28"/>
-                    </w:rPr>
-                  </w:pPr>
-                  <w:r>
-                    <w:rPr>
-                      <w:rFonts w:ascii="Times New Roman" w:hAnsi="Times New Roman"/>
-                      <w:sz w:val="28"/>
-                      <w:szCs w:val="28"/>
-                    </w:rPr>
-                    <w:t xml:space="preserve">PHP / </w:t>
-                  </w:r>
-                  <w:proofErr w:type="spellStart"/>
-                  <w:r>
-                    <w:rPr>
-                      <w:rFonts w:ascii="Times New Roman" w:hAnsi="Times New Roman"/>
-                      <w:sz w:val="28"/>
-                      <w:szCs w:val="28"/>
-                    </w:rPr>
-                    <w:t>Python</w:t>
-                  </w:r>
-                  <w:proofErr w:type="spellEnd"/>
-                  <w:r>
-                    <w:rPr>
-                      <w:rFonts w:ascii="Times New Roman" w:hAnsi="Times New Roman"/>
-                      <w:sz w:val="28"/>
-                      <w:szCs w:val="28"/>
-                    </w:rPr>
-                    <w:t xml:space="preserve"> / </w:t>
-                  </w:r>
-                  <w:proofErr w:type="spellStart"/>
-                  <w:r>
-                    <w:rPr>
-                      <w:rFonts w:ascii="Times New Roman" w:hAnsi="Times New Roman"/>
-                      <w:sz w:val="28"/>
-                      <w:szCs w:val="28"/>
-                    </w:rPr>
-                    <w:t>Perl</w:t>
-                  </w:r>
-                  <w:proofErr w:type="spellEnd"/>
-                  <w:r>
-                    <w:rPr>
-                      <w:rFonts w:ascii="Times New Roman" w:hAnsi="Times New Roman"/>
-                      <w:sz w:val="28"/>
-                      <w:szCs w:val="28"/>
-                    </w:rPr>
-                    <w:t xml:space="preserve"> (P): Язык программирования, обеспечивающий дин</w:t>
-                  </w:r>
-                  <w:r>
-                    <w:rPr>
-                      <w:rFonts w:ascii="Times New Roman" w:hAnsi="Times New Roman"/>
-                      <w:sz w:val="28"/>
-                      <w:szCs w:val="28"/>
-                    </w:rPr>
-                    <w:t>а</w:t>
-                  </w:r>
-                  <w:r>
-                    <w:rPr>
-                      <w:rFonts w:ascii="Times New Roman" w:hAnsi="Times New Roman"/>
-                      <w:sz w:val="28"/>
-                      <w:szCs w:val="28"/>
-                    </w:rPr>
-                    <w:t>мическую генерацию страниц.</w:t>
-                  </w:r>
-                </w:p>
-                <w:p>
-                  <w:pPr>
-                    <w:ind w:left="560" w:firstLine="148"/>
-                    <w:rPr>
-                      <w:rFonts w:ascii="Times New Roman" w:hAnsi="Times New Roman"/>
-                      <w:sz w:val="28"/>
-                      <w:szCs w:val="28"/>
-                    </w:rPr>
-                  </w:pPr>
-                  <w:r>
-                    <w:rPr>
-                      <w:rFonts w:ascii="Times New Roman" w:hAnsi="Times New Roman"/>
-                      <w:sz w:val="28"/>
-                      <w:szCs w:val="28"/>
-                    </w:rPr>
-                    <w:t xml:space="preserve">   Клиентская часть</w:t>
-                  </w:r>
-                </w:p>
-                <w:p>
-                  <w:pPr>
-                    <w:pStyle w:val="a4"/>
-                    <w:numPr>
-                      <w:ilvl w:val="0"/>
-                      <w:numId w:val="3"/>
-                    </w:numPr>
-                    <w:rPr>
-                      <w:rFonts w:ascii="Times New Roman" w:hAnsi="Times New Roman"/>
-                      <w:sz w:val="28"/>
-                      <w:szCs w:val="28"/>
-                    </w:rPr>
-                  </w:pPr>
-                  <w:r>
-                    <w:rPr>
-                      <w:rFonts w:ascii="Times New Roman" w:hAnsi="Times New Roman"/>
-                      <w:sz w:val="28"/>
-                      <w:szCs w:val="28"/>
-                      <w:lang w:val="en-US"/>
-                    </w:rPr>
-                    <w:t>HTML</w:t>
-                  </w:r>
-                  <w:r>
-                    <w:rPr>
-                      <w:rFonts w:ascii="Times New Roman" w:hAnsi="Times New Roman"/>
-                      <w:sz w:val="28"/>
-                      <w:szCs w:val="28"/>
-                    </w:rPr>
-                    <w:t>5 (Семантика): Использование тегов &lt;</w:t>
-                  </w:r>
-                  <w:r>
-                    <w:rPr>
-                      <w:rFonts w:ascii="Times New Roman" w:hAnsi="Times New Roman"/>
-                      <w:sz w:val="28"/>
-                      <w:szCs w:val="28"/>
-                      <w:lang w:val="en-US"/>
-                    </w:rPr>
-                    <w:t>header</w:t>
-                  </w:r>
-                  <w:r>
-                    <w:rPr>
-                      <w:rFonts w:ascii="Times New Roman" w:hAnsi="Times New Roman"/>
-                      <w:sz w:val="28"/>
-                      <w:szCs w:val="28"/>
-                    </w:rPr>
-                    <w:t>&gt;, &lt;</w:t>
-                  </w:r>
-                  <w:proofErr w:type="spellStart"/>
-                  <w:r>
-                    <w:rPr>
-                      <w:rFonts w:ascii="Times New Roman" w:hAnsi="Times New Roman"/>
-                      <w:sz w:val="28"/>
-                      <w:szCs w:val="28"/>
-                      <w:lang w:val="en-US"/>
-                    </w:rPr>
-                    <w:t>nav</w:t>
-                  </w:r>
-                  <w:proofErr w:type="spellEnd"/>
-                  <w:r>
-                    <w:rPr>
-                      <w:rFonts w:ascii="Times New Roman" w:hAnsi="Times New Roman"/>
-                      <w:sz w:val="28"/>
-                      <w:szCs w:val="28"/>
-                    </w:rPr>
-                    <w:t>&gt;, &lt;</w:t>
-                  </w:r>
-                  <w:r>
-                    <w:rPr>
-                      <w:rFonts w:ascii="Times New Roman" w:hAnsi="Times New Roman"/>
-                      <w:sz w:val="28"/>
-                      <w:szCs w:val="28"/>
-                      <w:lang w:val="en-US"/>
-                    </w:rPr>
-                    <w:t>main</w:t>
-                  </w:r>
-                  <w:r>
-                    <w:rPr>
-                      <w:rFonts w:ascii="Times New Roman" w:hAnsi="Times New Roman"/>
-                      <w:sz w:val="28"/>
-                      <w:szCs w:val="28"/>
-                    </w:rPr>
-                    <w:t>&gt;, &lt;</w:t>
-                  </w:r>
-                  <w:r>
-                    <w:rPr>
-                      <w:rFonts w:ascii="Times New Roman" w:hAnsi="Times New Roman"/>
-                      <w:sz w:val="28"/>
-                      <w:szCs w:val="28"/>
-                      <w:lang w:val="en-US"/>
-                    </w:rPr>
-                    <w:t>a</w:t>
-                  </w:r>
-                  <w:r>
-                    <w:rPr>
-                      <w:rFonts w:ascii="Times New Roman" w:hAnsi="Times New Roman"/>
-                      <w:sz w:val="28"/>
-                      <w:szCs w:val="28"/>
-                      <w:lang w:val="en-US"/>
-                    </w:rPr>
-                    <w:t>r</w:t>
-                  </w:r>
-                  <w:r>
-                    <w:rPr>
-                      <w:rFonts w:ascii="Times New Roman" w:hAnsi="Times New Roman"/>
-                      <w:sz w:val="28"/>
-                      <w:szCs w:val="28"/>
-                      <w:lang w:val="en-US"/>
-                    </w:rPr>
-                    <w:t>ticle</w:t>
-                  </w:r>
-                  <w:r>
-                    <w:rPr>
-                      <w:rFonts w:ascii="Times New Roman" w:hAnsi="Times New Roman"/>
-                      <w:sz w:val="28"/>
-                      <w:szCs w:val="28"/>
-                    </w:rPr>
-                    <w:t>&gt;, &lt;</w:t>
-                  </w:r>
-                  <w:r>
-                    <w:rPr>
-                      <w:rFonts w:ascii="Times New Roman" w:hAnsi="Times New Roman"/>
-                      <w:sz w:val="28"/>
-                      <w:szCs w:val="28"/>
-                      <w:lang w:val="en-US"/>
-                    </w:rPr>
-                    <w:t>footer</w:t>
-                  </w:r>
-                  <w:r>
-                    <w:rPr>
-                      <w:rFonts w:ascii="Times New Roman" w:hAnsi="Times New Roman"/>
-                      <w:sz w:val="28"/>
-                      <w:szCs w:val="28"/>
-                    </w:rPr>
-                    <w:t xml:space="preserve">&gt; для улучшения </w:t>
-                  </w:r>
-                  <w:r>
-                    <w:rPr>
-                      <w:rFonts w:ascii="Times New Roman" w:hAnsi="Times New Roman"/>
-                      <w:sz w:val="28"/>
-                      <w:szCs w:val="28"/>
-                      <w:lang w:val="en-US"/>
-                    </w:rPr>
-                    <w:t>SEO</w:t>
-                  </w:r>
-                  <w:r>
-                    <w:rPr>
-                      <w:rFonts w:ascii="Times New Roman" w:hAnsi="Times New Roman"/>
-                      <w:sz w:val="28"/>
-                      <w:szCs w:val="28"/>
-                    </w:rPr>
-                    <w:t xml:space="preserve"> и доступности (</w:t>
-                  </w:r>
-                  <w:r>
-                    <w:rPr>
-                      <w:rFonts w:ascii="Times New Roman" w:hAnsi="Times New Roman"/>
-                      <w:sz w:val="28"/>
-                      <w:szCs w:val="28"/>
-                      <w:lang w:val="en-US"/>
-                    </w:rPr>
-                    <w:t>accessibility</w:t>
-                  </w:r>
-                  <w:r>
-                    <w:rPr>
-                      <w:rFonts w:ascii="Times New Roman" w:hAnsi="Times New Roman"/>
-                      <w:sz w:val="28"/>
-                      <w:szCs w:val="28"/>
-                    </w:rPr>
-                    <w:t>).</w:t>
-                  </w:r>
-                </w:p>
-                <w:p>
-                  <w:pPr>
-                    <w:pStyle w:val="a4"/>
-                    <w:numPr>
-                      <w:ilvl w:val="0"/>
-                      <w:numId w:val="3"/>
-                    </w:numPr>
-                    <w:rPr>
-                      <w:rFonts w:ascii="Times New Roman" w:hAnsi="Times New Roman"/>
-                      <w:sz w:val="28"/>
-                      <w:szCs w:val="28"/>
-                    </w:rPr>
-                  </w:pPr>
-                  <w:r>
-                    <w:rPr>
-                      <w:rFonts w:ascii="Times New Roman" w:hAnsi="Times New Roman"/>
-                      <w:sz w:val="28"/>
-                      <w:szCs w:val="28"/>
-                      <w:lang w:val="en-US"/>
-                    </w:rPr>
-                    <w:t>CSS</w:t>
-                  </w:r>
-                  <w:r>
-                    <w:rPr>
-                      <w:rFonts w:ascii="Times New Roman" w:hAnsi="Times New Roman"/>
-                      <w:sz w:val="28"/>
-                      <w:szCs w:val="28"/>
-                    </w:rPr>
-                    <w:t>3 (</w:t>
-                  </w:r>
-                  <w:proofErr w:type="spellStart"/>
-                  <w:r>
-                    <w:rPr>
-                      <w:rFonts w:ascii="Times New Roman" w:hAnsi="Times New Roman"/>
-                      <w:sz w:val="28"/>
-                      <w:szCs w:val="28"/>
-                    </w:rPr>
-                    <w:t>Адаптив</w:t>
-                  </w:r>
-                  <w:proofErr w:type="spellEnd"/>
-                  <w:r>
-                    <w:rPr>
-                      <w:rFonts w:ascii="Times New Roman" w:hAnsi="Times New Roman"/>
-                      <w:sz w:val="28"/>
-                      <w:szCs w:val="28"/>
-                    </w:rPr>
-                    <w:t xml:space="preserve">): Применение </w:t>
-                  </w:r>
-                  <w:proofErr w:type="spellStart"/>
-                  <w:r>
-                    <w:rPr>
-                      <w:rFonts w:ascii="Times New Roman" w:hAnsi="Times New Roman"/>
-                      <w:sz w:val="28"/>
-                      <w:szCs w:val="28"/>
-                      <w:lang w:val="en-US"/>
-                    </w:rPr>
-                    <w:t>Flexbox</w:t>
-                  </w:r>
-                  <w:proofErr w:type="spellEnd"/>
-                  <w:r>
-                    <w:rPr>
-                      <w:rFonts w:ascii="Times New Roman" w:hAnsi="Times New Roman"/>
-                      <w:sz w:val="28"/>
-                      <w:szCs w:val="28"/>
-                    </w:rPr>
-                    <w:t xml:space="preserve"> (для одномерных макетов) и </w:t>
-                  </w:r>
-                  <w:r>
-                    <w:rPr>
-                      <w:rFonts w:ascii="Times New Roman" w:hAnsi="Times New Roman"/>
-                      <w:sz w:val="28"/>
-                      <w:szCs w:val="28"/>
-                      <w:lang w:val="en-US"/>
-                    </w:rPr>
-                    <w:t>Grid</w:t>
-                  </w:r>
-                  <w:r>
-                    <w:rPr>
-                      <w:rFonts w:ascii="Times New Roman" w:hAnsi="Times New Roman"/>
-                      <w:sz w:val="28"/>
-                      <w:szCs w:val="28"/>
-                    </w:rPr>
-                    <w:t xml:space="preserve"> (для двумерных сеток), обеспечивающих корректное отображение на любых устройствах.</w:t>
-                  </w:r>
-                </w:p>
-                <w:p>
-                  <w:pPr>
-                    <w:pStyle w:val="a4"/>
-                    <w:numPr>
-                      <w:ilvl w:val="0"/>
-                      <w:numId w:val="3"/>
-                    </w:numPr>
-                    <w:rPr>
-                      <w:rFonts w:ascii="Times New Roman" w:hAnsi="Times New Roman"/>
-                      <w:sz w:val="28"/>
-                      <w:szCs w:val="28"/>
-                    </w:rPr>
-                  </w:pPr>
-                  <w:r>
-                    <w:rPr>
-                      <w:rFonts w:ascii="Times New Roman" w:hAnsi="Times New Roman"/>
-                      <w:sz w:val="28"/>
-                      <w:szCs w:val="28"/>
-                      <w:lang w:val="en-US"/>
-                    </w:rPr>
-                    <w:t>JavaScript</w:t>
-                  </w:r>
-                  <w:r>
-                    <w:rPr>
-                      <w:rFonts w:ascii="Times New Roman" w:hAnsi="Times New Roman"/>
-                      <w:sz w:val="28"/>
-                      <w:szCs w:val="28"/>
-                    </w:rPr>
-                    <w:t xml:space="preserve"> (</w:t>
-                  </w:r>
-                  <w:r>
-                    <w:rPr>
-                      <w:rFonts w:ascii="Times New Roman" w:hAnsi="Times New Roman"/>
-                      <w:sz w:val="28"/>
-                      <w:szCs w:val="28"/>
-                      <w:lang w:val="en-US"/>
-                    </w:rPr>
-                    <w:t>Vanilla</w:t>
-                  </w:r>
-                  <w:r>
-                    <w:rPr>
-                      <w:rFonts w:ascii="Times New Roman" w:hAnsi="Times New Roman"/>
-                      <w:sz w:val="28"/>
-                      <w:szCs w:val="28"/>
-                    </w:rPr>
-                    <w:t xml:space="preserve">): Работа с </w:t>
-                  </w:r>
-                  <w:r>
-                    <w:rPr>
-                      <w:rFonts w:ascii="Times New Roman" w:hAnsi="Times New Roman"/>
-                      <w:sz w:val="28"/>
-                      <w:szCs w:val="28"/>
-                      <w:lang w:val="en-US"/>
-                    </w:rPr>
-                    <w:t>DOM</w:t>
-                  </w:r>
-                  <w:r>
-                    <w:rPr>
-                      <w:rFonts w:ascii="Times New Roman" w:hAnsi="Times New Roman"/>
-                      <w:sz w:val="28"/>
-                      <w:szCs w:val="28"/>
-                    </w:rPr>
-                    <w:t>-деревом, обработка событий, взаим</w:t>
-                  </w:r>
-                  <w:r>
-                    <w:rPr>
-                      <w:rFonts w:ascii="Times New Roman" w:hAnsi="Times New Roman"/>
-                      <w:sz w:val="28"/>
-                      <w:szCs w:val="28"/>
-                    </w:rPr>
-                    <w:t>о</w:t>
-                  </w:r>
-                  <w:r>
-                    <w:rPr>
-                      <w:rFonts w:ascii="Times New Roman" w:hAnsi="Times New Roman"/>
-                      <w:sz w:val="28"/>
-                      <w:szCs w:val="28"/>
-                    </w:rPr>
-                    <w:t xml:space="preserve">действие с сервером через </w:t>
-                  </w:r>
-                  <w:r>
-                    <w:rPr>
-                      <w:rFonts w:ascii="Times New Roman" w:hAnsi="Times New Roman"/>
-                      <w:sz w:val="28"/>
-                      <w:szCs w:val="28"/>
-                      <w:lang w:val="en-US"/>
-                    </w:rPr>
-                    <w:t>API</w:t>
-                  </w:r>
-                  <w:r>
-                    <w:rPr>
-                      <w:rFonts w:ascii="Times New Roman" w:hAnsi="Times New Roman"/>
-                      <w:sz w:val="28"/>
-                      <w:szCs w:val="28"/>
-                    </w:rPr>
-                    <w:t xml:space="preserve"> без использования </w:t>
-                  </w:r>
-                  <w:proofErr w:type="spellStart"/>
-                  <w:r>
-                    <w:rPr>
-                      <w:rFonts w:ascii="Times New Roman" w:hAnsi="Times New Roman"/>
-                      <w:sz w:val="28"/>
-                      <w:szCs w:val="28"/>
-                    </w:rPr>
-                    <w:t>фреймворков</w:t>
-                  </w:r>
-                  <w:proofErr w:type="spellEnd"/>
-                  <w:r>
-                    <w:rPr>
-                      <w:rFonts w:ascii="Times New Roman" w:hAnsi="Times New Roman"/>
-                      <w:sz w:val="28"/>
-                      <w:szCs w:val="28"/>
-                    </w:rPr>
-                    <w:t>.</w:t>
-                  </w:r>
-                </w:p>
-                <w:p>
-                  <w:pPr>
-                    <w:ind w:firstLine="708"/>
-                    <w:rPr>
-                      <w:rFonts w:ascii="Times New Roman" w:hAnsi="Times New Roman"/>
-                      <w:sz w:val="28"/>
-                      <w:szCs w:val="28"/>
-                    </w:rPr>
-                  </w:pPr>
-                  <w:r>
-                    <w:rPr>
-                      <w:rFonts w:ascii="Times New Roman" w:hAnsi="Times New Roman"/>
-                      <w:sz w:val="28"/>
-                      <w:szCs w:val="28"/>
-                    </w:rPr>
-                    <w:t>Серверная часть</w:t>
-                  </w:r>
-                </w:p>
-                <w:p>
-                  <w:pPr>
-                    <w:pStyle w:val="a4"/>
-                    <w:numPr>
-                      <w:ilvl w:val="0"/>
-                      <w:numId w:val="4"/>
-                    </w:numPr>
-                    <w:rPr>
-                      <w:rFonts w:ascii="Times New Roman" w:hAnsi="Times New Roman"/>
-                      <w:sz w:val="28"/>
-                      <w:szCs w:val="28"/>
-                    </w:rPr>
-                  </w:pPr>
-                  <w:r>
-                    <w:rPr>
-                      <w:rFonts w:ascii="Times New Roman" w:hAnsi="Times New Roman"/>
-                      <w:sz w:val="28"/>
-                      <w:szCs w:val="28"/>
-                      <w:lang w:val="en-US"/>
-                    </w:rPr>
-                    <w:t>PHP</w:t>
-                  </w:r>
-                  <w:r>
-                    <w:rPr>
-                      <w:rFonts w:ascii="Times New Roman" w:hAnsi="Times New Roman"/>
-                      <w:sz w:val="28"/>
-                      <w:szCs w:val="28"/>
-                    </w:rPr>
-                    <w:t xml:space="preserve"> 8.0+: Используйте современные возможности (типизация, атрибуты, безопасные </w:t>
-                  </w:r>
-                  <w:r>
-                    <w:rPr>
-                      <w:rFonts w:ascii="Times New Roman" w:hAnsi="Times New Roman"/>
-                      <w:sz w:val="28"/>
-                      <w:szCs w:val="28"/>
-                    </w:rPr>
-                    <w:t>операторы) для обработки логики и Обработки</w:t>
-                  </w:r>
-                  <w:r>
-                    <w:rPr>
-                      <w:rFonts w:ascii="Times New Roman" w:hAnsi="Times New Roman"/>
-                      <w:sz w:val="28"/>
-                      <w:szCs w:val="28"/>
-                    </w:rPr>
-                    <w:t xml:space="preserve"> данных</w:t>
-                  </w:r>
-                </w:p>
-                <w:p>
-                  <w:pPr>
-                    <w:pStyle w:val="a4"/>
-                    <w:ind w:left="1638"/>
-                    <w:rPr>
-                      <w:rFonts w:ascii="Times New Roman" w:hAnsi="Times New Roman"/>
-                      <w:sz w:val="28"/>
-                      <w:szCs w:val="28"/>
-                    </w:rPr>
-                  </w:pPr>
-                  <w:r>
-                    <w:rPr>
-                      <w:rFonts w:ascii="Times New Roman" w:hAnsi="Times New Roman"/>
-                      <w:sz w:val="28"/>
-                      <w:szCs w:val="28"/>
-                    </w:rPr>
-                    <w:t xml:space="preserve">Подключение к БД: Использование </w:t>
-                  </w:r>
-                  <w:r>
-                    <w:rPr>
-                      <w:rFonts w:ascii="Times New Roman" w:hAnsi="Times New Roman"/>
-                      <w:sz w:val="28"/>
-                      <w:szCs w:val="28"/>
-                      <w:lang w:val="en-US"/>
-                    </w:rPr>
-                    <w:t>PDO</w:t>
-                  </w:r>
-                  <w:r>
-                    <w:rPr>
-                      <w:rFonts w:ascii="Times New Roman" w:hAnsi="Times New Roman"/>
-                      <w:sz w:val="28"/>
-                      <w:szCs w:val="28"/>
-                    </w:rPr>
-                    <w:t xml:space="preserve"> для обеспечения безопас</w:t>
-                  </w:r>
-                  <w:r>
-                    <w:rPr>
-                      <w:rFonts w:ascii="Times New Roman" w:hAnsi="Times New Roman"/>
-                      <w:sz w:val="28"/>
-                      <w:szCs w:val="28"/>
-                    </w:rPr>
-                    <w:t>ности (подготовленные запросы).</w:t>
-                  </w:r>
-                </w:p>
-                <w:p/>
+                  </w:pPr>
+                  <w:r>
+                    <w:rPr>
+                      <w:rFonts w:ascii="Times New Roman" w:hAnsi="Times New Roman"/>
+                      <w:b/>
+                      <w:sz w:val="24"/>
+                      <w:szCs w:val="24"/>
+                    </w:rPr>
+                    <w:t>1.2 Классификация пользователей системы</w:t>
+                  </w:r>
+                  <w:r>
+                    <w:rPr>
+                      <w:rFonts w:ascii="Times New Roman" w:hAnsi="Times New Roman"/>
+                      <w:b/>
+                      <w:sz w:val="24"/>
+                      <w:szCs w:val="24"/>
+                    </w:rPr>
+                    <w:br/>
+                  </w:r>
+                  <w:r>
+                    <w:rPr>
+                      <w:rFonts w:ascii="Times New Roman" w:hAnsi="Times New Roman"/>
+                      <w:b/>
+                      <w:sz w:val="24"/>
+                      <w:szCs w:val="24"/>
+                    </w:rPr>
+                    <w:br/>
+                  </w:r>
+                  <w:r>
+                    <w:rPr>
+                      <w:rFonts w:ascii="Times New Roman" w:hAnsi="Times New Roman"/>
+                      <w:b/>
+                      <w:sz w:val="28"/>
+                      <w:szCs w:val="28"/>
+                    </w:rPr>
+                    <w:br/>
+                  </w:r>
+                  <w:r>
+                    <w:rPr>
+                      <w:rFonts w:ascii="Times New Roman" w:hAnsi="Times New Roman"/>
+                      <w:b/>
+                      <w:sz w:val="28"/>
+                      <w:szCs w:val="28"/>
+                    </w:rPr>
+                    <w:br/>
+                  </w:r>
+                  <w:r>
+                    <w:rPr>
+                      <w:rFonts w:ascii="Times New Roman" w:hAnsi="Times New Roman"/>
+                      <w:b/>
+                      <w:sz w:val="28"/>
+                      <w:szCs w:val="28"/>
+                    </w:rPr>
+                    <w:br/>
+                  </w:r>
+                  <w:r>
+                    <w:rPr>
+                      <w:rFonts w:ascii="Times New Roman" w:hAnsi="Times New Roman"/>
+                      <w:b/>
+                      <w:sz w:val="28"/>
+                      <w:szCs w:val="28"/>
+                    </w:rPr>
+                    <w:br/>
+                  </w:r>
+                </w:p>
                 <w:tbl>
                   <w:tblPr>
                     <w:tblStyle w:val="a9"/>
@@ -6593,23 +5426,7 @@
                       <w:sz w:val="28"/>
                       <w:szCs w:val="28"/>
                     </w:rPr>
-                    <w:t xml:space="preserve"> которое п</w:t>
-                  </w:r>
-                  <w:r>
-                    <w:rPr>
-                      <w:rFonts w:ascii="Times New Roman" w:hAnsi="Times New Roman"/>
-                      <w:sz w:val="28"/>
-                      <w:szCs w:val="28"/>
-                    </w:rPr>
-                    <w:t>о</w:t>
-                  </w:r>
-                  <w:r>
-                    <w:rPr>
-                      <w:rFonts w:ascii="Times New Roman" w:hAnsi="Times New Roman"/>
-                      <w:sz w:val="28"/>
-                      <w:szCs w:val="28"/>
-                    </w:rPr>
-                    <w:t>может понять структуру проекта</w:t>
+                    <w:t xml:space="preserve"> которое поможет понять структуру проекта</w:t>
                   </w:r>
                   <w:r>
                     <w:rPr>
@@ -6657,23 +5474,7 @@
                       <w:sz w:val="28"/>
                       <w:szCs w:val="28"/>
                     </w:rPr>
-                    <w:t xml:space="preserve"> Это руководство будет полезно как для новых участников кома</w:t>
-                  </w:r>
-                  <w:r>
-                    <w:rPr>
-                      <w:rFonts w:ascii="Times New Roman" w:hAnsi="Times New Roman"/>
-                      <w:sz w:val="28"/>
-                      <w:szCs w:val="28"/>
-                    </w:rPr>
-                    <w:t>н</w:t>
-                  </w:r>
-                  <w:r>
-                    <w:rPr>
-                      <w:rFonts w:ascii="Times New Roman" w:hAnsi="Times New Roman"/>
-                      <w:sz w:val="28"/>
-                      <w:szCs w:val="28"/>
-                    </w:rPr>
-                    <w:t>ды</w:t>
+                    <w:t xml:space="preserve"> Это руководство будет полезно как для новых участников команды</w:t>
                   </w:r>
                   <w:r>
                     <w:rPr>
@@ -9501,23 +8302,7 @@
           <w:sz w:val="28"/>
           <w:szCs w:val="28"/>
         </w:rPr>
-        <w:t xml:space="preserve"> настройке и и</w:t>
-      </w:r>
-      <w:r>
-        <w:rPr>
-          <w:rFonts w:ascii="Times New Roman" w:hAnsi="Times New Roman"/>
-          <w:sz w:val="28"/>
-          <w:szCs w:val="28"/>
-        </w:rPr>
-        <w:t>с</w:t>
-      </w:r>
-      <w:r>
-        <w:rPr>
-          <w:rFonts w:ascii="Times New Roman" w:hAnsi="Times New Roman"/>
-          <w:sz w:val="28"/>
-          <w:szCs w:val="28"/>
-        </w:rPr>
-        <w:t>пользованию</w:t>
+        <w:t xml:space="preserve"> настройке и использованию</w:t>
       </w:r>
       <w:r>
         <w:rPr>
@@ -9583,23 +8368,7 @@
           <w:sz w:val="28"/>
           <w:szCs w:val="28"/>
         </w:rPr>
-        <w:t xml:space="preserve"> чтобы обеспечить максимальную продуктивность и удобства р</w:t>
-      </w:r>
-      <w:r>
-        <w:rPr>
-          <w:rFonts w:ascii="Times New Roman" w:hAnsi="Times New Roman"/>
-          <w:sz w:val="28"/>
-          <w:szCs w:val="28"/>
-        </w:rPr>
-        <w:t>а</w:t>
-      </w:r>
-      <w:r>
-        <w:rPr>
-          <w:rFonts w:ascii="Times New Roman" w:hAnsi="Times New Roman"/>
-          <w:sz w:val="28"/>
-          <w:szCs w:val="28"/>
-        </w:rPr>
-        <w:t>боты с системой</w:t>
+        <w:t xml:space="preserve"> чтобы обеспечить максимальную продуктивность и удобства работы с системой</w:t>
       </w:r>
       <w:r>
         <w:rPr>
@@ -12002,23 +10771,7 @@
           <w:sz w:val="28"/>
           <w:szCs w:val="28"/>
         </w:rPr>
-        <w:t xml:space="preserve"> и чистоту кода. Для взаимоде</w:t>
-      </w:r>
-      <w:r>
-        <w:rPr>
-          <w:rFonts w:ascii="Times New Roman" w:hAnsi="Times New Roman"/>
-          <w:sz w:val="28"/>
-          <w:szCs w:val="28"/>
-        </w:rPr>
-        <w:t>й</w:t>
-      </w:r>
-      <w:r>
-        <w:rPr>
-          <w:rFonts w:ascii="Times New Roman" w:hAnsi="Times New Roman"/>
-          <w:sz w:val="28"/>
-          <w:szCs w:val="28"/>
-        </w:rPr>
-        <w:t>ств</w:t>
+        <w:t xml:space="preserve"> и чистоту кода. Для взаимодейств</w:t>
       </w:r>
       <w:r>
         <w:rPr>
@@ -12085,23 +10838,7 @@
           <w:sz w:val="28"/>
           <w:szCs w:val="28"/>
         </w:rPr>
-        <w:t xml:space="preserve"> безопа</w:t>
-      </w:r>
-      <w:r>
-        <w:rPr>
-          <w:rFonts w:ascii="Times New Roman" w:hAnsi="Times New Roman"/>
-          <w:sz w:val="28"/>
-          <w:szCs w:val="28"/>
-        </w:rPr>
-        <w:t>с</w:t>
-      </w:r>
-      <w:r>
-        <w:rPr>
-          <w:rFonts w:ascii="Times New Roman" w:hAnsi="Times New Roman"/>
-          <w:sz w:val="28"/>
-          <w:szCs w:val="28"/>
-        </w:rPr>
-        <w:t xml:space="preserve">ность от </w:t>
+        <w:t xml:space="preserve"> безопасность от </w:t>
       </w:r>
       <w:proofErr w:type="spellStart"/>
       <w:r>
@@ -12165,23 +10902,7 @@
           <w:sz w:val="28"/>
           <w:szCs w:val="28"/>
         </w:rPr>
-        <w:t xml:space="preserve"> Разработа</w:t>
-      </w:r>
-      <w:r>
-        <w:rPr>
-          <w:rFonts w:ascii="Times New Roman" w:hAnsi="Times New Roman"/>
-          <w:sz w:val="28"/>
-          <w:szCs w:val="28"/>
-        </w:rPr>
-        <w:t>н</w:t>
-      </w:r>
-      <w:r>
-        <w:rPr>
-          <w:rFonts w:ascii="Times New Roman" w:hAnsi="Times New Roman"/>
-          <w:sz w:val="28"/>
-          <w:szCs w:val="28"/>
-        </w:rPr>
-        <w:t>ная схема включает  3 таблицы</w:t>
+        <w:t xml:space="preserve"> Разработанная схема включает  3 таблицы</w:t>
       </w:r>
       <w:r>
         <w:rPr>
@@ -12344,25 +11065,7 @@
           <w:sz w:val="28"/>
           <w:szCs w:val="28"/>
         </w:rPr>
-        <w:t xml:space="preserve"> что обеспечивает корректное от</w:t>
-      </w:r>
-      <w:r>
-        <w:rPr>
-          <w:rFonts w:ascii="Times New Roman" w:hAnsi="Times New Roman"/>
-          <w:bCs/>
-          <w:sz w:val="28"/>
-          <w:szCs w:val="28"/>
-        </w:rPr>
-        <w:t>о</w:t>
-      </w:r>
-      <w:r>
-        <w:rPr>
-          <w:rFonts w:ascii="Times New Roman" w:hAnsi="Times New Roman"/>
-          <w:bCs/>
-          <w:sz w:val="28"/>
-          <w:szCs w:val="28"/>
-        </w:rPr>
-        <w:t>бражение системы как на компьютерах</w:t>
+        <w:t xml:space="preserve"> что обеспечивает корректное отображение системы как на компьютерах</w:t>
       </w:r>
       <w:r>
         <w:rPr>
@@ -12818,25 +11521,7 @@
           <w:sz w:val="28"/>
           <w:szCs w:val="28"/>
         </w:rPr>
-        <w:t>фро</w:t>
-      </w:r>
-      <w:r>
-        <w:rPr>
-          <w:rFonts w:ascii="Times New Roman" w:hAnsi="Times New Roman"/>
-          <w:bCs/>
-          <w:sz w:val="28"/>
-          <w:szCs w:val="28"/>
-        </w:rPr>
-        <w:t>н</w:t>
-      </w:r>
-      <w:r>
-        <w:rPr>
-          <w:rFonts w:ascii="Times New Roman" w:hAnsi="Times New Roman"/>
-          <w:bCs/>
-          <w:sz w:val="28"/>
-          <w:szCs w:val="28"/>
-        </w:rPr>
-        <w:t>тенда</w:t>
+        <w:t>фронтенда</w:t>
       </w:r>
       <w:proofErr w:type="spellEnd"/>
       <w:r>
@@ -12906,25 +11591,7 @@
           <w:sz w:val="28"/>
           <w:szCs w:val="28"/>
         </w:rPr>
-        <w:t xml:space="preserve"> статусы ПК и меню кафе загружаются без перез</w:t>
-      </w:r>
-      <w:r>
-        <w:rPr>
-          <w:rFonts w:ascii="Times New Roman" w:hAnsi="Times New Roman"/>
-          <w:bCs/>
-          <w:sz w:val="28"/>
-          <w:szCs w:val="28"/>
-        </w:rPr>
-        <w:t>а</w:t>
-      </w:r>
-      <w:r>
-        <w:rPr>
-          <w:rFonts w:ascii="Times New Roman" w:hAnsi="Times New Roman"/>
-          <w:bCs/>
-          <w:sz w:val="28"/>
-          <w:szCs w:val="28"/>
-        </w:rPr>
-        <w:t>грузки страницы</w:t>
+        <w:t xml:space="preserve"> статусы ПК и меню кафе загружаются без перезагрузки страницы</w:t>
       </w:r>
     </w:p>
     <w:p>
@@ -14808,23 +13475,7 @@
           <w:sz w:val="28"/>
           <w:szCs w:val="28"/>
         </w:rPr>
-        <w:t>ючает в себя функционал для управления бронир</w:t>
-      </w:r>
-      <w:r>
-        <w:rPr>
-          <w:rFonts w:ascii="Times New Roman" w:hAnsi="Times New Roman"/>
-          <w:sz w:val="28"/>
-          <w:szCs w:val="28"/>
-        </w:rPr>
-        <w:t>о</w:t>
-      </w:r>
-      <w:r>
-        <w:rPr>
-          <w:rFonts w:ascii="Times New Roman" w:hAnsi="Times New Roman"/>
-          <w:sz w:val="28"/>
-          <w:szCs w:val="28"/>
-        </w:rPr>
-        <w:t>ванием игровых мест, мониторинга занятости компьютеров в реальном времени и удобную систему взаимодействия с клиентами. Использование клиент-серверной архитектуры позволило эффективно реализовать все необходимые бизнес-процессы, обеспечив высокую скорость отклика и надежность системы.</w:t>
+        <w:t>ючает в себя функционал для управления бронированием игровых мест, мониторинга занятости компьютеров в реальном времени и удобную систему взаимодействия с клиентами. Использование клиент-серверной архитектуры позволило эффективно реализовать все необходимые бизнес-процессы, обеспечив высокую скорость отклика и надежность системы.</w:t>
       </w:r>
     </w:p>
     <w:p>
@@ -14859,23 +13510,7 @@
           <w:sz w:val="28"/>
           <w:szCs w:val="28"/>
         </w:rPr>
-        <w:t xml:space="preserve"> сферы досуга и потребностью игровых клубов в эффективных инструментах контроля ресурсов. Разработанная система не только упрощает работу администратора (учет игровых сессий, управление тарифами и оборудованием), но и предоста</w:t>
-      </w:r>
-      <w:r>
-        <w:rPr>
-          <w:rFonts w:ascii="Times New Roman" w:hAnsi="Times New Roman"/>
-          <w:sz w:val="28"/>
-          <w:szCs w:val="28"/>
-        </w:rPr>
-        <w:t>в</w:t>
-      </w:r>
-      <w:r>
-        <w:rPr>
-          <w:rFonts w:ascii="Times New Roman" w:hAnsi="Times New Roman"/>
-          <w:sz w:val="28"/>
-          <w:szCs w:val="28"/>
-        </w:rPr>
-        <w:t>ляет пользователям удобный интерфейс для дистанционного бронирования мест, что повышает лояльность клиентов и оптимизирует загрузку залов.</w:t>
+        <w:t xml:space="preserve"> сферы досуга и потребностью игровых клубов в эффективных инструментах контроля ресурсов. Разработанная система не только упрощает работу администратора (учет игровых сессий, управление тарифами и оборудованием), но и предоставляет пользователям удобный интерфейс для дистанционного бронирования мест, что повышает лояльность клиентов и оптимизирует загрузку залов.</w:t>
       </w:r>
     </w:p>
     <w:p>
@@ -14935,23 +13570,7 @@
           <w:sz w:val="28"/>
           <w:szCs w:val="28"/>
         </w:rPr>
-        <w:t xml:space="preserve"> 8 в объектно-ориентированном стиле для реализации серверной л</w:t>
-      </w:r>
-      <w:r>
-        <w:rPr>
-          <w:rFonts w:ascii="Times New Roman" w:hAnsi="Times New Roman"/>
-          <w:sz w:val="28"/>
-          <w:szCs w:val="28"/>
-        </w:rPr>
-        <w:t>о</w:t>
-      </w:r>
-      <w:r>
-        <w:rPr>
-          <w:rFonts w:ascii="Times New Roman" w:hAnsi="Times New Roman"/>
-          <w:sz w:val="28"/>
-          <w:szCs w:val="28"/>
-        </w:rPr>
-        <w:t>гике</w:t>
+        <w:t xml:space="preserve"> 8 в объектно-ориентированном стиле для реализации серверной логике</w:t>
       </w:r>
     </w:p>
     <w:p>
@@ -15051,23 +13670,7 @@
           <w:sz w:val="28"/>
           <w:szCs w:val="28"/>
         </w:rPr>
-        <w:t xml:space="preserve"> для создания динамичного пользовател</w:t>
-      </w:r>
-      <w:r>
-        <w:rPr>
-          <w:rFonts w:ascii="Times New Roman" w:hAnsi="Times New Roman"/>
-          <w:sz w:val="28"/>
-          <w:szCs w:val="28"/>
-        </w:rPr>
-        <w:t>ь</w:t>
-      </w:r>
-      <w:r>
-        <w:rPr>
-          <w:rFonts w:ascii="Times New Roman" w:hAnsi="Times New Roman"/>
-          <w:sz w:val="28"/>
-          <w:szCs w:val="28"/>
-        </w:rPr>
-        <w:t>ского интерфейса без использования сторонних библиотек</w:t>
+        <w:t xml:space="preserve"> для создания динамичного пользовательского интерфейса без использования сторонних библиотек</w:t>
       </w:r>
     </w:p>
     <w:p>
@@ -15121,23 +13724,7 @@
           <w:sz w:val="28"/>
           <w:szCs w:val="28"/>
         </w:rPr>
-        <w:t xml:space="preserve"> да</w:t>
-      </w:r>
-      <w:r>
-        <w:rPr>
-          <w:rFonts w:ascii="Times New Roman" w:hAnsi="Times New Roman"/>
-          <w:sz w:val="28"/>
-          <w:szCs w:val="28"/>
-        </w:rPr>
-        <w:t>н</w:t>
-      </w:r>
-      <w:r>
-        <w:rPr>
-          <w:rFonts w:ascii="Times New Roman" w:hAnsi="Times New Roman"/>
-          <w:sz w:val="28"/>
-          <w:szCs w:val="28"/>
-        </w:rPr>
-        <w:t>ных.</w:t>
+        <w:t xml:space="preserve"> данных.</w:t>
       </w:r>
     </w:p>
     <w:p>
@@ -15152,35 +13739,7 @@
           <w:rFonts w:ascii="Times New Roman" w:hAnsi="Times New Roman"/>
           <w:sz w:val="28"/>
         </w:rPr>
-        <w:t>В результате проведенной работы была достигнута поставленная цель — со</w:t>
-      </w:r>
-      <w:r>
-        <w:rPr>
-          <w:rFonts w:ascii="Times New Roman" w:hAnsi="Times New Roman"/>
-          <w:sz w:val="28"/>
-        </w:rPr>
-        <w:t>з</w:t>
-      </w:r>
-      <w:r>
-        <w:rPr>
-          <w:rFonts w:ascii="Times New Roman" w:hAnsi="Times New Roman"/>
-          <w:sz w:val="28"/>
-        </w:rPr>
-        <w:t>дание полноценной системы автоматизации игрового компьютерного клуба, которая отвечает современным техническим требованиям и ожиданиям пользователей. Спроектированная архитектура обладает потенциалом для дальнейш</w:t>
-      </w:r>
-      <w:r>
-        <w:rPr>
-          <w:rFonts w:ascii="Times New Roman" w:hAnsi="Times New Roman"/>
-          <w:sz w:val="28"/>
-        </w:rPr>
-        <w:t>е</w:t>
-      </w:r>
-      <w:r>
-        <w:rPr>
-          <w:rFonts w:ascii="Times New Roman" w:hAnsi="Times New Roman"/>
-          <w:sz w:val="28"/>
-        </w:rPr>
-        <w:t xml:space="preserve">го масштабирования, например, внедрения системы </w:t>
+        <w:t xml:space="preserve">В результате проведенной работы была достигнута поставленная цель — создание полноценной системы автоматизации игрового компьютерного клуба, которая отвечает современным техническим требованиям и ожиданиям пользователей. Спроектированная архитектура обладает потенциалом для дальнейшего масштабирования, например, внедрения системы </w:t>
       </w:r>
       <w:proofErr w:type="spellStart"/>
       <w:r>
@@ -15196,21 +13755,7 @@
           <w:rFonts w:ascii="Times New Roman" w:hAnsi="Times New Roman"/>
           <w:sz w:val="28"/>
         </w:rPr>
-        <w:t xml:space="preserve"> или инт</w:t>
-      </w:r>
-      <w:r>
-        <w:rPr>
-          <w:rFonts w:ascii="Times New Roman" w:hAnsi="Times New Roman"/>
-          <w:sz w:val="28"/>
-        </w:rPr>
-        <w:t>е</w:t>
-      </w:r>
-      <w:r>
-        <w:rPr>
-          <w:rFonts w:ascii="Times New Roman" w:hAnsi="Times New Roman"/>
-          <w:sz w:val="28"/>
-        </w:rPr>
-        <w:t xml:space="preserve">грации с </w:t>
+        <w:t xml:space="preserve"> или интеграции с </w:t>
       </w:r>
       <w:proofErr w:type="gramStart"/>
       <w:r>
@@ -15302,23 +13847,7 @@
           <w:sz w:val="28"/>
           <w:szCs w:val="28"/>
         </w:rPr>
-        <w:t>: от основ до асинхронных запр</w:t>
-      </w:r>
-      <w:r>
-        <w:rPr>
-          <w:rFonts w:ascii="Times New Roman" w:hAnsi="Times New Roman"/>
-          <w:sz w:val="28"/>
-          <w:szCs w:val="28"/>
-        </w:rPr>
-        <w:t>о</w:t>
-      </w:r>
-      <w:r>
-        <w:rPr>
-          <w:rFonts w:ascii="Times New Roman" w:hAnsi="Times New Roman"/>
-          <w:sz w:val="28"/>
-          <w:szCs w:val="28"/>
-        </w:rPr>
-        <w:t xml:space="preserve">сов / А. Н. Васильев. — Москва </w:t>
+        <w:t xml:space="preserve">: от основ до асинхронных запросов / А. Н. Васильев. — Москва </w:t>
       </w:r>
       <w:proofErr w:type="gramStart"/>
       <w:r>
@@ -15516,23 +14045,7 @@
           <w:sz w:val="28"/>
           <w:szCs w:val="28"/>
         </w:rPr>
-        <w:t xml:space="preserve"> / А. В. Козырев. — М</w:t>
-      </w:r>
-      <w:r>
-        <w:rPr>
-          <w:rFonts w:ascii="Times New Roman" w:hAnsi="Times New Roman"/>
-          <w:sz w:val="28"/>
-          <w:szCs w:val="28"/>
-        </w:rPr>
-        <w:t>о</w:t>
-      </w:r>
-      <w:r>
-        <w:rPr>
-          <w:rFonts w:ascii="Times New Roman" w:hAnsi="Times New Roman"/>
-          <w:sz w:val="28"/>
-          <w:szCs w:val="28"/>
-        </w:rPr>
-        <w:t>сква</w:t>
+        <w:t xml:space="preserve"> / А. В. Козырев. — Москва</w:t>
       </w:r>
       <w:proofErr w:type="gramStart"/>
       <w:r>
@@ -15948,23 +14461,7 @@
           <w:sz w:val="28"/>
           <w:szCs w:val="28"/>
         </w:rPr>
-        <w:t>Па</w:t>
-      </w:r>
-      <w:r>
-        <w:rPr>
-          <w:rFonts w:ascii="Times New Roman" w:hAnsi="Times New Roman"/>
-          <w:sz w:val="28"/>
-          <w:szCs w:val="28"/>
-        </w:rPr>
-        <w:t>б</w:t>
-      </w:r>
-      <w:r>
-        <w:rPr>
-          <w:rFonts w:ascii="Times New Roman" w:hAnsi="Times New Roman"/>
-          <w:sz w:val="28"/>
-          <w:szCs w:val="28"/>
-        </w:rPr>
-        <w:t>лишер</w:t>
+        <w:t>Паблишер</w:t>
       </w:r>
       <w:proofErr w:type="spellEnd"/>
       <w:r>
@@ -16258,23 +14755,7 @@
           <w:sz w:val="28"/>
           <w:szCs w:val="28"/>
         </w:rPr>
-        <w:t>Ро</w:t>
-      </w:r>
-      <w:r>
-        <w:rPr>
-          <w:rFonts w:ascii="Times New Roman" w:hAnsi="Times New Roman"/>
-          <w:sz w:val="28"/>
-          <w:szCs w:val="28"/>
-        </w:rPr>
-        <w:t>б</w:t>
-      </w:r>
-      <w:r>
-        <w:rPr>
-          <w:rFonts w:ascii="Times New Roman" w:hAnsi="Times New Roman"/>
-          <w:sz w:val="28"/>
-          <w:szCs w:val="28"/>
-        </w:rPr>
-        <w:t>сон</w:t>
+        <w:t>Робсон</w:t>
       </w:r>
       <w:proofErr w:type="spellEnd"/>
       <w:r>
@@ -16505,23 +14986,7 @@
           <w:sz w:val="28"/>
           <w:szCs w:val="28"/>
         </w:rPr>
-        <w:t>Электронныйр</w:t>
-      </w:r>
-      <w:r>
-        <w:rPr>
-          <w:rFonts w:ascii="Times New Roman" w:hAnsi="Times New Roman"/>
-          <w:sz w:val="28"/>
-          <w:szCs w:val="28"/>
-        </w:rPr>
-        <w:t>е</w:t>
-      </w:r>
-      <w:r>
-        <w:rPr>
-          <w:rFonts w:ascii="Times New Roman" w:hAnsi="Times New Roman"/>
-          <w:sz w:val="28"/>
-          <w:szCs w:val="28"/>
-        </w:rPr>
-        <w:t>сурс</w:t>
+        <w:t>Электронныйресурс</w:t>
       </w:r>
       <w:proofErr w:type="spellEnd"/>
       <w:r>
@@ -16599,23 +15064,7 @@
           <w:sz w:val="28"/>
           <w:szCs w:val="28"/>
         </w:rPr>
-        <w:t>. Справочное руководство по расширению PDO для PHP 8.x [Электронный ресурс]. — 2024. — URL: php.net (дата обращ</w:t>
-      </w:r>
-      <w:r>
-        <w:rPr>
-          <w:rFonts w:ascii="Times New Roman" w:hAnsi="Times New Roman"/>
-          <w:sz w:val="28"/>
-          <w:szCs w:val="28"/>
-        </w:rPr>
-        <w:t>е</w:t>
-      </w:r>
-      <w:r>
-        <w:rPr>
-          <w:rFonts w:ascii="Times New Roman" w:hAnsi="Times New Roman"/>
-          <w:sz w:val="28"/>
-          <w:szCs w:val="28"/>
-        </w:rPr>
-        <w:t xml:space="preserve">ния: </w:t>
+        <w:t xml:space="preserve">. Справочное руководство по расширению PDO для PHP 8.x [Электронный ресурс]. — 2024. — URL: php.net (дата обращения: </w:t>
       </w:r>
       <w:r>
         <w:rPr>
@@ -17653,6 +16102,232 @@
     </w:lvl>
   </w:abstractNum>
   <w:abstractNum w:abstractNumId="2">
+    <w:nsid w:val="07D3610C"/>
+    <w:multiLevelType w:val="multilevel"/>
+    <w:tmpl w:val="89D66926"/>
+    <w:lvl w:ilvl="0">
+      <w:start w:val="1"/>
+      <w:numFmt w:val="decimal"/>
+      <w:lvlText w:val="%1"/>
+      <w:lvlJc w:val="left"/>
+      <w:pPr>
+        <w:ind w:left="375" w:hanging="375"/>
+      </w:pPr>
+      <w:rPr>
+        <w:rFonts w:hint="default"/>
+      </w:rPr>
+    </w:lvl>
+    <w:lvl w:ilvl="1">
+      <w:start w:val="1"/>
+      <w:numFmt w:val="decimal"/>
+      <w:lvlText w:val="%1.%2"/>
+      <w:lvlJc w:val="left"/>
+      <w:pPr>
+        <w:ind w:left="870" w:hanging="375"/>
+      </w:pPr>
+      <w:rPr>
+        <w:rFonts w:hint="default"/>
+      </w:rPr>
+    </w:lvl>
+    <w:lvl w:ilvl="2">
+      <w:start w:val="1"/>
+      <w:numFmt w:val="decimal"/>
+      <w:lvlText w:val="%1.%2.%3"/>
+      <w:lvlJc w:val="left"/>
+      <w:pPr>
+        <w:ind w:left="1710" w:hanging="720"/>
+      </w:pPr>
+      <w:rPr>
+        <w:rFonts w:hint="default"/>
+      </w:rPr>
+    </w:lvl>
+    <w:lvl w:ilvl="3">
+      <w:start w:val="1"/>
+      <w:numFmt w:val="decimal"/>
+      <w:lvlText w:val="%1.%2.%3.%4"/>
+      <w:lvlJc w:val="left"/>
+      <w:pPr>
+        <w:ind w:left="2565" w:hanging="1080"/>
+      </w:pPr>
+      <w:rPr>
+        <w:rFonts w:hint="default"/>
+      </w:rPr>
+    </w:lvl>
+    <w:lvl w:ilvl="4">
+      <w:start w:val="1"/>
+      <w:numFmt w:val="decimal"/>
+      <w:lvlText w:val="%1.%2.%3.%4.%5"/>
+      <w:lvlJc w:val="left"/>
+      <w:pPr>
+        <w:ind w:left="3060" w:hanging="1080"/>
+      </w:pPr>
+      <w:rPr>
+        <w:rFonts w:hint="default"/>
+      </w:rPr>
+    </w:lvl>
+    <w:lvl w:ilvl="5">
+      <w:start w:val="1"/>
+      <w:numFmt w:val="decimal"/>
+      <w:lvlText w:val="%1.%2.%3.%4.%5.%6"/>
+      <w:lvlJc w:val="left"/>
+      <w:pPr>
+        <w:ind w:left="3915" w:hanging="1440"/>
+      </w:pPr>
+      <w:rPr>
+        <w:rFonts w:hint="default"/>
+      </w:rPr>
+    </w:lvl>
+    <w:lvl w:ilvl="6">
+      <w:start w:val="1"/>
+      <w:numFmt w:val="decimal"/>
+      <w:lvlText w:val="%1.%2.%3.%4.%5.%6.%7"/>
+      <w:lvlJc w:val="left"/>
+      <w:pPr>
+        <w:ind w:left="4410" w:hanging="1440"/>
+      </w:pPr>
+      <w:rPr>
+        <w:rFonts w:hint="default"/>
+      </w:rPr>
+    </w:lvl>
+    <w:lvl w:ilvl="7">
+      <w:start w:val="1"/>
+      <w:numFmt w:val="decimal"/>
+      <w:lvlText w:val="%1.%2.%3.%4.%5.%6.%7.%8"/>
+      <w:lvlJc w:val="left"/>
+      <w:pPr>
+        <w:ind w:left="5265" w:hanging="1800"/>
+      </w:pPr>
+      <w:rPr>
+        <w:rFonts w:hint="default"/>
+      </w:rPr>
+    </w:lvl>
+    <w:lvl w:ilvl="8">
+      <w:start w:val="1"/>
+      <w:numFmt w:val="decimal"/>
+      <w:lvlText w:val="%1.%2.%3.%4.%5.%6.%7.%8.%9"/>
+      <w:lvlJc w:val="left"/>
+      <w:pPr>
+        <w:ind w:left="6120" w:hanging="2160"/>
+      </w:pPr>
+      <w:rPr>
+        <w:rFonts w:hint="default"/>
+      </w:rPr>
+    </w:lvl>
+  </w:abstractNum>
+  <w:abstractNum w:abstractNumId="3">
+    <w:nsid w:val="0D7A4344"/>
+    <w:multiLevelType w:val="multilevel"/>
+    <w:tmpl w:val="A9F25B24"/>
+    <w:lvl w:ilvl="0">
+      <w:start w:val="1"/>
+      <w:numFmt w:val="decimal"/>
+      <w:lvlText w:val="%1"/>
+      <w:lvlJc w:val="left"/>
+      <w:pPr>
+        <w:ind w:left="375" w:hanging="375"/>
+      </w:pPr>
+      <w:rPr>
+        <w:rFonts w:hint="default"/>
+      </w:rPr>
+    </w:lvl>
+    <w:lvl w:ilvl="1">
+      <w:start w:val="1"/>
+      <w:numFmt w:val="decimal"/>
+      <w:lvlText w:val="%1.%2"/>
+      <w:lvlJc w:val="left"/>
+      <w:pPr>
+        <w:ind w:left="2595" w:hanging="375"/>
+      </w:pPr>
+      <w:rPr>
+        <w:rFonts w:hint="default"/>
+      </w:rPr>
+    </w:lvl>
+    <w:lvl w:ilvl="2">
+      <w:start w:val="1"/>
+      <w:numFmt w:val="decimal"/>
+      <w:lvlText w:val="%1.%2.%3"/>
+      <w:lvlJc w:val="left"/>
+      <w:pPr>
+        <w:ind w:left="5160" w:hanging="720"/>
+      </w:pPr>
+      <w:rPr>
+        <w:rFonts w:hint="default"/>
+      </w:rPr>
+    </w:lvl>
+    <w:lvl w:ilvl="3">
+      <w:start w:val="1"/>
+      <w:numFmt w:val="decimal"/>
+      <w:lvlText w:val="%1.%2.%3.%4"/>
+      <w:lvlJc w:val="left"/>
+      <w:pPr>
+        <w:ind w:left="7740" w:hanging="1080"/>
+      </w:pPr>
+      <w:rPr>
+        <w:rFonts w:hint="default"/>
+      </w:rPr>
+    </w:lvl>
+    <w:lvl w:ilvl="4">
+      <w:start w:val="1"/>
+      <w:numFmt w:val="decimal"/>
+      <w:lvlText w:val="%1.%2.%3.%4.%5"/>
+      <w:lvlJc w:val="left"/>
+      <w:pPr>
+        <w:ind w:left="9960" w:hanging="1080"/>
+      </w:pPr>
+      <w:rPr>
+        <w:rFonts w:hint="default"/>
+      </w:rPr>
+    </w:lvl>
+    <w:lvl w:ilvl="5">
+      <w:start w:val="1"/>
+      <w:numFmt w:val="decimal"/>
+      <w:lvlText w:val="%1.%2.%3.%4.%5.%6"/>
+      <w:lvlJc w:val="left"/>
+      <w:pPr>
+        <w:ind w:left="12540" w:hanging="1440"/>
+      </w:pPr>
+      <w:rPr>
+        <w:rFonts w:hint="default"/>
+      </w:rPr>
+    </w:lvl>
+    <w:lvl w:ilvl="6">
+      <w:start w:val="1"/>
+      <w:numFmt w:val="decimal"/>
+      <w:lvlText w:val="%1.%2.%3.%4.%5.%6.%7"/>
+      <w:lvlJc w:val="left"/>
+      <w:pPr>
+        <w:ind w:left="14760" w:hanging="1440"/>
+      </w:pPr>
+      <w:rPr>
+        <w:rFonts w:hint="default"/>
+      </w:rPr>
+    </w:lvl>
+    <w:lvl w:ilvl="7">
+      <w:start w:val="1"/>
+      <w:numFmt w:val="decimal"/>
+      <w:lvlText w:val="%1.%2.%3.%4.%5.%6.%7.%8"/>
+      <w:lvlJc w:val="left"/>
+      <w:pPr>
+        <w:ind w:left="17340" w:hanging="1800"/>
+      </w:pPr>
+      <w:rPr>
+        <w:rFonts w:hint="default"/>
+      </w:rPr>
+    </w:lvl>
+    <w:lvl w:ilvl="8">
+      <w:start w:val="1"/>
+      <w:numFmt w:val="decimal"/>
+      <w:lvlText w:val="%1.%2.%3.%4.%5.%6.%7.%8.%9"/>
+      <w:lvlJc w:val="left"/>
+      <w:pPr>
+        <w:ind w:left="19920" w:hanging="2160"/>
+      </w:pPr>
+      <w:rPr>
+        <w:rFonts w:hint="default"/>
+      </w:rPr>
+    </w:lvl>
+  </w:abstractNum>
+  <w:abstractNum w:abstractNumId="4">
     <w:nsid w:val="0E5761B9"/>
     <w:multiLevelType w:val="hybridMultilevel"/>
     <w:tmpl w:val="794CC6D2"/>
@@ -17765,7 +16440,7 @@
       </w:rPr>
     </w:lvl>
   </w:abstractNum>
-  <w:abstractNum w:abstractNumId="3">
+  <w:abstractNum w:abstractNumId="5">
     <w:nsid w:val="0E5F752E"/>
     <w:multiLevelType w:val="hybridMultilevel"/>
     <w:tmpl w:val="50FE909E"/>
@@ -17878,7 +16553,7 @@
       </w:rPr>
     </w:lvl>
   </w:abstractNum>
-  <w:abstractNum w:abstractNumId="4">
+  <w:abstractNum w:abstractNumId="6">
     <w:nsid w:val="0E77213F"/>
     <w:multiLevelType w:val="hybridMultilevel"/>
     <w:tmpl w:val="39CE239C"/>
@@ -17991,7 +16666,233 @@
       </w:rPr>
     </w:lvl>
   </w:abstractNum>
-  <w:abstractNum w:abstractNumId="5">
+  <w:abstractNum w:abstractNumId="7">
+    <w:nsid w:val="0E922806"/>
+    <w:multiLevelType w:val="multilevel"/>
+    <w:tmpl w:val="4AC6E15C"/>
+    <w:lvl w:ilvl="0">
+      <w:start w:val="1"/>
+      <w:numFmt w:val="decimal"/>
+      <w:lvlText w:val="%1"/>
+      <w:lvlJc w:val="left"/>
+      <w:pPr>
+        <w:ind w:left="360" w:hanging="360"/>
+      </w:pPr>
+      <w:rPr>
+        <w:rFonts w:hint="default"/>
+      </w:rPr>
+    </w:lvl>
+    <w:lvl w:ilvl="1">
+      <w:start w:val="1"/>
+      <w:numFmt w:val="decimal"/>
+      <w:lvlText w:val="%1.%2"/>
+      <w:lvlJc w:val="left"/>
+      <w:pPr>
+        <w:ind w:left="360" w:hanging="360"/>
+      </w:pPr>
+      <w:rPr>
+        <w:rFonts w:hint="default"/>
+      </w:rPr>
+    </w:lvl>
+    <w:lvl w:ilvl="2">
+      <w:start w:val="1"/>
+      <w:numFmt w:val="decimal"/>
+      <w:lvlText w:val="%1.%2.%3"/>
+      <w:lvlJc w:val="left"/>
+      <w:pPr>
+        <w:ind w:left="720" w:hanging="720"/>
+      </w:pPr>
+      <w:rPr>
+        <w:rFonts w:hint="default"/>
+      </w:rPr>
+    </w:lvl>
+    <w:lvl w:ilvl="3">
+      <w:start w:val="1"/>
+      <w:numFmt w:val="decimal"/>
+      <w:lvlText w:val="%1.%2.%3.%4"/>
+      <w:lvlJc w:val="left"/>
+      <w:pPr>
+        <w:ind w:left="720" w:hanging="720"/>
+      </w:pPr>
+      <w:rPr>
+        <w:rFonts w:hint="default"/>
+      </w:rPr>
+    </w:lvl>
+    <w:lvl w:ilvl="4">
+      <w:start w:val="1"/>
+      <w:numFmt w:val="decimal"/>
+      <w:lvlText w:val="%1.%2.%3.%4.%5"/>
+      <w:lvlJc w:val="left"/>
+      <w:pPr>
+        <w:ind w:left="1080" w:hanging="1080"/>
+      </w:pPr>
+      <w:rPr>
+        <w:rFonts w:hint="default"/>
+      </w:rPr>
+    </w:lvl>
+    <w:lvl w:ilvl="5">
+      <w:start w:val="1"/>
+      <w:numFmt w:val="decimal"/>
+      <w:lvlText w:val="%1.%2.%3.%4.%5.%6"/>
+      <w:lvlJc w:val="left"/>
+      <w:pPr>
+        <w:ind w:left="1080" w:hanging="1080"/>
+      </w:pPr>
+      <w:rPr>
+        <w:rFonts w:hint="default"/>
+      </w:rPr>
+    </w:lvl>
+    <w:lvl w:ilvl="6">
+      <w:start w:val="1"/>
+      <w:numFmt w:val="decimal"/>
+      <w:lvlText w:val="%1.%2.%3.%4.%5.%6.%7"/>
+      <w:lvlJc w:val="left"/>
+      <w:pPr>
+        <w:ind w:left="1440" w:hanging="1440"/>
+      </w:pPr>
+      <w:rPr>
+        <w:rFonts w:hint="default"/>
+      </w:rPr>
+    </w:lvl>
+    <w:lvl w:ilvl="7">
+      <w:start w:val="1"/>
+      <w:numFmt w:val="decimal"/>
+      <w:lvlText w:val="%1.%2.%3.%4.%5.%6.%7.%8"/>
+      <w:lvlJc w:val="left"/>
+      <w:pPr>
+        <w:ind w:left="1440" w:hanging="1440"/>
+      </w:pPr>
+      <w:rPr>
+        <w:rFonts w:hint="default"/>
+      </w:rPr>
+    </w:lvl>
+    <w:lvl w:ilvl="8">
+      <w:start w:val="1"/>
+      <w:numFmt w:val="decimal"/>
+      <w:lvlText w:val="%1.%2.%3.%4.%5.%6.%7.%8.%9"/>
+      <w:lvlJc w:val="left"/>
+      <w:pPr>
+        <w:ind w:left="1800" w:hanging="1800"/>
+      </w:pPr>
+      <w:rPr>
+        <w:rFonts w:hint="default"/>
+      </w:rPr>
+    </w:lvl>
+  </w:abstractNum>
+  <w:abstractNum w:abstractNumId="8">
+    <w:nsid w:val="11EF283C"/>
+    <w:multiLevelType w:val="multilevel"/>
+    <w:tmpl w:val="9B9640F6"/>
+    <w:lvl w:ilvl="0">
+      <w:start w:val="1"/>
+      <w:numFmt w:val="decimal"/>
+      <w:lvlText w:val="%1"/>
+      <w:lvlJc w:val="left"/>
+      <w:pPr>
+        <w:ind w:left="375" w:hanging="375"/>
+      </w:pPr>
+      <w:rPr>
+        <w:rFonts w:hint="default"/>
+      </w:rPr>
+    </w:lvl>
+    <w:lvl w:ilvl="1">
+      <w:start w:val="1"/>
+      <w:numFmt w:val="decimal"/>
+      <w:lvlText w:val="%1.%2"/>
+      <w:lvlJc w:val="left"/>
+      <w:pPr>
+        <w:ind w:left="375" w:hanging="375"/>
+      </w:pPr>
+      <w:rPr>
+        <w:rFonts w:hint="default"/>
+      </w:rPr>
+    </w:lvl>
+    <w:lvl w:ilvl="2">
+      <w:start w:val="1"/>
+      <w:numFmt w:val="decimal"/>
+      <w:lvlText w:val="%1.%2.%3"/>
+      <w:lvlJc w:val="left"/>
+      <w:pPr>
+        <w:ind w:left="720" w:hanging="720"/>
+      </w:pPr>
+      <w:rPr>
+        <w:rFonts w:hint="default"/>
+      </w:rPr>
+    </w:lvl>
+    <w:lvl w:ilvl="3">
+      <w:start w:val="1"/>
+      <w:numFmt w:val="decimal"/>
+      <w:lvlText w:val="%1.%2.%3.%4"/>
+      <w:lvlJc w:val="left"/>
+      <w:pPr>
+        <w:ind w:left="1080" w:hanging="1080"/>
+      </w:pPr>
+      <w:rPr>
+        <w:rFonts w:hint="default"/>
+      </w:rPr>
+    </w:lvl>
+    <w:lvl w:ilvl="4">
+      <w:start w:val="1"/>
+      <w:numFmt w:val="decimal"/>
+      <w:lvlText w:val="%1.%2.%3.%4.%5"/>
+      <w:lvlJc w:val="left"/>
+      <w:pPr>
+        <w:ind w:left="1080" w:hanging="1080"/>
+      </w:pPr>
+      <w:rPr>
+        <w:rFonts w:hint="default"/>
+      </w:rPr>
+    </w:lvl>
+    <w:lvl w:ilvl="5">
+      <w:start w:val="1"/>
+      <w:numFmt w:val="decimal"/>
+      <w:lvlText w:val="%1.%2.%3.%4.%5.%6"/>
+      <w:lvlJc w:val="left"/>
+      <w:pPr>
+        <w:ind w:left="1440" w:hanging="1440"/>
+      </w:pPr>
+      <w:rPr>
+        <w:rFonts w:hint="default"/>
+      </w:rPr>
+    </w:lvl>
+    <w:lvl w:ilvl="6">
+      <w:start w:val="1"/>
+      <w:numFmt w:val="decimal"/>
+      <w:lvlText w:val="%1.%2.%3.%4.%5.%6.%7"/>
+      <w:lvlJc w:val="left"/>
+      <w:pPr>
+        <w:ind w:left="1440" w:hanging="1440"/>
+      </w:pPr>
+      <w:rPr>
+        <w:rFonts w:hint="default"/>
+      </w:rPr>
+    </w:lvl>
+    <w:lvl w:ilvl="7">
+      <w:start w:val="1"/>
+      <w:numFmt w:val="decimal"/>
+      <w:lvlText w:val="%1.%2.%3.%4.%5.%6.%7.%8"/>
+      <w:lvlJc w:val="left"/>
+      <w:pPr>
+        <w:ind w:left="1800" w:hanging="1800"/>
+      </w:pPr>
+      <w:rPr>
+        <w:rFonts w:hint="default"/>
+      </w:rPr>
+    </w:lvl>
+    <w:lvl w:ilvl="8">
+      <w:start w:val="1"/>
+      <w:numFmt w:val="decimal"/>
+      <w:lvlText w:val="%1.%2.%3.%4.%5.%6.%7.%8.%9"/>
+      <w:lvlJc w:val="left"/>
+      <w:pPr>
+        <w:ind w:left="2160" w:hanging="2160"/>
+      </w:pPr>
+      <w:rPr>
+        <w:rFonts w:hint="default"/>
+      </w:rPr>
+    </w:lvl>
+  </w:abstractNum>
+  <w:abstractNum w:abstractNumId="9">
     <w:nsid w:val="2E287C07"/>
     <w:multiLevelType w:val="hybridMultilevel"/>
     <w:tmpl w:val="B7586254"/>
@@ -18104,7 +17005,7 @@
       </w:rPr>
     </w:lvl>
   </w:abstractNum>
-  <w:abstractNum w:abstractNumId="6">
+  <w:abstractNum w:abstractNumId="10">
     <w:nsid w:val="33836083"/>
     <w:multiLevelType w:val="hybridMultilevel"/>
     <w:tmpl w:val="B6E2A1E4"/>
@@ -18217,7 +17118,7 @@
       </w:rPr>
     </w:lvl>
   </w:abstractNum>
-  <w:abstractNum w:abstractNumId="7">
+  <w:abstractNum w:abstractNumId="11">
     <w:nsid w:val="347C301B"/>
     <w:multiLevelType w:val="hybridMultilevel"/>
     <w:tmpl w:val="7834F330"/>
@@ -18330,7 +17231,7 @@
       </w:rPr>
     </w:lvl>
   </w:abstractNum>
-  <w:abstractNum w:abstractNumId="8">
+  <w:abstractNum w:abstractNumId="12">
     <w:nsid w:val="3D7B630A"/>
     <w:multiLevelType w:val="hybridMultilevel"/>
     <w:tmpl w:val="9B407CDA"/>
@@ -18443,7 +17344,7 @@
       </w:rPr>
     </w:lvl>
   </w:abstractNum>
-  <w:abstractNum w:abstractNumId="9">
+  <w:abstractNum w:abstractNumId="13">
     <w:nsid w:val="405E1313"/>
     <w:multiLevelType w:val="hybridMultilevel"/>
     <w:tmpl w:val="01CC347E"/>
@@ -18556,7 +17457,7 @@
       </w:rPr>
     </w:lvl>
   </w:abstractNum>
-  <w:abstractNum w:abstractNumId="10">
+  <w:abstractNum w:abstractNumId="14">
     <w:nsid w:val="482D2C31"/>
     <w:multiLevelType w:val="hybridMultilevel"/>
     <w:tmpl w:val="0A68A3DA"/>
@@ -18669,7 +17570,7 @@
       </w:rPr>
     </w:lvl>
   </w:abstractNum>
-  <w:abstractNum w:abstractNumId="11">
+  <w:abstractNum w:abstractNumId="15">
     <w:nsid w:val="4D310A77"/>
     <w:multiLevelType w:val="hybridMultilevel"/>
     <w:tmpl w:val="677ED7CA"/>
@@ -18782,7 +17683,120 @@
       </w:rPr>
     </w:lvl>
   </w:abstractNum>
-  <w:abstractNum w:abstractNumId="12">
+  <w:abstractNum w:abstractNumId="16">
+    <w:nsid w:val="52055D80"/>
+    <w:multiLevelType w:val="multilevel"/>
+    <w:tmpl w:val="83024B54"/>
+    <w:lvl w:ilvl="0">
+      <w:start w:val="1"/>
+      <w:numFmt w:val="decimal"/>
+      <w:lvlText w:val="%1"/>
+      <w:lvlJc w:val="left"/>
+      <w:pPr>
+        <w:ind w:left="375" w:hanging="375"/>
+      </w:pPr>
+      <w:rPr>
+        <w:rFonts w:hint="default"/>
+      </w:rPr>
+    </w:lvl>
+    <w:lvl w:ilvl="1">
+      <w:start w:val="1"/>
+      <w:numFmt w:val="decimal"/>
+      <w:lvlText w:val="%1.%2"/>
+      <w:lvlJc w:val="left"/>
+      <w:pPr>
+        <w:ind w:left="3207" w:hanging="375"/>
+      </w:pPr>
+      <w:rPr>
+        <w:rFonts w:hint="default"/>
+      </w:rPr>
+    </w:lvl>
+    <w:lvl w:ilvl="2">
+      <w:start w:val="1"/>
+      <w:numFmt w:val="decimal"/>
+      <w:lvlText w:val="%1.%2.%3"/>
+      <w:lvlJc w:val="left"/>
+      <w:pPr>
+        <w:ind w:left="6384" w:hanging="720"/>
+      </w:pPr>
+      <w:rPr>
+        <w:rFonts w:hint="default"/>
+      </w:rPr>
+    </w:lvl>
+    <w:lvl w:ilvl="3">
+      <w:start w:val="1"/>
+      <w:numFmt w:val="decimal"/>
+      <w:lvlText w:val="%1.%2.%3.%4"/>
+      <w:lvlJc w:val="left"/>
+      <w:pPr>
+        <w:ind w:left="9576" w:hanging="1080"/>
+      </w:pPr>
+      <w:rPr>
+        <w:rFonts w:hint="default"/>
+      </w:rPr>
+    </w:lvl>
+    <w:lvl w:ilvl="4">
+      <w:start w:val="1"/>
+      <w:numFmt w:val="decimal"/>
+      <w:lvlText w:val="%1.%2.%3.%4.%5"/>
+      <w:lvlJc w:val="left"/>
+      <w:pPr>
+        <w:ind w:left="12408" w:hanging="1080"/>
+      </w:pPr>
+      <w:rPr>
+        <w:rFonts w:hint="default"/>
+      </w:rPr>
+    </w:lvl>
+    <w:lvl w:ilvl="5">
+      <w:start w:val="1"/>
+      <w:numFmt w:val="decimal"/>
+      <w:lvlText w:val="%1.%2.%3.%4.%5.%6"/>
+      <w:lvlJc w:val="left"/>
+      <w:pPr>
+        <w:ind w:left="15600" w:hanging="1440"/>
+      </w:pPr>
+      <w:rPr>
+        <w:rFonts w:hint="default"/>
+      </w:rPr>
+    </w:lvl>
+    <w:lvl w:ilvl="6">
+      <w:start w:val="1"/>
+      <w:numFmt w:val="decimal"/>
+      <w:lvlText w:val="%1.%2.%3.%4.%5.%6.%7"/>
+      <w:lvlJc w:val="left"/>
+      <w:pPr>
+        <w:ind w:left="18432" w:hanging="1440"/>
+      </w:pPr>
+      <w:rPr>
+        <w:rFonts w:hint="default"/>
+      </w:rPr>
+    </w:lvl>
+    <w:lvl w:ilvl="7">
+      <w:start w:val="1"/>
+      <w:numFmt w:val="decimal"/>
+      <w:lvlText w:val="%1.%2.%3.%4.%5.%6.%7.%8"/>
+      <w:lvlJc w:val="left"/>
+      <w:pPr>
+        <w:ind w:left="21624" w:hanging="1800"/>
+      </w:pPr>
+      <w:rPr>
+        <w:rFonts w:hint="default"/>
+      </w:rPr>
+    </w:lvl>
+    <w:lvl w:ilvl="8">
+      <w:start w:val="1"/>
+      <w:numFmt w:val="decimal"/>
+      <w:lvlText w:val="%1.%2.%3.%4.%5.%6.%7.%8.%9"/>
+      <w:lvlJc w:val="left"/>
+      <w:pPr>
+        <w:ind w:left="24816" w:hanging="2160"/>
+      </w:pPr>
+      <w:rPr>
+        <w:rFonts w:hint="default"/>
+      </w:rPr>
+    </w:lvl>
+  </w:abstractNum>
+  <w:abstractNum w:abstractNumId="17">
     <w:nsid w:val="52D5745E"/>
     <w:multiLevelType w:val="hybridMultilevel"/>
     <w:tmpl w:val="24E26788"/>
@@ -18895,7 +17909,7 @@
       </w:rPr>
     </w:lvl>
   </w:abstractNum>
-  <w:abstractNum w:abstractNumId="13">
+  <w:abstractNum w:abstractNumId="18">
     <w:nsid w:val="53F654C5"/>
     <w:multiLevelType w:val="hybridMultilevel"/>
     <w:tmpl w:val="AEE4F19A"/>
@@ -19008,7 +18022,7 @@
       </w:rPr>
     </w:lvl>
   </w:abstractNum>
-  <w:abstractNum w:abstractNumId="14">
+  <w:abstractNum w:abstractNumId="19">
     <w:nsid w:val="557D5276"/>
     <w:multiLevelType w:val="hybridMultilevel"/>
     <w:tmpl w:val="641AD376"/>
@@ -19121,7 +18135,7 @@
       </w:rPr>
     </w:lvl>
   </w:abstractNum>
-  <w:abstractNum w:abstractNumId="15">
+  <w:abstractNum w:abstractNumId="20">
     <w:nsid w:val="569F4DAA"/>
     <w:multiLevelType w:val="hybridMultilevel"/>
     <w:tmpl w:val="7700DF4C"/>
@@ -19234,7 +18248,7 @@
       </w:rPr>
     </w:lvl>
   </w:abstractNum>
-  <w:abstractNum w:abstractNumId="16">
+  <w:abstractNum w:abstractNumId="21">
     <w:nsid w:val="57E37924"/>
     <w:multiLevelType w:val="multilevel"/>
     <w:tmpl w:val="36ACC986"/>
@@ -19347,7 +18361,7 @@
       </w:rPr>
     </w:lvl>
   </w:abstractNum>
-  <w:abstractNum w:abstractNumId="17">
+  <w:abstractNum w:abstractNumId="22">
     <w:nsid w:val="58A15A64"/>
     <w:multiLevelType w:val="hybridMultilevel"/>
     <w:tmpl w:val="CACA5874"/>
@@ -19460,7 +18474,7 @@
       </w:rPr>
     </w:lvl>
   </w:abstractNum>
-  <w:abstractNum w:abstractNumId="18">
+  <w:abstractNum w:abstractNumId="23">
     <w:nsid w:val="6CCF0E68"/>
     <w:multiLevelType w:val="multilevel"/>
     <w:tmpl w:val="36ACC986"/>
@@ -19573,7 +18587,7 @@
       </w:rPr>
     </w:lvl>
   </w:abstractNum>
-  <w:abstractNum w:abstractNumId="19">
+  <w:abstractNum w:abstractNumId="24">
     <w:nsid w:val="72AB6372"/>
     <w:multiLevelType w:val="hybridMultilevel"/>
     <w:tmpl w:val="A498DD92"/>
@@ -19686,7 +18700,7 @@
       </w:rPr>
     </w:lvl>
   </w:abstractNum>
-  <w:abstractNum w:abstractNumId="20">
+  <w:abstractNum w:abstractNumId="25">
     <w:nsid w:val="793709AB"/>
     <w:multiLevelType w:val="hybridMultilevel"/>
     <w:tmpl w:val="4982622A"/>
@@ -19800,67 +18814,82 @@
     </w:lvl>
   </w:abstractNum>
   <w:num w:numId="1">
-    <w:abstractNumId w:val="16"/>
+    <w:abstractNumId w:val="21"/>
   </w:num>
   <w:num w:numId="2">
+    <w:abstractNumId w:val="13"/>
+  </w:num>
+  <w:num w:numId="3">
+    <w:abstractNumId w:val="15"/>
+  </w:num>
+  <w:num w:numId="4">
+    <w:abstractNumId w:val="19"/>
+  </w:num>
+  <w:num w:numId="5">
+    <w:abstractNumId w:val="20"/>
+  </w:num>
+  <w:num w:numId="6">
+    <w:abstractNumId w:val="5"/>
+  </w:num>
+  <w:num w:numId="7">
+    <w:abstractNumId w:val="24"/>
+  </w:num>
+  <w:num w:numId="8">
+    <w:abstractNumId w:val="22"/>
+  </w:num>
+  <w:num w:numId="9">
+    <w:abstractNumId w:val="18"/>
+  </w:num>
+  <w:num w:numId="10">
+    <w:abstractNumId w:val="10"/>
+  </w:num>
+  <w:num w:numId="11">
+    <w:abstractNumId w:val="12"/>
+  </w:num>
+  <w:num w:numId="12">
     <w:abstractNumId w:val="9"/>
   </w:num>
-  <w:num w:numId="3">
-    <w:abstractNumId w:val="11"/>
-  </w:num>
-  <w:num w:numId="4">
-    <w:abstractNumId w:val="14"/>
-  </w:num>
-  <w:num w:numId="5">
-    <w:abstractNumId w:val="15"/>
-  </w:num>
-  <w:num w:numId="6">
-    <w:abstractNumId w:val="3"/>
-  </w:num>
-  <w:num w:numId="7">
-    <w:abstractNumId w:val="19"/>
-  </w:num>
-  <w:num w:numId="8">
-    <w:abstractNumId w:val="17"/>
-  </w:num>
-  <w:num w:numId="9">
-    <w:abstractNumId w:val="13"/>
-  </w:num>
-  <w:num w:numId="10">
-    <w:abstractNumId w:val="6"/>
-  </w:num>
-  <w:num w:numId="11">
-    <w:abstractNumId w:val="8"/>
-  </w:num>
-  <w:num w:numId="12">
-    <w:abstractNumId w:val="5"/>
-  </w:num>
   <w:num w:numId="13">
-    <w:abstractNumId w:val="2"/>
+    <w:abstractNumId w:val="4"/>
   </w:num>
   <w:num w:numId="14">
     <w:abstractNumId w:val="0"/>
   </w:num>
   <w:num w:numId="15">
-    <w:abstractNumId w:val="7"/>
+    <w:abstractNumId w:val="11"/>
   </w:num>
   <w:num w:numId="16">
     <w:abstractNumId w:val="1"/>
   </w:num>
   <w:num w:numId="17">
-    <w:abstractNumId w:val="20"/>
+    <w:abstractNumId w:val="25"/>
   </w:num>
   <w:num w:numId="18">
-    <w:abstractNumId w:val="4"/>
+    <w:abstractNumId w:val="6"/>
   </w:num>
   <w:num w:numId="19">
-    <w:abstractNumId w:val="10"/>
+    <w:abstractNumId w:val="14"/>
   </w:num>
   <w:num w:numId="20">
-    <w:abstractNumId w:val="12"/>
+    <w:abstractNumId w:val="17"/>
   </w:num>
   <w:num w:numId="21">
-    <w:abstractNumId w:val="18"/>
+    <w:abstractNumId w:val="23"/>
+  </w:num>
+  <w:num w:numId="22">
+    <w:abstractNumId w:val="2"/>
+  </w:num>
+  <w:num w:numId="23">
+    <w:abstractNumId w:val="3"/>
+  </w:num>
+  <w:num w:numId="24">
+    <w:abstractNumId w:val="16"/>
+  </w:num>
+  <w:num w:numId="25">
+    <w:abstractNumId w:val="8"/>
+  </w:num>
+  <w:num w:numId="26">
+    <w:abstractNumId w:val="7"/>
   </w:num>
 </w:numbering>
 </file>
@@ -20026,6 +19055,7 @@
   <w:style w:type="paragraph" w:default="1" w:styleId="a">
     <w:name w:val="Normal"/>
     <w:qFormat/>
+    <w:rsid w:val="00846E2F"/>
   </w:style>
   <w:style w:type="character" w:default="1" w:styleId="a0">
     <w:name w:val="Default Paragraph Font"/>

--- a/Karyagin_kurs.docx
+++ b/Karyagin_kurs.docx
@@ -16,680 +16,11 @@
       <w:r>
         <w:rPr>
           <w:rFonts w:ascii="Times New Roman" w:hAnsi="Times New Roman"/>
-          <w:color w:val="000000"/>
-          <w:sz w:val="28"/>
-          <w:szCs w:val="20"/>
-        </w:rPr>
-        <w:t>Государственное автономное профессиональное образовательное учреждения Чувашской Республик</w:t>
-      </w:r>
-      <w:r>
-        <w:rPr>
-          <w:rFonts w:ascii="Times New Roman" w:hAnsi="Times New Roman"/>
-          <w:color w:val="000000"/>
-          <w:sz w:val="28"/>
-          <w:szCs w:val="20"/>
-        </w:rPr>
-        <w:t>и «</w:t>
-      </w:r>
-      <w:proofErr w:type="spellStart"/>
-      <w:r>
-        <w:rPr>
-          <w:rFonts w:ascii="Times New Roman" w:hAnsi="Times New Roman"/>
-          <w:color w:val="000000"/>
-          <w:sz w:val="28"/>
-          <w:szCs w:val="20"/>
-        </w:rPr>
-        <w:t>Шумерлинский</w:t>
-      </w:r>
-      <w:proofErr w:type="spellEnd"/>
-      <w:r>
-        <w:rPr>
-          <w:rFonts w:ascii="Times New Roman" w:hAnsi="Times New Roman"/>
-          <w:color w:val="000000"/>
-          <w:sz w:val="28"/>
-          <w:szCs w:val="20"/>
-        </w:rPr>
-        <w:t xml:space="preserve"> политехнический </w:t>
-      </w:r>
-      <w:r>
-        <w:rPr>
-          <w:rFonts w:ascii="Times New Roman" w:hAnsi="Times New Roman"/>
-          <w:color w:val="000000"/>
-          <w:sz w:val="28"/>
-          <w:szCs w:val="20"/>
-        </w:rPr>
-        <w:t>техникум»</w:t>
-      </w:r>
-    </w:p>
-    <w:p>
-      <w:pPr>
-        <w:spacing w:after="0" w:line="240" w:lineRule="auto"/>
-        <w:jc w:val="center"/>
-        <w:rPr>
-          <w:rFonts w:ascii="Times New Roman" w:hAnsi="Times New Roman"/>
-          <w:color w:val="000000"/>
-          <w:sz w:val="28"/>
-          <w:szCs w:val="20"/>
-        </w:rPr>
-      </w:pPr>
-      <w:r>
-        <w:rPr>
-          <w:rFonts w:ascii="Times New Roman" w:hAnsi="Times New Roman"/>
-          <w:color w:val="000000"/>
-          <w:sz w:val="28"/>
-          <w:szCs w:val="20"/>
-        </w:rPr>
-        <w:t>Министерства образования Чувашской Республики</w:t>
-      </w:r>
-    </w:p>
-    <w:p>
-      <w:pPr>
-        <w:spacing w:after="0" w:line="240" w:lineRule="auto"/>
-        <w:jc w:val="center"/>
-        <w:rPr>
-          <w:rFonts w:ascii="Times New Roman" w:hAnsi="Times New Roman"/>
-          <w:color w:val="000000"/>
-          <w:sz w:val="28"/>
-          <w:szCs w:val="20"/>
-        </w:rPr>
-      </w:pPr>
-    </w:p>
-    <w:p>
-      <w:pPr>
-        <w:spacing w:after="0" w:line="240" w:lineRule="auto"/>
-        <w:jc w:val="center"/>
-        <w:rPr>
-          <w:rFonts w:ascii="Times New Roman" w:hAnsi="Times New Roman"/>
-          <w:color w:val="000000"/>
-          <w:sz w:val="28"/>
-          <w:szCs w:val="20"/>
-        </w:rPr>
-      </w:pPr>
-    </w:p>
-    <w:p>
-      <w:pPr>
-        <w:spacing w:after="0" w:line="240" w:lineRule="auto"/>
-        <w:jc w:val="center"/>
-        <w:rPr>
-          <w:rFonts w:ascii="Times New Roman" w:hAnsi="Times New Roman"/>
-          <w:color w:val="000000"/>
-          <w:sz w:val="28"/>
-          <w:szCs w:val="20"/>
-        </w:rPr>
-      </w:pPr>
-    </w:p>
-    <w:p>
-      <w:pPr>
-        <w:spacing w:after="0" w:line="240" w:lineRule="auto"/>
-        <w:jc w:val="center"/>
-        <w:rPr>
-          <w:rFonts w:ascii="Times New Roman" w:hAnsi="Times New Roman"/>
-          <w:color w:val="000000"/>
-          <w:sz w:val="28"/>
-          <w:szCs w:val="20"/>
-        </w:rPr>
-      </w:pPr>
-    </w:p>
-    <w:p>
-      <w:pPr>
-        <w:spacing w:after="0" w:line="240" w:lineRule="auto"/>
-        <w:jc w:val="center"/>
-        <w:rPr>
-          <w:rFonts w:ascii="Times New Roman" w:hAnsi="Times New Roman"/>
-          <w:color w:val="000000"/>
-          <w:sz w:val="28"/>
-          <w:szCs w:val="20"/>
-        </w:rPr>
-      </w:pPr>
-    </w:p>
-    <w:p>
-      <w:pPr>
-        <w:spacing w:after="0" w:line="240" w:lineRule="auto"/>
-        <w:jc w:val="center"/>
-        <w:rPr>
-          <w:rFonts w:ascii="Times New Roman" w:hAnsi="Times New Roman"/>
-          <w:color w:val="000000"/>
-          <w:sz w:val="28"/>
-          <w:szCs w:val="20"/>
-        </w:rPr>
-      </w:pPr>
-    </w:p>
-    <w:p>
-      <w:pPr>
-        <w:spacing w:after="0" w:line="240" w:lineRule="auto"/>
-        <w:jc w:val="center"/>
-        <w:rPr>
-          <w:rFonts w:ascii="Times New Roman" w:hAnsi="Times New Roman"/>
-          <w:color w:val="000000"/>
-          <w:sz w:val="28"/>
-          <w:szCs w:val="20"/>
-        </w:rPr>
-      </w:pPr>
-    </w:p>
-    <w:p>
-      <w:pPr>
-        <w:spacing w:after="0" w:line="240" w:lineRule="auto"/>
-        <w:jc w:val="center"/>
-        <w:rPr>
-          <w:rFonts w:ascii="Times New Roman" w:hAnsi="Times New Roman"/>
-          <w:color w:val="000000"/>
-          <w:sz w:val="28"/>
-          <w:szCs w:val="20"/>
-        </w:rPr>
-      </w:pPr>
-    </w:p>
-    <w:p>
-      <w:pPr>
-        <w:spacing w:after="0" w:line="240" w:lineRule="auto"/>
-        <w:jc w:val="center"/>
-        <w:rPr>
-          <w:rFonts w:ascii="Times New Roman" w:hAnsi="Times New Roman"/>
-          <w:color w:val="000000"/>
-          <w:sz w:val="28"/>
-          <w:szCs w:val="20"/>
-        </w:rPr>
-      </w:pPr>
-    </w:p>
-    <w:p>
-      <w:pPr>
-        <w:spacing w:after="0" w:line="240" w:lineRule="auto"/>
-        <w:jc w:val="center"/>
-        <w:rPr>
-          <w:rFonts w:ascii="Times New Roman" w:hAnsi="Times New Roman"/>
-          <w:color w:val="000000"/>
-          <w:sz w:val="28"/>
-          <w:szCs w:val="20"/>
-        </w:rPr>
-      </w:pPr>
-    </w:p>
-    <w:p>
-      <w:pPr>
-        <w:spacing w:after="0" w:line="240" w:lineRule="auto"/>
-        <w:jc w:val="center"/>
-        <w:rPr>
-          <w:rFonts w:ascii="Times New Roman" w:hAnsi="Times New Roman"/>
-          <w:color w:val="000000"/>
-          <w:sz w:val="28"/>
-          <w:szCs w:val="20"/>
-        </w:rPr>
-      </w:pPr>
-    </w:p>
-    <w:p>
-      <w:pPr>
-        <w:spacing w:after="0" w:line="240" w:lineRule="auto"/>
-        <w:jc w:val="center"/>
-        <w:rPr>
-          <w:rFonts w:ascii="Times New Roman" w:hAnsi="Times New Roman"/>
-          <w:color w:val="000000"/>
-          <w:sz w:val="32"/>
-          <w:szCs w:val="20"/>
-        </w:rPr>
-      </w:pPr>
-      <w:r>
-        <w:rPr>
-          <w:rFonts w:ascii="Times New Roman" w:hAnsi="Times New Roman"/>
-          <w:b/>
-          <w:color w:val="000000"/>
-          <w:sz w:val="32"/>
-          <w:szCs w:val="20"/>
-        </w:rPr>
-        <w:t>Курсовой проект</w:t>
-      </w:r>
-    </w:p>
-    <w:p>
-      <w:pPr>
-        <w:spacing w:after="0" w:line="240" w:lineRule="auto"/>
-        <w:jc w:val="center"/>
-        <w:rPr>
-          <w:rFonts w:ascii="Times New Roman" w:hAnsi="Times New Roman"/>
-          <w:color w:val="000000"/>
-          <w:sz w:val="28"/>
-          <w:szCs w:val="20"/>
-        </w:rPr>
-      </w:pPr>
-      <w:r>
-        <w:rPr>
-          <w:rFonts w:ascii="Times New Roman" w:hAnsi="Times New Roman"/>
-          <w:color w:val="000000"/>
-          <w:sz w:val="28"/>
-          <w:szCs w:val="20"/>
-        </w:rPr>
-        <w:t>По МДК 07</w:t>
-      </w:r>
-      <w:r>
-        <w:rPr>
-          <w:rFonts w:ascii="Times New Roman" w:hAnsi="Times New Roman"/>
-          <w:color w:val="000000"/>
-          <w:sz w:val="28"/>
-          <w:szCs w:val="20"/>
-        </w:rPr>
-        <w:t>.01: «</w:t>
-      </w:r>
-      <w:r>
-        <w:rPr>
-          <w:rFonts w:ascii="Times New Roman" w:hAnsi="Times New Roman"/>
-          <w:color w:val="000000"/>
-          <w:sz w:val="28"/>
-          <w:szCs w:val="20"/>
-        </w:rPr>
-        <w:t>Управление и автоматизация базы данных</w:t>
-      </w:r>
-      <w:r>
-        <w:rPr>
-          <w:rFonts w:ascii="Times New Roman" w:hAnsi="Times New Roman"/>
-          <w:color w:val="000000"/>
-          <w:sz w:val="28"/>
-          <w:szCs w:val="20"/>
-        </w:rPr>
-        <w:t>»</w:t>
-      </w:r>
-    </w:p>
-    <w:p>
-      <w:pPr>
-        <w:pStyle w:val="a4"/>
-        <w:spacing w:after="0"/>
-        <w:ind w:left="0"/>
-        <w:jc w:val="center"/>
-        <w:rPr>
-          <w:rFonts w:ascii="Times New Roman" w:hAnsi="Times New Roman"/>
-          <w:sz w:val="28"/>
-          <w:szCs w:val="28"/>
-        </w:rPr>
-      </w:pPr>
-      <w:r>
-        <w:rPr>
-          <w:rFonts w:ascii="Times New Roman" w:hAnsi="Times New Roman"/>
-          <w:color w:val="000000"/>
-          <w:sz w:val="28"/>
-          <w:szCs w:val="20"/>
-        </w:rPr>
-        <w:t>На тему: «</w:t>
-      </w:r>
-      <w:r>
-        <w:rPr>
-          <w:rFonts w:ascii="Times New Roman" w:hAnsi="Times New Roman"/>
-          <w:sz w:val="28"/>
-          <w:szCs w:val="28"/>
-        </w:rPr>
-        <w:t xml:space="preserve">Каталог </w:t>
-      </w:r>
-      <w:proofErr w:type="gramStart"/>
-      <w:r>
-        <w:rPr>
-          <w:rFonts w:ascii="Times New Roman" w:hAnsi="Times New Roman"/>
-          <w:sz w:val="28"/>
-          <w:szCs w:val="28"/>
-        </w:rPr>
-        <w:t>компьютерных</w:t>
-      </w:r>
-      <w:proofErr w:type="gramEnd"/>
-      <w:r>
-        <w:rPr>
-          <w:rFonts w:ascii="Times New Roman" w:hAnsi="Times New Roman"/>
-          <w:sz w:val="28"/>
-          <w:szCs w:val="28"/>
-        </w:rPr>
-        <w:t xml:space="preserve"> комплектующих</w:t>
-      </w:r>
-      <w:r>
-        <w:rPr>
-          <w:rFonts w:ascii="Times New Roman" w:hAnsi="Times New Roman"/>
-          <w:color w:val="000000"/>
-          <w:sz w:val="28"/>
-          <w:szCs w:val="20"/>
-        </w:rPr>
-        <w:t>»</w:t>
-      </w:r>
-    </w:p>
-    <w:p>
-      <w:pPr>
-        <w:spacing w:after="0" w:line="240" w:lineRule="auto"/>
-        <w:jc w:val="center"/>
-        <w:rPr>
-          <w:rFonts w:ascii="Times New Roman" w:hAnsi="Times New Roman"/>
-          <w:color w:val="000000"/>
-          <w:sz w:val="28"/>
-          <w:szCs w:val="20"/>
-        </w:rPr>
-      </w:pPr>
-      <w:r>
-        <w:rPr>
-          <w:rFonts w:ascii="Times New Roman" w:hAnsi="Times New Roman"/>
-          <w:color w:val="000000"/>
-          <w:sz w:val="28"/>
-          <w:szCs w:val="20"/>
-        </w:rPr>
-        <w:t>Специальность: 09.02.07 Информационные системы и программирование</w:t>
-      </w:r>
-    </w:p>
-    <w:p>
-      <w:pPr>
-        <w:pStyle w:val="a5"/>
-        <w:spacing w:line="360" w:lineRule="auto"/>
-        <w:ind w:firstLine="0"/>
-        <w:jc w:val="center"/>
-        <w:rPr>
-          <w:rFonts w:ascii="Times New Roman" w:hAnsi="Times New Roman"/>
-          <w:sz w:val="28"/>
-        </w:rPr>
-      </w:pPr>
-    </w:p>
-    <w:p>
-      <w:pPr>
-        <w:pStyle w:val="a5"/>
-        <w:spacing w:line="360" w:lineRule="auto"/>
-        <w:ind w:firstLine="0"/>
-        <w:jc w:val="center"/>
-        <w:rPr>
-          <w:rFonts w:ascii="Times New Roman" w:hAnsi="Times New Roman"/>
-          <w:sz w:val="28"/>
-        </w:rPr>
-      </w:pPr>
-    </w:p>
-    <w:p>
-      <w:pPr>
-        <w:pStyle w:val="a5"/>
-        <w:spacing w:line="360" w:lineRule="auto"/>
-        <w:ind w:firstLine="0"/>
-        <w:jc w:val="center"/>
-        <w:rPr>
-          <w:rFonts w:ascii="Times New Roman" w:hAnsi="Times New Roman"/>
-          <w:sz w:val="28"/>
-        </w:rPr>
-      </w:pPr>
-    </w:p>
-    <w:p>
-      <w:pPr>
-        <w:pStyle w:val="a5"/>
-        <w:spacing w:line="360" w:lineRule="auto"/>
-        <w:ind w:firstLine="0"/>
-        <w:jc w:val="center"/>
-        <w:rPr>
-          <w:rFonts w:ascii="Times New Roman" w:hAnsi="Times New Roman"/>
-          <w:sz w:val="28"/>
-        </w:rPr>
-      </w:pPr>
-    </w:p>
-    <w:p>
-      <w:pPr>
-        <w:pStyle w:val="a5"/>
-        <w:spacing w:line="360" w:lineRule="auto"/>
-        <w:ind w:firstLine="0"/>
-        <w:jc w:val="center"/>
-        <w:rPr>
-          <w:rFonts w:ascii="Times New Roman" w:hAnsi="Times New Roman"/>
-          <w:sz w:val="28"/>
-        </w:rPr>
-      </w:pPr>
-    </w:p>
-    <w:p>
-      <w:pPr>
-        <w:pStyle w:val="a5"/>
-        <w:ind w:firstLine="0"/>
-        <w:jc w:val="right"/>
-        <w:rPr>
-          <w:sz w:val="28"/>
-        </w:rPr>
-      </w:pPr>
-      <w:r>
-        <w:rPr>
-          <w:rFonts w:ascii="Times New Roman" w:hAnsi="Times New Roman"/>
-          <w:noProof/>
-          <w:sz w:val="28"/>
-        </w:rPr>
-        <w:pict>
-          <v:shapetype id="_x0000_t202" coordsize="21600,21600" o:spt="202" path="m,l,21600r21600,l21600,xe">
-            <v:stroke joinstyle="miter"/>
-            <v:path gradientshapeok="t" o:connecttype="rect"/>
-          </v:shapetype>
-          <v:shape id="Надпись 1" o:spid="_x0000_s1075" type="#_x0000_t202" style="position:absolute;left:0;text-align:left;margin-left:179.1pt;margin-top:7.35pt;width:299.25pt;height:126.7pt;z-index:251661312;visibility:visible;mso-width-relative:margin;mso-height-relative:margin" o:gfxdata="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" fillcolor="white [3201]" strokecolor="white [3212]" strokeweight=".5pt">
-            <v:textbox>
-              <w:txbxContent>
-                <w:p>
-                  <w:pPr>
-                    <w:jc w:val="right"/>
-                    <w:rPr>
-                      <w:rFonts w:ascii="Times New Roman" w:hAnsi="Times New Roman"/>
-                      <w:sz w:val="28"/>
-                      <w:szCs w:val="28"/>
-                    </w:rPr>
-                  </w:pPr>
-                  <w:r>
-                    <w:rPr>
-                      <w:rFonts w:ascii="Times New Roman" w:hAnsi="Times New Roman"/>
-                      <w:sz w:val="28"/>
-                      <w:szCs w:val="28"/>
-                    </w:rPr>
-                    <w:t>П</w:t>
-                  </w:r>
-                  <w:r>
-                    <w:rPr>
-                      <w:rFonts w:ascii="Times New Roman" w:hAnsi="Times New Roman"/>
-                      <w:sz w:val="28"/>
-                      <w:szCs w:val="28"/>
-                    </w:rPr>
-                    <w:t>реподаватель</w:t>
-                  </w:r>
-                  <w:r>
-                    <w:rPr>
-                      <w:rFonts w:ascii="Times New Roman" w:hAnsi="Times New Roman"/>
-                      <w:b/>
-                      <w:sz w:val="28"/>
-                      <w:szCs w:val="28"/>
-                    </w:rPr>
-                    <w:t>:</w:t>
-                  </w:r>
-                  <w:r>
-                    <w:rPr>
-                      <w:rFonts w:ascii="Times New Roman" w:hAnsi="Times New Roman"/>
-                      <w:b/>
-                      <w:sz w:val="28"/>
-                      <w:szCs w:val="28"/>
-                    </w:rPr>
-                    <w:t xml:space="preserve"> </w:t>
-                  </w:r>
-                  <w:r>
-                    <w:rPr>
-                      <w:rFonts w:ascii="Times New Roman" w:hAnsi="Times New Roman"/>
-                      <w:sz w:val="28"/>
-                      <w:szCs w:val="28"/>
-                    </w:rPr>
-                    <w:t>Вушняков Сергей Валерьевич</w:t>
-                  </w:r>
-                </w:p>
-                <w:p>
-                  <w:pPr>
-                    <w:ind w:left="708" w:firstLine="708"/>
-                    <w:jc w:val="right"/>
-                    <w:rPr>
-                      <w:rFonts w:ascii="Times New Roman" w:hAnsi="Times New Roman"/>
-                      <w:sz w:val="28"/>
-                      <w:szCs w:val="28"/>
-                    </w:rPr>
-                  </w:pPr>
-                  <w:r>
-                    <w:rPr>
-                      <w:rFonts w:ascii="Times New Roman" w:hAnsi="Times New Roman"/>
-                      <w:sz w:val="28"/>
-                      <w:szCs w:val="28"/>
-                    </w:rPr>
-                    <w:t>Выполнил</w:t>
-                  </w:r>
-                  <w:r>
-                    <w:rPr>
-                      <w:rFonts w:ascii="Times New Roman" w:hAnsi="Times New Roman"/>
-                      <w:b/>
-                      <w:sz w:val="28"/>
-                      <w:szCs w:val="28"/>
-                    </w:rPr>
-                    <w:t>:</w:t>
-                  </w:r>
-                  <w:r>
-                    <w:rPr>
-                      <w:rFonts w:ascii="Times New Roman" w:hAnsi="Times New Roman"/>
-                      <w:sz w:val="28"/>
-                      <w:szCs w:val="28"/>
-                    </w:rPr>
-                    <w:t xml:space="preserve"> студент группы 3ИП</w:t>
-                  </w:r>
-                </w:p>
-                <w:p>
-                  <w:pPr>
-                    <w:ind w:left="2124"/>
-                    <w:jc w:val="right"/>
-                    <w:rPr>
-                      <w:rFonts w:ascii="Times New Roman" w:hAnsi="Times New Roman"/>
-                      <w:sz w:val="28"/>
-                      <w:szCs w:val="28"/>
-                    </w:rPr>
-                  </w:pPr>
-                  <w:r>
-                    <w:rPr>
-                      <w:rFonts w:ascii="Times New Roman" w:hAnsi="Times New Roman"/>
-                      <w:sz w:val="28"/>
-                      <w:szCs w:val="28"/>
-                    </w:rPr>
-                    <w:t>Карягин Михаил Сергеевич</w:t>
-                  </w:r>
-                </w:p>
-              </w:txbxContent>
-            </v:textbox>
-          </v:shape>
-        </w:pict>
-      </w:r>
-    </w:p>
-    <w:p>
-      <w:pPr>
-        <w:jc w:val="center"/>
-        <w:rPr>
-          <w:sz w:val="28"/>
-        </w:rPr>
-      </w:pPr>
-    </w:p>
-    <w:p>
-      <w:pPr>
-        <w:jc w:val="center"/>
-        <w:rPr>
-          <w:sz w:val="28"/>
-        </w:rPr>
-      </w:pPr>
-    </w:p>
-    <w:p>
-      <w:pPr>
-        <w:jc w:val="center"/>
-        <w:rPr>
-          <w:sz w:val="28"/>
-        </w:rPr>
-      </w:pPr>
-    </w:p>
-    <w:p>
-      <w:pPr>
-        <w:jc w:val="center"/>
-        <w:rPr>
-          <w:sz w:val="28"/>
-        </w:rPr>
-      </w:pPr>
-    </w:p>
-    <w:p>
-      <w:pPr>
-        <w:rPr>
-          <w:sz w:val="28"/>
-        </w:rPr>
-      </w:pPr>
-    </w:p>
-    <w:p>
-      <w:pPr>
-        <w:jc w:val="center"/>
-        <w:rPr>
-          <w:sz w:val="28"/>
-        </w:rPr>
-      </w:pPr>
-    </w:p>
-    <w:p>
-      <w:pPr>
-        <w:jc w:val="center"/>
-        <w:rPr>
-          <w:sz w:val="28"/>
-        </w:rPr>
-      </w:pPr>
-    </w:p>
-    <w:p>
-      <w:pPr>
-        <w:ind w:left="708"/>
-        <w:jc w:val="center"/>
-        <w:rPr>
-          <w:sz w:val="2"/>
-          <w:szCs w:val="2"/>
-        </w:rPr>
-      </w:pPr>
-      <w:r>
-        <w:rPr>
-          <w:sz w:val="4"/>
-          <w:szCs w:val="4"/>
-        </w:rPr>
-        <w:t xml:space="preserve">.  </w:t>
-      </w:r>
-      <w:r>
-        <w:rPr>
-          <w:sz w:val="28"/>
-        </w:rPr>
-        <w:tab/>
-      </w:r>
-      <w:r>
-        <w:rPr>
-          <w:sz w:val="28"/>
-        </w:rPr>
-        <w:tab/>
-      </w:r>
-      <w:r>
-        <w:rPr>
-          <w:sz w:val="2"/>
-          <w:szCs w:val="2"/>
-        </w:rPr>
-        <w:t>.</w:t>
-      </w:r>
-    </w:p>
-    <w:p>
-      <w:pPr>
-        <w:rPr>
-          <w:sz w:val="28"/>
-        </w:rPr>
-      </w:pPr>
-    </w:p>
-    <w:p>
-      <w:pPr>
-        <w:jc w:val="center"/>
-        <w:rPr>
-          <w:rFonts w:ascii="Times New Roman" w:hAnsi="Times New Roman"/>
-          <w:b/>
-          <w:sz w:val="30"/>
-          <w:szCs w:val="30"/>
-        </w:rPr>
-      </w:pPr>
-      <w:r>
-        <w:rPr>
-          <w:sz w:val="28"/>
-        </w:rPr>
-        <w:t>г. Шумерля. 2026 г</w:t>
-      </w:r>
-      <w:r>
-        <w:rPr>
-          <w:rFonts w:ascii="Times New Roman" w:hAnsi="Times New Roman"/>
-          <w:color w:val="000000"/>
-          <w:sz w:val="28"/>
-          <w:szCs w:val="20"/>
-        </w:rPr>
-        <w:br w:type="page"/>
-      </w:r>
-      <w:r>
-        <w:rPr>
-          <w:rFonts w:ascii="Times New Roman" w:hAnsi="Times New Roman"/>
           <w:b/>
           <w:noProof/>
           <w:sz w:val="28"/>
           <w:szCs w:val="28"/>
         </w:rPr>
-        <w:lastRenderedPageBreak/>
         <w:pict>
           <v:group id="Группа 1" o:spid="_x0000_s1026" style="position:absolute;left:0;text-align:left;margin-left:32.25pt;margin-top:46.65pt;width:670.75pt;height:788.4pt;z-index:251660288;mso-position-horizontal-relative:page;mso-position-vertical-relative:page" coordsize="25050,20000" o:gfxdata="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">
             <v:rect id="Rectangle 102" o:spid="_x0000_s1027" style="position:absolute;width:20000;height:20000;visibility:visible" o:gfxdata="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" filled="f" strokeweight="2pt">
@@ -1506,95 +837,70 @@
       </w:r>
       <w:bookmarkStart w:id="0" w:name="_GoBack"/>
       <w:bookmarkEnd w:id="0"/>
+      <w:r>
+        <w:rPr>
+          <w:rFonts w:ascii="Times New Roman" w:hAnsi="Times New Roman"/>
+          <w:b/>
+          <w:sz w:val="30"/>
+          <w:szCs w:val="30"/>
+        </w:rPr>
+        <w:br/>
+      </w:r>
     </w:p>
     <w:p>
       <w:pPr>
         <w:rPr>
           <w:rFonts w:ascii="Times New Roman" w:hAnsi="Times New Roman"/>
-          <w:sz w:val="28"/>
-          <w:szCs w:val="28"/>
-        </w:rPr>
-      </w:pPr>
-      <w:r>
-        <w:rPr>
-          <w:rFonts w:ascii="Times New Roman" w:hAnsi="Times New Roman"/>
-          <w:sz w:val="28"/>
-          <w:szCs w:val="28"/>
-        </w:rPr>
-        <w:t>ВВЕДЕНИЕ………………………………………………………………………</w:t>
-      </w:r>
-      <w:r>
-        <w:rPr>
-          <w:rFonts w:ascii="Times New Roman" w:hAnsi="Times New Roman"/>
-          <w:sz w:val="28"/>
-          <w:szCs w:val="28"/>
-        </w:rPr>
-        <w:t>.</w:t>
-      </w:r>
-      <w:r>
-        <w:rPr>
-          <w:rFonts w:ascii="Times New Roman" w:hAnsi="Times New Roman"/>
-          <w:sz w:val="28"/>
-          <w:szCs w:val="28"/>
-        </w:rPr>
-        <w:t>3</w:t>
+          <w:b/>
+          <w:sz w:val="28"/>
+          <w:szCs w:val="28"/>
+        </w:rPr>
+      </w:pPr>
+      <w:r>
+        <w:rPr>
+          <w:rFonts w:ascii="Times New Roman" w:hAnsi="Times New Roman"/>
+          <w:b/>
+          <w:sz w:val="28"/>
+          <w:szCs w:val="28"/>
+        </w:rPr>
+        <w:t>ВВЕДЕНИЕ……………………………………………………………………….3</w:t>
       </w:r>
     </w:p>
     <w:p>
       <w:pPr>
         <w:rPr>
           <w:rFonts w:ascii="Times New Roman" w:hAnsi="Times New Roman"/>
-          <w:sz w:val="28"/>
-          <w:szCs w:val="28"/>
-        </w:rPr>
-      </w:pPr>
-      <w:r>
-        <w:rPr>
-          <w:rFonts w:ascii="Times New Roman" w:hAnsi="Times New Roman"/>
-          <w:sz w:val="28"/>
-          <w:szCs w:val="28"/>
-        </w:rPr>
-        <w:t xml:space="preserve">Глава 1. </w:t>
-      </w:r>
-      <w:r>
-        <w:rPr>
-          <w:rFonts w:ascii="Times New Roman" w:hAnsi="Times New Roman"/>
-          <w:sz w:val="28"/>
-          <w:szCs w:val="28"/>
-        </w:rPr>
-        <w:t>Анализ предметной области …………………….…</w:t>
-      </w:r>
-      <w:r>
-        <w:rPr>
-          <w:rFonts w:ascii="Times New Roman" w:hAnsi="Times New Roman"/>
-          <w:sz w:val="28"/>
-          <w:szCs w:val="28"/>
-        </w:rPr>
-        <w:t>……………</w:t>
-      </w:r>
-      <w:r>
-        <w:rPr>
-          <w:rFonts w:ascii="Times New Roman" w:hAnsi="Times New Roman"/>
-          <w:sz w:val="28"/>
-          <w:szCs w:val="28"/>
-        </w:rPr>
-        <w:t>……</w:t>
-      </w:r>
-      <w:r>
-        <w:rPr>
-          <w:rFonts w:ascii="Times New Roman" w:hAnsi="Times New Roman"/>
-          <w:sz w:val="28"/>
-          <w:szCs w:val="28"/>
-        </w:rPr>
-        <w:t>.</w:t>
-      </w:r>
-      <w:r>
-        <w:rPr>
-          <w:rFonts w:ascii="Times New Roman" w:hAnsi="Times New Roman"/>
-          <w:sz w:val="28"/>
-          <w:szCs w:val="28"/>
-        </w:rPr>
-        <w:t>4</w:t>
+          <w:b/>
+          <w:sz w:val="28"/>
+          <w:szCs w:val="28"/>
+        </w:rPr>
+      </w:pPr>
+      <w:r>
+        <w:rPr>
+          <w:rFonts w:ascii="Times New Roman" w:hAnsi="Times New Roman"/>
+          <w:b/>
+          <w:sz w:val="28"/>
+          <w:szCs w:val="28"/>
+        </w:rPr>
+        <w:t>Глава 1. Ана</w:t>
+      </w:r>
+      <w:r>
+        <w:rPr>
+          <w:rFonts w:ascii="Times New Roman" w:hAnsi="Times New Roman"/>
+          <w:b/>
+          <w:sz w:val="28"/>
+          <w:szCs w:val="28"/>
+        </w:rPr>
+        <w:t>лиз предметной области …………………..</w:t>
+      </w:r>
+      <w:r>
+        <w:rPr>
+          <w:rFonts w:ascii="Times New Roman" w:hAnsi="Times New Roman"/>
+          <w:b/>
+          <w:sz w:val="28"/>
+          <w:szCs w:val="28"/>
+        </w:rPr>
+        <w:t>…………………….4</w:t>
       </w:r>
     </w:p>
     <w:p>
@@ -1602,73 +908,37 @@
         <w:ind w:left="708"/>
         <w:rPr>
           <w:rFonts w:ascii="Times New Roman" w:hAnsi="Times New Roman"/>
-          <w:sz w:val="28"/>
-          <w:szCs w:val="28"/>
-        </w:rPr>
-      </w:pPr>
-      <w:r>
-        <w:rPr>
-          <w:rFonts w:ascii="Times New Roman" w:hAnsi="Times New Roman"/>
-          <w:sz w:val="28"/>
-          <w:szCs w:val="28"/>
-        </w:rPr>
-        <w:t>1.1. Назначение системы</w:t>
-      </w:r>
-      <w:r>
-        <w:rPr>
-          <w:rFonts w:ascii="Times New Roman" w:hAnsi="Times New Roman"/>
-          <w:sz w:val="28"/>
-          <w:szCs w:val="28"/>
-        </w:rPr>
-        <w:t>……</w:t>
-      </w:r>
-      <w:r>
-        <w:rPr>
-          <w:rFonts w:ascii="Times New Roman" w:hAnsi="Times New Roman"/>
-          <w:sz w:val="28"/>
-          <w:szCs w:val="28"/>
-        </w:rPr>
-        <w:t>.</w:t>
-      </w:r>
-      <w:r>
-        <w:rPr>
-          <w:rFonts w:ascii="Times New Roman" w:hAnsi="Times New Roman"/>
-          <w:sz w:val="28"/>
-          <w:szCs w:val="28"/>
-        </w:rPr>
-        <w:t>…………………………………</w:t>
-      </w:r>
-      <w:r>
-        <w:rPr>
-          <w:rFonts w:ascii="Times New Roman" w:hAnsi="Times New Roman"/>
-          <w:sz w:val="28"/>
-          <w:szCs w:val="28"/>
-        </w:rPr>
-        <w:t>………</w:t>
-      </w:r>
-      <w:r>
-        <w:rPr>
-          <w:rFonts w:ascii="Times New Roman" w:hAnsi="Times New Roman"/>
-          <w:sz w:val="28"/>
-          <w:szCs w:val="28"/>
-        </w:rPr>
-        <w:t>…</w:t>
-      </w:r>
-      <w:r>
-        <w:rPr>
-          <w:rFonts w:ascii="Times New Roman" w:hAnsi="Times New Roman"/>
-          <w:sz w:val="28"/>
-          <w:szCs w:val="28"/>
-        </w:rPr>
-        <w:t>.</w:t>
-      </w:r>
-      <w:r>
-        <w:rPr>
-          <w:rFonts w:ascii="Times New Roman" w:hAnsi="Times New Roman"/>
-          <w:sz w:val="28"/>
-          <w:szCs w:val="28"/>
-        </w:rPr>
-        <w:t>4</w:t>
+          <w:b/>
+          <w:sz w:val="28"/>
+          <w:szCs w:val="28"/>
+        </w:rPr>
+      </w:pPr>
+      <w:r>
+        <w:rPr>
+          <w:rFonts w:ascii="Times New Roman" w:hAnsi="Times New Roman"/>
+          <w:b/>
+          <w:sz w:val="28"/>
+          <w:szCs w:val="28"/>
+        </w:rPr>
+        <w:t>1.1. Назначение системы…….</w:t>
+      </w:r>
+      <w:r>
+        <w:rPr>
+          <w:rFonts w:ascii="Times New Roman" w:hAnsi="Times New Roman"/>
+          <w:b/>
+          <w:sz w:val="28"/>
+          <w:szCs w:val="28"/>
+        </w:rPr>
+        <w:t>……………………………..</w:t>
+      </w:r>
+      <w:r>
+        <w:rPr>
+          <w:rFonts w:ascii="Times New Roman" w:hAnsi="Times New Roman"/>
+          <w:b/>
+          <w:sz w:val="28"/>
+          <w:szCs w:val="28"/>
+        </w:rPr>
+        <w:t>…………….4</w:t>
       </w:r>
     </w:p>
     <w:p>
@@ -1677,79 +947,89 @@
         <w:ind w:left="708"/>
         <w:rPr>
           <w:rFonts w:ascii="Times New Roman" w:hAnsi="Times New Roman"/>
-          <w:sz w:val="28"/>
-          <w:szCs w:val="28"/>
-        </w:rPr>
-      </w:pPr>
-      <w:r>
-        <w:rPr>
-          <w:rFonts w:ascii="Times New Roman" w:hAnsi="Times New Roman"/>
-          <w:sz w:val="28"/>
-          <w:szCs w:val="28"/>
-        </w:rPr>
-        <w:t>1.2</w:t>
-      </w:r>
-      <w:r>
-        <w:rPr>
-          <w:rFonts w:ascii="Times New Roman" w:hAnsi="Times New Roman"/>
-          <w:sz w:val="28"/>
-          <w:szCs w:val="28"/>
-        </w:rPr>
-        <w:t>. Классификация  пользователей системы……………………………</w:t>
-      </w:r>
-      <w:r>
-        <w:rPr>
-          <w:rFonts w:ascii="Times New Roman" w:hAnsi="Times New Roman"/>
-          <w:sz w:val="28"/>
-          <w:szCs w:val="28"/>
-        </w:rPr>
-        <w:t>.5</w:t>
-      </w:r>
-      <w:r>
-        <w:rPr>
-          <w:rFonts w:ascii="Times New Roman" w:hAnsi="Times New Roman"/>
+          <w:b/>
+          <w:sz w:val="28"/>
+          <w:szCs w:val="28"/>
+        </w:rPr>
+      </w:pPr>
+      <w:r>
+        <w:rPr>
+          <w:rFonts w:ascii="Times New Roman" w:hAnsi="Times New Roman"/>
+          <w:b/>
+          <w:sz w:val="28"/>
+          <w:szCs w:val="28"/>
+        </w:rPr>
+        <w:t>1.2. Классификац</w:t>
+      </w:r>
+      <w:r>
+        <w:rPr>
+          <w:rFonts w:ascii="Times New Roman" w:hAnsi="Times New Roman"/>
+          <w:b/>
+          <w:sz w:val="28"/>
+          <w:szCs w:val="28"/>
+        </w:rPr>
+        <w:t>ия  пользователей системы……………...</w:t>
+      </w:r>
+      <w:r>
+        <w:rPr>
+          <w:rFonts w:ascii="Times New Roman" w:hAnsi="Times New Roman"/>
+          <w:b/>
+          <w:sz w:val="28"/>
+          <w:szCs w:val="28"/>
+        </w:rPr>
+        <w:t>………….5</w:t>
+      </w:r>
+      <w:r>
+        <w:rPr>
+          <w:rFonts w:ascii="Times New Roman" w:hAnsi="Times New Roman"/>
+          <w:b/>
           <w:sz w:val="28"/>
           <w:szCs w:val="28"/>
         </w:rPr>
         <w:br/>
-        <w:t>1.3. Функциональные требования к системе……………………………..6</w:t>
+        <w:t>1.3. Функционал</w:t>
+      </w:r>
+      <w:r>
+        <w:rPr>
+          <w:rFonts w:ascii="Times New Roman" w:hAnsi="Times New Roman"/>
+          <w:b/>
+          <w:sz w:val="28"/>
+          <w:szCs w:val="28"/>
+        </w:rPr>
+        <w:t>ьные требования к системе………………</w:t>
+      </w:r>
+      <w:r>
+        <w:rPr>
+          <w:rFonts w:ascii="Times New Roman" w:hAnsi="Times New Roman"/>
+          <w:b/>
+          <w:sz w:val="28"/>
+          <w:szCs w:val="28"/>
+        </w:rPr>
+        <w:t>…………..6</w:t>
       </w:r>
     </w:p>
     <w:p>
       <w:pPr>
         <w:rPr>
           <w:rFonts w:ascii="Times New Roman" w:hAnsi="Times New Roman"/>
-          <w:sz w:val="28"/>
-          <w:szCs w:val="28"/>
-        </w:rPr>
-      </w:pPr>
-      <w:r>
-        <w:rPr>
-          <w:rFonts w:ascii="Times New Roman" w:hAnsi="Times New Roman"/>
-          <w:sz w:val="28"/>
-          <w:szCs w:val="28"/>
-        </w:rPr>
-        <w:t>Г</w:t>
-      </w:r>
-      <w:r>
-        <w:rPr>
-          <w:rFonts w:ascii="Times New Roman" w:hAnsi="Times New Roman"/>
-          <w:sz w:val="28"/>
-          <w:szCs w:val="28"/>
-        </w:rPr>
-        <w:t>лава 2. Проектирование системы....</w:t>
-      </w:r>
-      <w:r>
-        <w:rPr>
-          <w:rFonts w:ascii="Times New Roman" w:hAnsi="Times New Roman"/>
-          <w:sz w:val="28"/>
-          <w:szCs w:val="28"/>
-        </w:rPr>
-        <w:t>………………………………………</w:t>
-      </w:r>
-      <w:r>
-        <w:rPr>
-          <w:rFonts w:ascii="Times New Roman" w:hAnsi="Times New Roman"/>
+          <w:b/>
+          <w:sz w:val="28"/>
+          <w:szCs w:val="28"/>
+        </w:rPr>
+      </w:pPr>
+      <w:r>
+        <w:rPr>
+          <w:rFonts w:ascii="Times New Roman" w:hAnsi="Times New Roman"/>
+          <w:b/>
+          <w:sz w:val="28"/>
+          <w:szCs w:val="28"/>
+        </w:rPr>
+        <w:t>Глава 2. Проектирование системы....</w:t>
+      </w:r>
+      <w:r>
+        <w:rPr>
+          <w:rFonts w:ascii="Times New Roman" w:hAnsi="Times New Roman"/>
+          <w:b/>
           <w:sz w:val="28"/>
           <w:szCs w:val="28"/>
         </w:rPr>
@@ -1758,14 +1038,16 @@
       <w:r>
         <w:rPr>
           <w:rFonts w:ascii="Times New Roman" w:hAnsi="Times New Roman"/>
-          <w:sz w:val="28"/>
-          <w:szCs w:val="28"/>
-        </w:rPr>
-        <w:t>.</w:t>
-      </w:r>
-      <w:r>
-        <w:rPr>
-          <w:rFonts w:ascii="Times New Roman" w:hAnsi="Times New Roman"/>
+          <w:b/>
+          <w:sz w:val="28"/>
+          <w:szCs w:val="28"/>
+        </w:rPr>
+        <w:t>…………………………………….</w:t>
+      </w:r>
+      <w:r>
+        <w:rPr>
+          <w:rFonts w:ascii="Times New Roman" w:hAnsi="Times New Roman"/>
+          <w:b/>
           <w:sz w:val="28"/>
           <w:szCs w:val="28"/>
         </w:rPr>
@@ -1777,13 +1059,15 @@
         <w:ind w:left="708"/>
         <w:rPr>
           <w:rFonts w:ascii="Times New Roman" w:hAnsi="Times New Roman"/>
-          <w:sz w:val="28"/>
-          <w:szCs w:val="28"/>
-        </w:rPr>
-      </w:pPr>
-      <w:r>
-        <w:rPr>
-          <w:rFonts w:ascii="Times New Roman" w:hAnsi="Times New Roman"/>
+          <w:b/>
+          <w:sz w:val="28"/>
+          <w:szCs w:val="28"/>
+        </w:rPr>
+      </w:pPr>
+      <w:r>
+        <w:rPr>
+          <w:rFonts w:ascii="Times New Roman" w:hAnsi="Times New Roman"/>
+          <w:b/>
           <w:sz w:val="28"/>
           <w:szCs w:val="28"/>
         </w:rPr>
@@ -1792,6 +1076,7 @@
       <w:r>
         <w:rPr>
           <w:rFonts w:ascii="Times New Roman" w:hAnsi="Times New Roman"/>
+          <w:b/>
           <w:sz w:val="28"/>
           <w:szCs w:val="28"/>
         </w:rPr>
@@ -1800,38 +1085,25 @@
       <w:r>
         <w:rPr>
           <w:rFonts w:ascii="Times New Roman" w:hAnsi="Times New Roman"/>
-          <w:sz w:val="28"/>
-          <w:szCs w:val="28"/>
-        </w:rPr>
-        <w:t>………………………………</w:t>
-      </w:r>
-      <w:r>
-        <w:rPr>
-          <w:rFonts w:ascii="Times New Roman" w:hAnsi="Times New Roman"/>
-          <w:sz w:val="28"/>
-          <w:szCs w:val="28"/>
-        </w:rPr>
-        <w:t>…………</w:t>
-      </w:r>
-      <w:r>
-        <w:rPr>
-          <w:rFonts w:ascii="Times New Roman" w:hAnsi="Times New Roman"/>
-          <w:sz w:val="28"/>
-          <w:szCs w:val="28"/>
-        </w:rPr>
-        <w:t>…</w:t>
-      </w:r>
-      <w:r>
-        <w:rPr>
-          <w:rFonts w:ascii="Times New Roman" w:hAnsi="Times New Roman"/>
-          <w:sz w:val="28"/>
-          <w:szCs w:val="28"/>
-        </w:rPr>
-        <w:t>.</w:t>
-      </w:r>
-      <w:r>
-        <w:rPr>
-          <w:rFonts w:ascii="Times New Roman" w:hAnsi="Times New Roman"/>
+          <w:b/>
+          <w:sz w:val="28"/>
+          <w:szCs w:val="28"/>
+        </w:rPr>
+        <w:t>……………………..</w:t>
+      </w:r>
+      <w:r>
+        <w:rPr>
+          <w:rFonts w:ascii="Times New Roman" w:hAnsi="Times New Roman"/>
+          <w:b/>
+          <w:sz w:val="28"/>
+          <w:szCs w:val="28"/>
+        </w:rPr>
+        <w:t>…………………….</w:t>
+      </w:r>
+      <w:r>
+        <w:rPr>
+          <w:rFonts w:ascii="Times New Roman" w:hAnsi="Times New Roman"/>
+          <w:b/>
           <w:sz w:val="28"/>
           <w:szCs w:val="28"/>
         </w:rPr>
@@ -1844,13 +1116,15 @@
         <w:ind w:left="708"/>
         <w:rPr>
           <w:rFonts w:ascii="Times New Roman" w:hAnsi="Times New Roman"/>
-          <w:sz w:val="28"/>
-          <w:szCs w:val="28"/>
-        </w:rPr>
-      </w:pPr>
-      <w:r>
-        <w:rPr>
-          <w:rFonts w:ascii="Times New Roman" w:hAnsi="Times New Roman"/>
+          <w:b/>
+          <w:sz w:val="28"/>
+          <w:szCs w:val="28"/>
+        </w:rPr>
+      </w:pPr>
+      <w:r>
+        <w:rPr>
+          <w:rFonts w:ascii="Times New Roman" w:hAnsi="Times New Roman"/>
+          <w:b/>
           <w:sz w:val="28"/>
           <w:szCs w:val="28"/>
         </w:rPr>
@@ -1859,14 +1133,25 @@
       <w:r>
         <w:rPr>
           <w:rFonts w:ascii="Times New Roman" w:hAnsi="Times New Roman"/>
-          <w:sz w:val="28"/>
-          <w:szCs w:val="28"/>
-        </w:rPr>
-        <w:t>…….………………………</w:t>
-      </w:r>
-      <w:r>
-        <w:rPr>
-          <w:rFonts w:ascii="Times New Roman" w:hAnsi="Times New Roman"/>
+          <w:b/>
+          <w:sz w:val="28"/>
+          <w:szCs w:val="28"/>
+        </w:rPr>
+        <w:t>…….……………</w:t>
+      </w:r>
+      <w:r>
+        <w:rPr>
+          <w:rFonts w:ascii="Times New Roman" w:hAnsi="Times New Roman"/>
+          <w:b/>
+          <w:sz w:val="28"/>
+          <w:szCs w:val="28"/>
+        </w:rPr>
+        <w:t>………</w:t>
+      </w:r>
+      <w:r>
+        <w:rPr>
+          <w:rFonts w:ascii="Times New Roman" w:hAnsi="Times New Roman"/>
+          <w:b/>
           <w:sz w:val="28"/>
           <w:szCs w:val="28"/>
         </w:rPr>
@@ -1875,6 +1160,7 @@
       <w:r>
         <w:rPr>
           <w:rFonts w:ascii="Times New Roman" w:hAnsi="Times New Roman"/>
+          <w:b/>
           <w:sz w:val="28"/>
           <w:szCs w:val="28"/>
         </w:rPr>
@@ -1884,6 +1170,7 @@
       <w:r>
         <w:rPr>
           <w:rFonts w:ascii="Times New Roman" w:hAnsi="Times New Roman"/>
+          <w:b/>
           <w:sz w:val="28"/>
           <w:szCs w:val="28"/>
         </w:rPr>
@@ -1892,14 +1179,16 @@
       <w:r>
         <w:rPr>
           <w:rFonts w:ascii="Times New Roman" w:hAnsi="Times New Roman"/>
-          <w:sz w:val="28"/>
-          <w:szCs w:val="28"/>
-        </w:rPr>
-        <w:t>…………………………</w:t>
-      </w:r>
-      <w:r>
-        <w:rPr>
-          <w:rFonts w:ascii="Times New Roman" w:hAnsi="Times New Roman"/>
+          <w:b/>
+          <w:sz w:val="28"/>
+          <w:szCs w:val="28"/>
+        </w:rPr>
+        <w:t>………………………</w:t>
+      </w:r>
+      <w:r>
+        <w:rPr>
+          <w:rFonts w:ascii="Times New Roman" w:hAnsi="Times New Roman"/>
+          <w:b/>
           <w:sz w:val="28"/>
           <w:szCs w:val="28"/>
         </w:rPr>
@@ -1910,13 +1199,15 @@
       <w:pPr>
         <w:rPr>
           <w:rFonts w:ascii="Times New Roman" w:hAnsi="Times New Roman"/>
-          <w:sz w:val="28"/>
-          <w:szCs w:val="28"/>
-        </w:rPr>
-      </w:pPr>
-      <w:r>
-        <w:rPr>
-          <w:rFonts w:ascii="Times New Roman" w:hAnsi="Times New Roman"/>
+          <w:b/>
+          <w:sz w:val="28"/>
+          <w:szCs w:val="28"/>
+        </w:rPr>
+      </w:pPr>
+      <w:r>
+        <w:rPr>
+          <w:rFonts w:ascii="Times New Roman" w:hAnsi="Times New Roman"/>
+          <w:b/>
           <w:sz w:val="28"/>
           <w:szCs w:val="28"/>
         </w:rPr>
@@ -1925,6 +1216,7 @@
       <w:r>
         <w:rPr>
           <w:rFonts w:ascii="Times New Roman" w:hAnsi="Times New Roman"/>
+          <w:b/>
           <w:sz w:val="28"/>
           <w:szCs w:val="28"/>
         </w:rPr>
@@ -1933,22 +1225,25 @@
       <w:r>
         <w:rPr>
           <w:rFonts w:ascii="Times New Roman" w:hAnsi="Times New Roman"/>
-          <w:sz w:val="28"/>
-          <w:szCs w:val="28"/>
-        </w:rPr>
-        <w:t>………………………………………</w:t>
-      </w:r>
-      <w:r>
-        <w:rPr>
-          <w:rFonts w:ascii="Times New Roman" w:hAnsi="Times New Roman"/>
-          <w:sz w:val="28"/>
-          <w:szCs w:val="28"/>
-        </w:rPr>
-        <w:t>……...</w:t>
-      </w:r>
-      <w:r>
-        <w:rPr>
-          <w:rFonts w:ascii="Times New Roman" w:hAnsi="Times New Roman"/>
+          <w:b/>
+          <w:sz w:val="28"/>
+          <w:szCs w:val="28"/>
+        </w:rPr>
+        <w:t>………………</w:t>
+      </w:r>
+      <w:r>
+        <w:rPr>
+          <w:rFonts w:ascii="Times New Roman" w:hAnsi="Times New Roman"/>
+          <w:b/>
+          <w:sz w:val="28"/>
+          <w:szCs w:val="28"/>
+        </w:rPr>
+        <w:t>…………………………...</w:t>
+      </w:r>
+      <w:r>
+        <w:rPr>
+          <w:rFonts w:ascii="Times New Roman" w:hAnsi="Times New Roman"/>
+          <w:b/>
           <w:sz w:val="28"/>
           <w:szCs w:val="28"/>
         </w:rPr>
@@ -1961,13 +1256,15 @@
         <w:ind w:left="768"/>
         <w:rPr>
           <w:rFonts w:ascii="Times New Roman" w:hAnsi="Times New Roman"/>
-          <w:sz w:val="28"/>
-          <w:szCs w:val="28"/>
-        </w:rPr>
-      </w:pPr>
-      <w:r>
-        <w:rPr>
-          <w:rFonts w:ascii="Times New Roman" w:hAnsi="Times New Roman"/>
+          <w:b/>
+          <w:sz w:val="28"/>
+          <w:szCs w:val="28"/>
+        </w:rPr>
+      </w:pPr>
+      <w:r>
+        <w:rPr>
+          <w:rFonts w:ascii="Times New Roman" w:hAnsi="Times New Roman"/>
+          <w:b/>
           <w:sz w:val="28"/>
           <w:szCs w:val="28"/>
         </w:rPr>
@@ -1977,6 +1274,7 @@
       <w:r>
         <w:rPr>
           <w:rFonts w:ascii="Times New Roman" w:hAnsi="Times New Roman"/>
+          <w:b/>
           <w:sz w:val="28"/>
           <w:szCs w:val="28"/>
           <w:lang w:val="en-US"/>
@@ -1986,30 +1284,25 @@
       <w:r>
         <w:rPr>
           <w:rFonts w:ascii="Times New Roman" w:hAnsi="Times New Roman"/>
-          <w:sz w:val="28"/>
-          <w:szCs w:val="28"/>
-        </w:rPr>
-        <w:t xml:space="preserve"> </w:t>
-      </w:r>
-      <w:r>
-        <w:rPr>
-          <w:rFonts w:ascii="Times New Roman" w:hAnsi="Times New Roman"/>
-          <w:sz w:val="28"/>
-          <w:szCs w:val="28"/>
-        </w:rPr>
-        <w:t>разработка……………...</w:t>
-      </w:r>
-      <w:r>
-        <w:rPr>
-          <w:rFonts w:ascii="Times New Roman" w:hAnsi="Times New Roman"/>
-          <w:sz w:val="28"/>
-          <w:szCs w:val="28"/>
-        </w:rPr>
-        <w:t>……………………………………</w:t>
-      </w:r>
-      <w:r>
-        <w:rPr>
-          <w:rFonts w:ascii="Times New Roman" w:hAnsi="Times New Roman"/>
+          <w:b/>
+          <w:sz w:val="28"/>
+          <w:szCs w:val="28"/>
+        </w:rPr>
+        <w:t xml:space="preserve"> разработка……………...</w:t>
+      </w:r>
+      <w:r>
+        <w:rPr>
+          <w:rFonts w:ascii="Times New Roman" w:hAnsi="Times New Roman"/>
+          <w:b/>
+          <w:sz w:val="28"/>
+          <w:szCs w:val="28"/>
+        </w:rPr>
+        <w:t>…………………………………</w:t>
+      </w:r>
+      <w:r>
+        <w:rPr>
+          <w:rFonts w:ascii="Times New Roman" w:hAnsi="Times New Roman"/>
+          <w:b/>
           <w:sz w:val="28"/>
           <w:szCs w:val="28"/>
         </w:rPr>
@@ -2018,6 +1311,7 @@
       <w:r>
         <w:rPr>
           <w:rFonts w:ascii="Times New Roman" w:hAnsi="Times New Roman"/>
+          <w:b/>
           <w:sz w:val="28"/>
           <w:szCs w:val="28"/>
         </w:rPr>
@@ -2028,6 +1322,7 @@
       <w:r>
         <w:rPr>
           <w:rFonts w:ascii="Times New Roman" w:hAnsi="Times New Roman"/>
+          <w:b/>
           <w:sz w:val="28"/>
           <w:szCs w:val="28"/>
         </w:rPr>
@@ -2037,6 +1332,7 @@
       <w:r>
         <w:rPr>
           <w:rFonts w:ascii="Times New Roman" w:hAnsi="Times New Roman"/>
+          <w:b/>
           <w:sz w:val="28"/>
           <w:szCs w:val="28"/>
           <w:lang w:val="en-US"/>
@@ -2046,14 +1342,43 @@
       <w:r>
         <w:rPr>
           <w:rFonts w:ascii="Times New Roman" w:hAnsi="Times New Roman"/>
-          <w:sz w:val="28"/>
-          <w:szCs w:val="28"/>
-        </w:rPr>
-        <w:t xml:space="preserve"> разработка…………………………………………………...</w:t>
-      </w:r>
-      <w:r>
-        <w:rPr>
-          <w:rFonts w:ascii="Times New Roman" w:hAnsi="Times New Roman"/>
+          <w:b/>
+          <w:sz w:val="28"/>
+          <w:szCs w:val="28"/>
+        </w:rPr>
+        <w:t xml:space="preserve"> разработка………………………………</w:t>
+      </w:r>
+      <w:r>
+        <w:rPr>
+          <w:rFonts w:ascii="Times New Roman" w:hAnsi="Times New Roman"/>
+          <w:b/>
+          <w:sz w:val="28"/>
+          <w:szCs w:val="28"/>
+        </w:rPr>
+        <w:t>………</w:t>
+      </w:r>
+      <w:r>
+        <w:rPr>
+          <w:rFonts w:ascii="Times New Roman" w:hAnsi="Times New Roman"/>
+          <w:b/>
+          <w:sz w:val="28"/>
+          <w:szCs w:val="28"/>
+        </w:rPr>
+        <w:t>.</w:t>
+      </w:r>
+      <w:r>
+        <w:rPr>
+          <w:rFonts w:ascii="Times New Roman" w:hAnsi="Times New Roman"/>
+          <w:b/>
+          <w:sz w:val="28"/>
+          <w:szCs w:val="28"/>
+        </w:rPr>
+        <w:t>………...</w:t>
+      </w:r>
+      <w:r>
+        <w:rPr>
+          <w:rFonts w:ascii="Times New Roman" w:hAnsi="Times New Roman"/>
+          <w:b/>
           <w:sz w:val="28"/>
           <w:szCs w:val="28"/>
         </w:rPr>
@@ -2062,6 +1387,7 @@
       <w:r>
         <w:rPr>
           <w:rFonts w:ascii="Times New Roman" w:hAnsi="Times New Roman"/>
+          <w:b/>
           <w:sz w:val="28"/>
           <w:szCs w:val="28"/>
         </w:rPr>
@@ -2072,23 +1398,44 @@
       <w:r>
         <w:rPr>
           <w:rFonts w:ascii="Times New Roman" w:hAnsi="Times New Roman"/>
-          <w:sz w:val="28"/>
-          <w:szCs w:val="28"/>
-        </w:rPr>
-        <w:t xml:space="preserve"> Интеграция и обмен данными………………………………………..12</w:t>
+          <w:b/>
+          <w:sz w:val="28"/>
+          <w:szCs w:val="28"/>
+        </w:rPr>
+        <w:t xml:space="preserve"> Интеграц</w:t>
+      </w:r>
+      <w:r>
+        <w:rPr>
+          <w:rFonts w:ascii="Times New Roman" w:hAnsi="Times New Roman"/>
+          <w:b/>
+          <w:sz w:val="28"/>
+          <w:szCs w:val="28"/>
+        </w:rPr>
+        <w:t>ия и обмен данными…………………………………</w:t>
+      </w:r>
+      <w:r>
+        <w:rPr>
+          <w:rFonts w:ascii="Times New Roman" w:hAnsi="Times New Roman"/>
+          <w:b/>
+          <w:sz w:val="28"/>
+          <w:szCs w:val="28"/>
+        </w:rPr>
+        <w:t>…..12</w:t>
       </w:r>
     </w:p>
     <w:p>
       <w:pPr>
         <w:rPr>
           <w:rFonts w:ascii="Times New Roman" w:hAnsi="Times New Roman"/>
-          <w:sz w:val="28"/>
-          <w:szCs w:val="28"/>
-        </w:rPr>
-      </w:pPr>
-      <w:r>
-        <w:rPr>
-          <w:rFonts w:ascii="Times New Roman" w:hAnsi="Times New Roman"/>
+          <w:b/>
+          <w:sz w:val="28"/>
+          <w:szCs w:val="28"/>
+        </w:rPr>
+      </w:pPr>
+      <w:r>
+        <w:rPr>
+          <w:rFonts w:ascii="Times New Roman" w:hAnsi="Times New Roman"/>
+          <w:b/>
           <w:sz w:val="28"/>
           <w:szCs w:val="28"/>
         </w:rPr>
@@ -2097,22 +1444,25 @@
       <w:r>
         <w:rPr>
           <w:rFonts w:ascii="Times New Roman" w:hAnsi="Times New Roman"/>
-          <w:sz w:val="28"/>
-          <w:szCs w:val="28"/>
-        </w:rPr>
-        <w:t>………………………………………</w:t>
-      </w:r>
-      <w:r>
-        <w:rPr>
-          <w:rFonts w:ascii="Times New Roman" w:hAnsi="Times New Roman"/>
-          <w:sz w:val="28"/>
-          <w:szCs w:val="28"/>
-        </w:rPr>
-        <w:t>………………………………</w:t>
-      </w:r>
-      <w:r>
-        <w:rPr>
-          <w:rFonts w:ascii="Times New Roman" w:hAnsi="Times New Roman"/>
+          <w:b/>
+          <w:sz w:val="28"/>
+          <w:szCs w:val="28"/>
+        </w:rPr>
+        <w:t>………………………………………………………………</w:t>
+      </w:r>
+      <w:r>
+        <w:rPr>
+          <w:rFonts w:ascii="Times New Roman" w:hAnsi="Times New Roman"/>
+          <w:b/>
+          <w:sz w:val="28"/>
+          <w:szCs w:val="28"/>
+        </w:rPr>
+        <w:t>………</w:t>
+      </w:r>
+      <w:r>
+        <w:rPr>
+          <w:rFonts w:ascii="Times New Roman" w:hAnsi="Times New Roman"/>
+          <w:b/>
           <w:sz w:val="28"/>
           <w:szCs w:val="28"/>
         </w:rPr>
@@ -2123,45 +1473,42 @@
       <w:pPr>
         <w:rPr>
           <w:rFonts w:ascii="Times New Roman" w:hAnsi="Times New Roman"/>
-          <w:sz w:val="28"/>
-          <w:szCs w:val="28"/>
-        </w:rPr>
-      </w:pPr>
-      <w:r>
-        <w:rPr>
-          <w:rFonts w:ascii="Times New Roman" w:hAnsi="Times New Roman"/>
-          <w:sz w:val="28"/>
-          <w:szCs w:val="28"/>
-        </w:rPr>
-        <w:t>Список литературы</w:t>
-      </w:r>
-      <w:r>
-        <w:rPr>
-          <w:rFonts w:ascii="Times New Roman" w:hAnsi="Times New Roman"/>
-          <w:sz w:val="28"/>
-          <w:szCs w:val="28"/>
-        </w:rPr>
-        <w:t>………………………………………</w:t>
-      </w:r>
-      <w:r>
-        <w:rPr>
-          <w:rFonts w:ascii="Times New Roman" w:hAnsi="Times New Roman"/>
-          <w:sz w:val="28"/>
-          <w:szCs w:val="28"/>
-        </w:rPr>
-        <w:t>……………………</w:t>
-      </w:r>
-      <w:r>
-        <w:rPr>
-          <w:rFonts w:ascii="Times New Roman" w:hAnsi="Times New Roman"/>
-          <w:sz w:val="28"/>
-          <w:szCs w:val="28"/>
-        </w:rPr>
-        <w:t>…</w:t>
-      </w:r>
-      <w:r>
-        <w:rPr>
-          <w:rFonts w:ascii="Times New Roman" w:hAnsi="Times New Roman"/>
+          <w:b/>
+          <w:sz w:val="28"/>
+          <w:szCs w:val="28"/>
+        </w:rPr>
+      </w:pPr>
+      <w:r>
+        <w:rPr>
+          <w:rFonts w:ascii="Times New Roman" w:hAnsi="Times New Roman"/>
+          <w:b/>
+          <w:sz w:val="28"/>
+          <w:szCs w:val="28"/>
+        </w:rPr>
+        <w:t>Список литературы………………………………………</w:t>
+      </w:r>
+      <w:r>
+        <w:rPr>
+          <w:rFonts w:ascii="Times New Roman" w:hAnsi="Times New Roman"/>
+          <w:b/>
+          <w:sz w:val="28"/>
+          <w:szCs w:val="28"/>
+        </w:rPr>
+        <w:t>…………..</w:t>
+      </w:r>
+      <w:r>
+        <w:rPr>
+          <w:rFonts w:ascii="Times New Roman" w:hAnsi="Times New Roman"/>
+          <w:b/>
+          <w:sz w:val="28"/>
+          <w:szCs w:val="28"/>
+        </w:rPr>
+        <w:t>…………</w:t>
+      </w:r>
+      <w:r>
+        <w:rPr>
+          <w:rFonts w:ascii="Times New Roman" w:hAnsi="Times New Roman"/>
+          <w:b/>
           <w:sz w:val="28"/>
           <w:szCs w:val="28"/>
         </w:rPr>
@@ -3141,16 +2488,16 @@
                     <w:rPr>
                       <w:rFonts w:ascii="Times New Roman" w:hAnsi="Times New Roman"/>
                       <w:b/>
-                      <w:sz w:val="24"/>
-                      <w:szCs w:val="24"/>
+                      <w:sz w:val="28"/>
+                      <w:szCs w:val="28"/>
                     </w:rPr>
                   </w:pPr>
                   <w:r>
                     <w:rPr>
                       <w:rFonts w:ascii="Times New Roman" w:hAnsi="Times New Roman"/>
                       <w:b/>
-                      <w:sz w:val="24"/>
-                      <w:szCs w:val="24"/>
+                      <w:sz w:val="28"/>
+                      <w:szCs w:val="28"/>
                     </w:rPr>
                     <w:t xml:space="preserve">Глава 1. </w:t>
                   </w:r>
@@ -3158,8 +2505,8 @@
                     <w:rPr>
                       <w:rFonts w:ascii="Times New Roman" w:hAnsi="Times New Roman"/>
                       <w:b/>
-                      <w:sz w:val="24"/>
-                      <w:szCs w:val="24"/>
+                      <w:sz w:val="28"/>
+                      <w:szCs w:val="28"/>
                     </w:rPr>
                     <w:t>Анализ предметной области</w:t>
                   </w:r>
@@ -3176,16 +2523,16 @@
                     <w:rPr>
                       <w:rFonts w:ascii="Times New Roman" w:hAnsi="Times New Roman"/>
                       <w:b/>
-                      <w:sz w:val="24"/>
-                      <w:szCs w:val="24"/>
+                      <w:sz w:val="28"/>
+                      <w:szCs w:val="28"/>
                     </w:rPr>
                   </w:pPr>
                   <w:r>
                     <w:rPr>
                       <w:rFonts w:ascii="Times New Roman" w:hAnsi="Times New Roman"/>
                       <w:b/>
-                      <w:sz w:val="24"/>
-                      <w:szCs w:val="24"/>
+                      <w:sz w:val="28"/>
+                      <w:szCs w:val="28"/>
                     </w:rPr>
                     <w:t>Назначение системы</w:t>
                   </w:r>
@@ -3197,17 +2544,23 @@
                     <w:jc w:val="both"/>
                     <w:rPr>
                       <w:rFonts w:ascii="Times New Roman" w:hAnsi="Times New Roman"/>
+                      <w:sz w:val="28"/>
+                      <w:szCs w:val="28"/>
                     </w:rPr>
                   </w:pPr>
                   <w:r>
                     <w:rPr>
                       <w:rFonts w:ascii="Times New Roman" w:hAnsi="Times New Roman"/>
+                      <w:sz w:val="28"/>
+                      <w:szCs w:val="28"/>
                     </w:rPr>
                     <w:t>Предметная область компьютерных комплектующих включает аппаратные компоненты, используемые при сборке персональных компьютеров. Основные категории продукции: центральные процессоры, графиче</w:t>
                   </w:r>
                   <w:r>
                     <w:rPr>
                       <w:rFonts w:ascii="Times New Roman" w:hAnsi="Times New Roman"/>
+                      <w:sz w:val="28"/>
+                      <w:szCs w:val="28"/>
                     </w:rPr>
                     <w:t>ские адаптеры, системные платы.</w:t>
                   </w:r>
@@ -3219,11 +2572,15 @@
                     <w:jc w:val="both"/>
                     <w:rPr>
                       <w:rFonts w:ascii="Times New Roman" w:hAnsi="Times New Roman"/>
+                      <w:sz w:val="28"/>
+                      <w:szCs w:val="28"/>
                     </w:rPr>
                   </w:pPr>
                   <w:r>
                     <w:rPr>
                       <w:rFonts w:ascii="Times New Roman" w:hAnsi="Times New Roman"/>
+                      <w:sz w:val="28"/>
+                      <w:szCs w:val="28"/>
                     </w:rPr>
                     <w:t xml:space="preserve">Каждая категория характеризуется специфическими параметрами. Процессоры описываются архитектурой, количеством ядер, тактовой частотой, типом </w:t>
                   </w:r>
@@ -3231,6 +2588,8 @@
                   <w:r>
                     <w:rPr>
                       <w:rFonts w:ascii="Times New Roman" w:hAnsi="Times New Roman"/>
+                      <w:sz w:val="28"/>
+                      <w:szCs w:val="28"/>
                     </w:rPr>
                     <w:t>сокета</w:t>
                   </w:r>
@@ -3238,6 +2597,8 @@
                   <w:r>
                     <w:rPr>
                       <w:rFonts w:ascii="Times New Roman" w:hAnsi="Times New Roman"/>
+                      <w:sz w:val="28"/>
+                      <w:szCs w:val="28"/>
                     </w:rPr>
                     <w:t xml:space="preserve">, тепловыделением, поддерживаемыми технологиями. Графические адаптеры характеризуются объемом памяти, частотой ядра, количеством потоковых процессоров, поддержкой </w:t>
                   </w:r>
@@ -3245,6 +2606,8 @@
                   <w:r>
                     <w:rPr>
                       <w:rFonts w:ascii="Times New Roman" w:hAnsi="Times New Roman"/>
+                      <w:sz w:val="28"/>
+                      <w:szCs w:val="28"/>
                     </w:rPr>
                     <w:t>DirectX</w:t>
                   </w:r>
@@ -3252,6 +2615,8 @@
                   <w:r>
                     <w:rPr>
                       <w:rFonts w:ascii="Times New Roman" w:hAnsi="Times New Roman"/>
+                      <w:sz w:val="28"/>
+                      <w:szCs w:val="28"/>
                     </w:rPr>
                     <w:t xml:space="preserve"> и </w:t>
                   </w:r>
@@ -3259,6 +2624,8 @@
                   <w:r>
                     <w:rPr>
                       <w:rFonts w:ascii="Times New Roman" w:hAnsi="Times New Roman"/>
+                      <w:sz w:val="28"/>
+                      <w:szCs w:val="28"/>
                     </w:rPr>
                     <w:t>OpenGL</w:t>
                   </w:r>
@@ -3266,6 +2633,8 @@
                   <w:r>
                     <w:rPr>
                       <w:rFonts w:ascii="Times New Roman" w:hAnsi="Times New Roman"/>
+                      <w:sz w:val="28"/>
+                      <w:szCs w:val="28"/>
                     </w:rPr>
                     <w:t xml:space="preserve">. Системные платы определяются </w:t>
                   </w:r>
@@ -3273,6 +2642,8 @@
                   <w:r>
                     <w:rPr>
                       <w:rFonts w:ascii="Times New Roman" w:hAnsi="Times New Roman"/>
+                      <w:sz w:val="28"/>
+                      <w:szCs w:val="28"/>
                     </w:rPr>
                     <w:t>чипсетом</w:t>
                   </w:r>
@@ -3280,6 +2651,8 @@
                   <w:r>
                     <w:rPr>
                       <w:rFonts w:ascii="Times New Roman" w:hAnsi="Times New Roman"/>
+                      <w:sz w:val="28"/>
+                      <w:szCs w:val="28"/>
                     </w:rPr>
                     <w:t xml:space="preserve">, форм-фактором, типами слотов расширения, возможностями </w:t>
                   </w:r>
@@ -3287,6 +2660,8 @@
                   <w:r>
                     <w:rPr>
                       <w:rFonts w:ascii="Times New Roman" w:hAnsi="Times New Roman"/>
+                      <w:sz w:val="28"/>
+                      <w:szCs w:val="28"/>
                     </w:rPr>
                     <w:t>оверклокинга</w:t>
                   </w:r>
@@ -3294,12 +2669,16 @@
                   <w:r>
                     <w:rPr>
                       <w:rFonts w:ascii="Times New Roman" w:hAnsi="Times New Roman"/>
+                      <w:sz w:val="28"/>
+                      <w:szCs w:val="28"/>
                     </w:rPr>
                     <w:t>.</w:t>
                   </w:r>
                   <w:r>
                     <w:rPr>
                       <w:rFonts w:ascii="Times New Roman" w:hAnsi="Times New Roman"/>
+                      <w:sz w:val="28"/>
+                      <w:szCs w:val="28"/>
                     </w:rPr>
                     <w:br/>
                   </w:r>
@@ -3311,14 +2690,16 @@
                     <w:jc w:val="both"/>
                     <w:rPr>
                       <w:rFonts w:ascii="Times New Roman" w:hAnsi="Times New Roman"/>
-                      <w:sz w:val="24"/>
-                      <w:szCs w:val="24"/>
+                      <w:sz w:val="28"/>
+                      <w:szCs w:val="28"/>
                     </w:rPr>
                   </w:pPr>
                   <w:proofErr w:type="gramStart"/>
                   <w:r>
                     <w:rPr>
                       <w:rFonts w:ascii="Times New Roman" w:hAnsi="Times New Roman"/>
+                      <w:sz w:val="28"/>
+                      <w:szCs w:val="28"/>
                     </w:rPr>
                     <w:t>Назначение системы заключается в создании структурированного хранилища информации о комплектующих с возможностью поиска по техническим параметрам, просмотра детальных характеристик и административного управления ассортиментом.</w:t>
                   </w:r>
@@ -3326,22 +2707,18 @@
                   <w:r>
                     <w:rPr>
                       <w:rFonts w:ascii="Times New Roman" w:hAnsi="Times New Roman"/>
+                      <w:sz w:val="28"/>
+                      <w:szCs w:val="28"/>
                     </w:rPr>
                     <w:t xml:space="preserve"> Система решает задачи информирования потребителей о характеристиках продукции, упрощения выбора совместимых компонентов, предоставления менеджерам инструме</w:t>
                   </w:r>
                   <w:r>
                     <w:rPr>
                       <w:rFonts w:ascii="Times New Roman" w:hAnsi="Times New Roman"/>
-                    </w:rPr>
-                    <w:t>нтов для актуализации каталога</w:t>
-                  </w:r>
-                  <w:r>
-                    <w:rPr>
-                      <w:rFonts w:ascii="Times New Roman" w:hAnsi="Times New Roman"/>
-                      <w:sz w:val="24"/>
-                      <w:szCs w:val="24"/>
-                    </w:rPr>
-                    <w:t>.</w:t>
+                      <w:sz w:val="28"/>
+                      <w:szCs w:val="28"/>
+                    </w:rPr>
+                    <w:t>нтов для актуализации каталога.</w:t>
                   </w:r>
                 </w:p>
                 <w:p>
@@ -3363,71 +2740,29 @@
                     <w:jc w:val="center"/>
                     <w:rPr>
                       <w:rFonts w:ascii="Times New Roman" w:hAnsi="Times New Roman"/>
-                      <w:b/>
-                      <w:sz w:val="28"/>
-                      <w:szCs w:val="28"/>
                     </w:rPr>
                   </w:pPr>
                   <w:r>
                     <w:rPr>
                       <w:rFonts w:ascii="Times New Roman" w:hAnsi="Times New Roman"/>
-                      <w:b/>
-                      <w:sz w:val="24"/>
-                      <w:szCs w:val="24"/>
-                    </w:rPr>
-                    <w:t>1.2 Классификация пользователей системы</w:t>
-                  </w:r>
-                  <w:r>
-                    <w:rPr>
-                      <w:rFonts w:ascii="Times New Roman" w:hAnsi="Times New Roman"/>
-                      <w:b/>
-                      <w:sz w:val="24"/>
-                      <w:szCs w:val="24"/>
                     </w:rPr>
                     <w:br/>
                   </w:r>
                   <w:r>
                     <w:rPr>
                       <w:rFonts w:ascii="Times New Roman" w:hAnsi="Times New Roman"/>
-                      <w:b/>
-                      <w:sz w:val="24"/>
-                      <w:szCs w:val="24"/>
                     </w:rPr>
                     <w:br/>
                   </w:r>
                   <w:r>
                     <w:rPr>
                       <w:rFonts w:ascii="Times New Roman" w:hAnsi="Times New Roman"/>
-                      <w:b/>
-                      <w:sz w:val="28"/>
-                      <w:szCs w:val="28"/>
                     </w:rPr>
                     <w:br/>
                   </w:r>
                   <w:r>
                     <w:rPr>
                       <w:rFonts w:ascii="Times New Roman" w:hAnsi="Times New Roman"/>
-                      <w:b/>
-                      <w:sz w:val="28"/>
-                      <w:szCs w:val="28"/>
-                    </w:rPr>
-                    <w:br/>
-                  </w:r>
-                  <w:r>
-                    <w:rPr>
-                      <w:rFonts w:ascii="Times New Roman" w:hAnsi="Times New Roman"/>
-                      <w:b/>
-                      <w:sz w:val="28"/>
-                      <w:szCs w:val="28"/>
-                    </w:rPr>
-                    <w:br/>
-                  </w:r>
-                  <w:r>
-                    <w:rPr>
-                      <w:rFonts w:ascii="Times New Roman" w:hAnsi="Times New Roman"/>
-                      <w:b/>
-                      <w:sz w:val="28"/>
-                      <w:szCs w:val="28"/>
                     </w:rPr>
                     <w:br/>
                   </w:r>
@@ -4081,20 +3416,12 @@
         <w:spacing w:after="160" w:line="259" w:lineRule="auto"/>
       </w:pPr>
       <w:r>
+        <w:rPr>
+          <w:noProof/>
+        </w:rPr>
         <w:lastRenderedPageBreak/>
-        <w:br/>
-      </w:r>
-    </w:p>
-    <w:p>
-      <w:r>
-        <w:br w:type="page"/>
-      </w:r>
-      <w:r>
-        <w:rPr>
-          <w:noProof/>
-        </w:rPr>
         <w:pict>
-          <v:rect id="_x0000_s1078" style="position:absolute;margin-left:32.55pt;margin-top:0;width:540.9pt;height:11in;z-index:-251652096;visibility:visible;mso-position-horizontal-relative:page;mso-position-vertical:center;mso-position-vertical-relative:margin;mso-width-relative:margin;mso-height-relative:margin;v-text-anchor:middle" o:gfxdata="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" filled="f" strokeweight="1.5pt">
+          <v:rect id="_x0000_s1078" style="position:absolute;margin-left:32.25pt;margin-top:0;width:541.95pt;height:11in;z-index:-251652096;visibility:visible;mso-position-horizontal-relative:page;mso-position-vertical:center;mso-position-vertical-relative:margin;mso-width-relative:margin;mso-height-relative:margin;v-text-anchor:middle" o:gfxdata="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" filled="f" strokeweight="1.5pt">
             <v:textbox>
               <w:txbxContent>
                 <w:p>
@@ -4102,751 +3429,139 @@
                     <w:jc w:val="center"/>
                   </w:pPr>
                 </w:p>
-                <w:p>
-                  <w:pPr>
-                    <w:pStyle w:val="a4"/>
-                    <w:numPr>
-                      <w:ilvl w:val="0"/>
-                      <w:numId w:val="4"/>
-                    </w:numPr>
-                    <w:rPr>
-                      <w:rFonts w:ascii="Times New Roman" w:hAnsi="Times New Roman"/>
-                      <w:sz w:val="28"/>
-                      <w:szCs w:val="28"/>
-                    </w:rPr>
-                  </w:pPr>
-                  <w:proofErr w:type="spellStart"/>
-                  <w:r>
-                    <w:rPr>
-                      <w:rFonts w:ascii="Times New Roman" w:hAnsi="Times New Roman"/>
-                      <w:sz w:val="28"/>
-                      <w:szCs w:val="28"/>
-                      <w:lang w:val="en-US"/>
-                    </w:rPr>
-                    <w:t>MySQL</w:t>
-                  </w:r>
-                  <w:proofErr w:type="spellEnd"/>
-                  <w:r>
-                    <w:rPr>
-                      <w:rFonts w:ascii="Times New Roman" w:hAnsi="Times New Roman"/>
-                      <w:sz w:val="28"/>
-                      <w:szCs w:val="28"/>
-                    </w:rPr>
-                    <w:t xml:space="preserve"> 8.0 (СУБД):</w:t>
-                  </w:r>
-                </w:p>
-                <w:p>
-                  <w:pPr>
-                    <w:pStyle w:val="a4"/>
-                    <w:ind w:left="1638"/>
-                  </w:pPr>
-                  <w:r>
-                    <w:rPr>
-                      <w:rFonts w:ascii="Times New Roman" w:hAnsi="Times New Roman"/>
-                      <w:sz w:val="28"/>
-                      <w:szCs w:val="28"/>
-                    </w:rPr>
-                    <w:t>Проектирование: Создание таблиц с учетом нормализации данных.</w:t>
-                  </w:r>
-                </w:p>
-                <w:p>
-                  <w:pPr>
-                    <w:ind w:left="-142"/>
-                    <w:rPr>
-                      <w:rFonts w:ascii="Times New Roman" w:hAnsi="Times New Roman"/>
-                      <w:sz w:val="28"/>
-                      <w:szCs w:val="28"/>
-                    </w:rPr>
-                  </w:pPr>
-                  <w:r>
-                    <w:rPr>
-                      <w:rFonts w:ascii="Times New Roman" w:hAnsi="Times New Roman"/>
-                      <w:sz w:val="28"/>
-                      <w:szCs w:val="28"/>
-                    </w:rPr>
-                    <w:tab/>
-                  </w:r>
-                  <w:r>
-                    <w:rPr>
-                      <w:rFonts w:ascii="Times New Roman" w:hAnsi="Times New Roman"/>
-                      <w:sz w:val="28"/>
-                      <w:szCs w:val="28"/>
-                    </w:rPr>
-                    <w:br/>
-                  </w:r>
-                  <w:r>
-                    <w:rPr>
-                      <w:rFonts w:ascii="Times New Roman" w:hAnsi="Times New Roman"/>
-                      <w:sz w:val="28"/>
-                      <w:szCs w:val="28"/>
-                    </w:rPr>
-                    <w:tab/>
-                  </w:r>
-                  <w:r>
-                    <w:rPr>
-                      <w:rFonts w:ascii="Times New Roman" w:hAnsi="Times New Roman"/>
-                      <w:sz w:val="28"/>
-                      <w:szCs w:val="28"/>
-                    </w:rPr>
-                    <w:tab/>
-                    <w:t>Протоколы</w:t>
-                  </w:r>
-                  <w:r>
-                    <w:rPr>
-                      <w:rFonts w:ascii="Times New Roman" w:hAnsi="Times New Roman"/>
-                      <w:sz w:val="28"/>
-                      <w:szCs w:val="28"/>
-                    </w:rPr>
-                    <w:t>:</w:t>
-                  </w:r>
-                </w:p>
-                <w:p>
-                  <w:pPr>
-                    <w:pStyle w:val="a4"/>
-                    <w:numPr>
-                      <w:ilvl w:val="0"/>
-                      <w:numId w:val="5"/>
-                    </w:numPr>
-                    <w:rPr>
-                      <w:rFonts w:ascii="Times New Roman" w:hAnsi="Times New Roman"/>
-                      <w:sz w:val="28"/>
-                      <w:szCs w:val="28"/>
-                    </w:rPr>
-                  </w:pPr>
-                  <w:proofErr w:type="spellStart"/>
-                  <w:r>
-                    <w:rPr>
-                      <w:rFonts w:ascii="Times New Roman" w:hAnsi="Times New Roman"/>
-                      <w:sz w:val="28"/>
-                      <w:szCs w:val="28"/>
-                      <w:lang w:val="en-US"/>
-                    </w:rPr>
-                    <w:t>HTTp</w:t>
-                  </w:r>
-                  <w:proofErr w:type="spellEnd"/>
-                  <w:r>
-                    <w:rPr>
-                      <w:rFonts w:ascii="Times New Roman" w:hAnsi="Times New Roman"/>
-                      <w:sz w:val="28"/>
-                      <w:szCs w:val="28"/>
-                    </w:rPr>
-                    <w:t>/</w:t>
-                  </w:r>
-                  <w:r>
-                    <w:rPr>
-                      <w:rFonts w:ascii="Times New Roman" w:hAnsi="Times New Roman"/>
-                      <w:sz w:val="28"/>
-                      <w:szCs w:val="28"/>
-                      <w:lang w:val="en-US"/>
-                    </w:rPr>
-                    <w:t>JSON</w:t>
-                  </w:r>
-                  <w:r>
-                    <w:rPr>
-                      <w:rFonts w:ascii="Times New Roman" w:hAnsi="Times New Roman"/>
-                      <w:sz w:val="28"/>
-                      <w:szCs w:val="28"/>
-                    </w:rPr>
-                    <w:t xml:space="preserve"> асинхронные запросы (</w:t>
-                  </w:r>
-                  <w:proofErr w:type="spellStart"/>
-                  <w:r>
-                    <w:rPr>
-                      <w:rFonts w:ascii="Times New Roman" w:hAnsi="Times New Roman"/>
-                      <w:sz w:val="28"/>
-                      <w:szCs w:val="28"/>
-                      <w:lang w:val="en-US"/>
-                    </w:rPr>
-                    <w:t>FTtchAPIPHPMySQLJSON</w:t>
-                  </w:r>
-                  <w:proofErr w:type="spellEnd"/>
-                  <w:r>
-                    <w:rPr>
-                      <w:rFonts w:ascii="Times New Roman" w:hAnsi="Times New Roman"/>
-                      <w:sz w:val="28"/>
-                      <w:szCs w:val="28"/>
-                    </w:rPr>
-                    <w:t>)</w:t>
-                  </w:r>
-                </w:p>
-                <w:p>
-                  <w:pPr>
-                    <w:ind w:left="-142" w:firstLine="850"/>
-                    <w:rPr>
-                      <w:rFonts w:ascii="Times New Roman" w:hAnsi="Times New Roman"/>
-                      <w:sz w:val="28"/>
-                      <w:szCs w:val="28"/>
-                    </w:rPr>
-                  </w:pPr>
-                  <w:r>
-                    <w:rPr>
-                      <w:rFonts w:ascii="Times New Roman" w:hAnsi="Times New Roman"/>
-                      <w:sz w:val="28"/>
-                      <w:szCs w:val="28"/>
-                    </w:rPr>
-                    <w:t>Преимущества выбранного стека:</w:t>
-                  </w:r>
-                  <w:r>
-                    <w:rPr>
-                      <w:noProof/>
-                    </w:rPr>
-                    <w:drawing>
-                      <wp:inline distT="0" distB="0" distL="0" distR="0">
-                        <wp:extent cx="6601041" cy="1091523"/>
-                        <wp:effectExtent l="0" t="0" r="0" b="0"/>
-                        <wp:docPr id="13" name="Рисунок 13"/>
-                        <wp:cNvGraphicFramePr>
-                          <a:graphicFrameLocks xmlns:a="http://schemas.openxmlformats.org/drawingml/2006/main" noChangeAspect="1"/>
-                        </wp:cNvGraphicFramePr>
-                        <a:graphic xmlns:a="http://schemas.openxmlformats.org/drawingml/2006/main">
-                          <a:graphicData uri="http://schemas.openxmlformats.org/drawingml/2006/picture">
-                            <pic:pic xmlns:pic="http://schemas.openxmlformats.org/drawingml/2006/picture">
-                              <pic:nvPicPr>
-                                <pic:cNvPr id="1" name=""/>
-                                <pic:cNvPicPr/>
-                              </pic:nvPicPr>
-                              <pic:blipFill>
-                                <a:blip r:embed="rId5"/>
-                                <a:stretch>
-                                  <a:fillRect/>
-                                </a:stretch>
-                              </pic:blipFill>
-                              <pic:spPr>
-                                <a:xfrm>
-                                  <a:off x="0" y="0"/>
-                                  <a:ext cx="6699597" cy="1107820"/>
-                                </a:xfrm>
-                                <a:prstGeom prst="rect">
-                                  <a:avLst/>
-                                </a:prstGeom>
-                              </pic:spPr>
-                            </pic:pic>
-                          </a:graphicData>
-                        </a:graphic>
-                      </wp:inline>
-                    </w:drawing>
-                  </w:r>
-                </w:p>
-                <w:p>
-                  <w:pPr>
-                    <w:ind w:left="-142"/>
-                    <w:jc w:val="center"/>
-                    <w:rPr>
-                      <w:rFonts w:ascii="Times New Roman" w:hAnsi="Times New Roman"/>
-                      <w:sz w:val="28"/>
-                      <w:szCs w:val="28"/>
-                    </w:rPr>
-                  </w:pPr>
-                  <w:r>
-                    <w:rPr>
-                      <w:rFonts w:ascii="Times New Roman" w:hAnsi="Times New Roman"/>
-                      <w:sz w:val="28"/>
-                      <w:szCs w:val="28"/>
-                    </w:rPr>
-                    <w:t>Рисунок 1</w:t>
-                  </w:r>
-                  <w:r>
-                    <w:rPr>
-                      <w:rFonts w:ascii="Times New Roman" w:hAnsi="Times New Roman"/>
-                      <w:sz w:val="28"/>
-                      <w:szCs w:val="28"/>
-                    </w:rPr>
-                    <w:t>.1.1</w:t>
-                  </w:r>
-                </w:p>
-                <w:p>
-                  <w:pPr>
-                    <w:ind w:left="-142"/>
-                    <w:jc w:val="center"/>
-                    <w:rPr>
-                      <w:rFonts w:ascii="Times New Roman" w:hAnsi="Times New Roman"/>
-                      <w:b/>
-                      <w:sz w:val="28"/>
-                      <w:szCs w:val="28"/>
-                    </w:rPr>
-                  </w:pPr>
-                  <w:r>
-                    <w:rPr>
-                      <w:rFonts w:ascii="Times New Roman" w:hAnsi="Times New Roman"/>
-                      <w:b/>
-                      <w:sz w:val="28"/>
-                      <w:szCs w:val="28"/>
-                    </w:rPr>
-                    <w:t>1.2. Базы данных и их использование</w:t>
-                  </w:r>
-                </w:p>
-                <w:p>
-                  <w:pPr>
-                    <w:ind w:left="-142" w:firstLine="850"/>
-                    <w:rPr>
-                      <w:rFonts w:ascii="Times New Roman" w:hAnsi="Times New Roman"/>
-                      <w:sz w:val="28"/>
-                      <w:szCs w:val="28"/>
-                    </w:rPr>
-                  </w:pPr>
-                  <w:proofErr w:type="spellStart"/>
-                  <w:r>
-                    <w:rPr>
-                      <w:rFonts w:ascii="Times New Roman" w:hAnsi="Times New Roman"/>
-                      <w:sz w:val="28"/>
-                      <w:szCs w:val="28"/>
-                      <w:lang w:val="en-US"/>
-                    </w:rPr>
-                    <w:t>MySql</w:t>
-                  </w:r>
-                  <w:proofErr w:type="spellEnd"/>
-                  <w:r>
-                    <w:rPr>
-                      <w:rFonts w:ascii="Times New Roman" w:hAnsi="Times New Roman"/>
-                      <w:sz w:val="28"/>
-                      <w:szCs w:val="28"/>
-                    </w:rPr>
-                    <w:t>выбран как система управление базами данных по причине</w:t>
-                  </w:r>
-                  <w:r>
-                    <w:rPr>
-                      <w:rFonts w:ascii="Times New Roman" w:hAnsi="Times New Roman"/>
-                      <w:sz w:val="28"/>
-                      <w:szCs w:val="28"/>
-                    </w:rPr>
-                    <w:t>:</w:t>
-                  </w:r>
-                </w:p>
-                <w:p>
-                  <w:pPr>
-                    <w:pStyle w:val="a4"/>
-                    <w:numPr>
-                      <w:ilvl w:val="1"/>
-                      <w:numId w:val="6"/>
-                    </w:numPr>
-                    <w:rPr>
-                      <w:rFonts w:ascii="Times New Roman" w:hAnsi="Times New Roman"/>
-                      <w:sz w:val="28"/>
-                      <w:szCs w:val="28"/>
-                    </w:rPr>
-                  </w:pPr>
-                  <w:r>
-                    <w:rPr>
-                      <w:rFonts w:ascii="Times New Roman" w:hAnsi="Times New Roman"/>
-                      <w:sz w:val="28"/>
-                      <w:szCs w:val="28"/>
-                    </w:rPr>
-                    <w:t>Надежность и стабильность.</w:t>
-                  </w:r>
-                </w:p>
-                <w:p>
-                  <w:pPr>
-                    <w:pStyle w:val="a4"/>
-                    <w:numPr>
-                      <w:ilvl w:val="1"/>
-                      <w:numId w:val="6"/>
-                    </w:numPr>
-                    <w:rPr>
-                      <w:rFonts w:ascii="Times New Roman" w:hAnsi="Times New Roman"/>
-                      <w:sz w:val="28"/>
-                      <w:szCs w:val="28"/>
-                    </w:rPr>
-                  </w:pPr>
-                  <w:r>
-                    <w:rPr>
-                      <w:rFonts w:ascii="Times New Roman" w:hAnsi="Times New Roman"/>
-                      <w:sz w:val="28"/>
-                      <w:szCs w:val="28"/>
-                    </w:rPr>
-                    <w:t>Поддержка сложных запросов и транзакций.</w:t>
-                  </w:r>
-                </w:p>
-                <w:p>
-                  <w:pPr>
-                    <w:pStyle w:val="a4"/>
-                    <w:numPr>
-                      <w:ilvl w:val="1"/>
-                      <w:numId w:val="6"/>
-                    </w:numPr>
-                    <w:rPr>
-                      <w:rFonts w:ascii="Times New Roman" w:hAnsi="Times New Roman"/>
-                      <w:sz w:val="28"/>
-                      <w:szCs w:val="28"/>
-                    </w:rPr>
-                  </w:pPr>
-                  <w:r>
-                    <w:rPr>
-                      <w:rFonts w:ascii="Times New Roman" w:hAnsi="Times New Roman"/>
-                      <w:sz w:val="28"/>
-                      <w:szCs w:val="28"/>
-                    </w:rPr>
-                    <w:t xml:space="preserve">Широко распространения и </w:t>
-                  </w:r>
-                  <w:proofErr w:type="gramStart"/>
-                  <w:r>
-                    <w:rPr>
-                      <w:rFonts w:ascii="Times New Roman" w:hAnsi="Times New Roman"/>
-                      <w:sz w:val="28"/>
-                      <w:szCs w:val="28"/>
-                    </w:rPr>
-                    <w:t>хороший</w:t>
-                  </w:r>
-                  <w:proofErr w:type="gramEnd"/>
-                  <w:r>
-                    <w:rPr>
-                      <w:rFonts w:ascii="Times New Roman" w:hAnsi="Times New Roman"/>
-                      <w:sz w:val="28"/>
-                      <w:szCs w:val="28"/>
-                    </w:rPr>
-                    <w:t xml:space="preserve"> документации.</w:t>
-                  </w:r>
-                </w:p>
-                <w:p>
-                  <w:pPr>
-                    <w:ind w:left="-142" w:firstLine="850"/>
-                    <w:rPr>
-                      <w:rFonts w:ascii="Times New Roman" w:hAnsi="Times New Roman"/>
-                      <w:sz w:val="28"/>
-                      <w:szCs w:val="28"/>
-                    </w:rPr>
-                  </w:pPr>
-                  <w:r>
-                    <w:rPr>
-                      <w:rFonts w:ascii="Times New Roman" w:hAnsi="Times New Roman"/>
-                      <w:sz w:val="28"/>
-                      <w:szCs w:val="28"/>
-                    </w:rPr>
-                    <w:t xml:space="preserve">   Структуры базы данных включает в 3 основных таблицы</w:t>
-                  </w:r>
-                  <w:r>
-                    <w:rPr>
-                      <w:rFonts w:ascii="Times New Roman" w:hAnsi="Times New Roman"/>
-                      <w:sz w:val="28"/>
-                      <w:szCs w:val="28"/>
-                    </w:rPr>
-                    <w:t>:</w:t>
-                  </w:r>
-                </w:p>
-                <w:p>
-                  <w:pPr>
-                    <w:ind w:left="-142" w:firstLine="850"/>
-                    <w:rPr>
-                      <w:rFonts w:ascii="Times New Roman" w:hAnsi="Times New Roman"/>
-                      <w:sz w:val="28"/>
-                      <w:szCs w:val="28"/>
-                    </w:rPr>
-                  </w:pPr>
-                  <w:r>
-                    <w:rPr>
-                      <w:rFonts w:ascii="Times New Roman" w:hAnsi="Times New Roman"/>
-                      <w:sz w:val="28"/>
-                      <w:szCs w:val="28"/>
-                      <w:lang w:val="en-US"/>
-                    </w:rPr>
-                    <w:t>Users</w:t>
-                  </w:r>
-                  <w:r>
-                    <w:rPr>
-                      <w:rFonts w:ascii="Times New Roman" w:hAnsi="Times New Roman"/>
-                      <w:sz w:val="28"/>
-                      <w:szCs w:val="28"/>
-                    </w:rPr>
-                    <w:t>:</w:t>
-                  </w:r>
-                  <w:r>
-                    <w:rPr>
-                      <w:rFonts w:ascii="Times New Roman" w:hAnsi="Times New Roman"/>
-                      <w:sz w:val="28"/>
-                      <w:szCs w:val="28"/>
-                    </w:rPr>
-                    <w:t xml:space="preserve"> Пользователи и их данные</w:t>
-                  </w:r>
-                </w:p>
-                <w:p>
-                  <w:pPr>
-                    <w:ind w:left="-142" w:firstLine="850"/>
-                    <w:rPr>
-                      <w:rFonts w:ascii="Times New Roman" w:hAnsi="Times New Roman"/>
-                      <w:sz w:val="28"/>
-                      <w:szCs w:val="28"/>
-                    </w:rPr>
-                  </w:pPr>
-                  <w:r>
-                    <w:rPr>
-                      <w:rFonts w:ascii="Times New Roman" w:hAnsi="Times New Roman"/>
-                      <w:sz w:val="28"/>
-                      <w:szCs w:val="28"/>
-                      <w:lang w:val="en-US"/>
-                    </w:rPr>
-                    <w:t>Pc</w:t>
-                  </w:r>
-                  <w:r>
-                    <w:rPr>
-                      <w:rFonts w:ascii="Times New Roman" w:hAnsi="Times New Roman"/>
-                      <w:sz w:val="28"/>
-                      <w:szCs w:val="28"/>
-                    </w:rPr>
-                    <w:t>_</w:t>
-                  </w:r>
-                  <w:proofErr w:type="spellStart"/>
-                  <w:r>
-                    <w:rPr>
-                      <w:rFonts w:ascii="Times New Roman" w:hAnsi="Times New Roman"/>
-                      <w:sz w:val="28"/>
-                      <w:szCs w:val="28"/>
-                      <w:lang w:val="en-US"/>
-                    </w:rPr>
-                    <w:t>img</w:t>
-                  </w:r>
-                  <w:proofErr w:type="spellEnd"/>
-                  <w:proofErr w:type="gramStart"/>
-                  <w:r>
-                    <w:rPr>
-                      <w:rFonts w:ascii="Times New Roman" w:hAnsi="Times New Roman"/>
-                      <w:sz w:val="28"/>
-                      <w:szCs w:val="28"/>
-                    </w:rPr>
-                    <w:t>:Информация</w:t>
-                  </w:r>
-                  <w:proofErr w:type="gramEnd"/>
-                  <w:r>
-                    <w:rPr>
-                      <w:rFonts w:ascii="Times New Roman" w:hAnsi="Times New Roman"/>
-                      <w:sz w:val="28"/>
-                      <w:szCs w:val="28"/>
-                    </w:rPr>
-                    <w:t xml:space="preserve"> о компьютерах,</w:t>
-                  </w:r>
-                  <w:r>
-                    <w:rPr>
-                      <w:rFonts w:ascii="Times New Roman" w:hAnsi="Times New Roman"/>
-                      <w:sz w:val="28"/>
-                      <w:szCs w:val="28"/>
-                      <w:lang w:val="en-US"/>
-                    </w:rPr>
-                    <w:t>PC</w:t>
-                  </w:r>
-                  <w:r>
-                    <w:rPr>
-                      <w:rFonts w:ascii="Times New Roman" w:hAnsi="Times New Roman"/>
-                      <w:sz w:val="28"/>
-                      <w:szCs w:val="28"/>
-                    </w:rPr>
-                    <w:t xml:space="preserve"> с их ценой</w:t>
-                  </w:r>
-                </w:p>
-                <w:p>
-                  <w:pPr>
-                    <w:ind w:left="-142" w:firstLine="850"/>
-                    <w:rPr>
-                      <w:rFonts w:ascii="Times New Roman" w:hAnsi="Times New Roman"/>
-                      <w:sz w:val="28"/>
-                      <w:szCs w:val="28"/>
-                    </w:rPr>
-                  </w:pPr>
-                  <w:proofErr w:type="spellStart"/>
-                  <w:r>
-                    <w:rPr>
-                      <w:rFonts w:ascii="Times New Roman" w:hAnsi="Times New Roman"/>
-                      <w:sz w:val="28"/>
-                      <w:szCs w:val="28"/>
-                      <w:lang w:val="en-US"/>
-                    </w:rPr>
-                    <w:t>Kafe</w:t>
-                  </w:r>
-                  <w:proofErr w:type="spellEnd"/>
-                  <w:r>
-                    <w:rPr>
-                      <w:rFonts w:ascii="Times New Roman" w:hAnsi="Times New Roman"/>
-                      <w:sz w:val="28"/>
-                      <w:szCs w:val="28"/>
-                    </w:rPr>
-                    <w:t>_</w:t>
-                  </w:r>
-                  <w:r>
-                    <w:rPr>
-                      <w:rFonts w:ascii="Times New Roman" w:hAnsi="Times New Roman"/>
-                      <w:sz w:val="28"/>
-                      <w:szCs w:val="28"/>
-                      <w:lang w:val="en-US"/>
-                    </w:rPr>
-                    <w:t>menu</w:t>
-                  </w:r>
-                  <w:r>
-                    <w:rPr>
-                      <w:rFonts w:ascii="Times New Roman" w:hAnsi="Times New Roman"/>
-                      <w:sz w:val="28"/>
-                      <w:szCs w:val="28"/>
-                    </w:rPr>
-                    <w:t>:</w:t>
-                  </w:r>
-                  <w:r>
-                    <w:rPr>
-                      <w:rFonts w:ascii="Times New Roman" w:hAnsi="Times New Roman"/>
-                      <w:sz w:val="28"/>
-                      <w:szCs w:val="28"/>
-                    </w:rPr>
-                    <w:t xml:space="preserve"> Товары для продажи в кафе с их ценами</w:t>
-                  </w:r>
-                </w:p>
-                <w:p>
-                  <w:pPr>
-                    <w:ind w:left="-142" w:firstLine="850"/>
-                    <w:rPr>
-                      <w:rFonts w:ascii="Times New Roman" w:hAnsi="Times New Roman"/>
-                      <w:sz w:val="28"/>
-                      <w:szCs w:val="28"/>
-                    </w:rPr>
-                  </w:pPr>
-                </w:p>
-                <w:p/>
-                <w:p>
-                  <w:pPr>
-                    <w:ind w:left="-142"/>
-                  </w:pPr>
-                </w:p>
-                <w:p>
-                  <w:pPr>
-                    <w:ind w:left="-142"/>
-                  </w:pPr>
-                </w:p>
-                <w:p>
-                  <w:pPr>
-                    <w:ind w:left="-142"/>
-                  </w:pPr>
-                </w:p>
-                <w:p>
-                  <w:pPr>
-                    <w:ind w:left="-142"/>
-                  </w:pPr>
-                </w:p>
-                <w:p>
-                  <w:pPr>
-                    <w:ind w:left="-142"/>
-                  </w:pPr>
-                </w:p>
-                <w:p/>
                 <w:tbl>
                   <w:tblPr>
                     <w:tblStyle w:val="a9"/>
-                    <w:tblW w:w="10885" w:type="dxa"/>
-                    <w:tblInd w:w="-294" w:type="dxa"/>
+                    <w:tblW w:w="11035" w:type="dxa"/>
                     <w:tblLayout w:type="fixed"/>
                     <w:tblLook w:val="04A0"/>
                   </w:tblPr>
                   <w:tblGrid>
-                    <w:gridCol w:w="993"/>
-                    <w:gridCol w:w="850"/>
-                    <w:gridCol w:w="992"/>
-                    <w:gridCol w:w="850"/>
-                    <w:gridCol w:w="709"/>
-                    <w:gridCol w:w="5790"/>
-                    <w:gridCol w:w="701"/>
+                    <w:gridCol w:w="1007"/>
+                    <w:gridCol w:w="861"/>
+                    <w:gridCol w:w="1006"/>
+                    <w:gridCol w:w="861"/>
+                    <w:gridCol w:w="719"/>
+                    <w:gridCol w:w="5870"/>
+                    <w:gridCol w:w="711"/>
                   </w:tblGrid>
                   <w:tr>
-                    <w:tc>
-                      <w:tcPr>
-                        <w:tcW w:w="993" w:type="dxa"/>
-                        <w:tcBorders>
-                          <w:top w:val="single" w:sz="8" w:space="0" w:color="000000"/>
-                          <w:left w:val="single" w:sz="8" w:space="0" w:color="000000"/>
-                          <w:bottom w:val="single" w:sz="8" w:space="0" w:color="000000"/>
-                          <w:right w:val="single" w:sz="8" w:space="0" w:color="000000"/>
-                        </w:tcBorders>
-                      </w:tcPr>
-                      <w:p>
-                        <w:pPr>
-                          <w:pStyle w:val="a7"/>
-                          <w:rPr>
-                            <w:rFonts w:ascii="Times New Roman" w:hAnsi="Times New Roman"/>
-                            <w:bCs/>
-                            <w:i/>
-                          </w:rPr>
-                        </w:pPr>
-                      </w:p>
-                    </w:tc>
-                    <w:tc>
-                      <w:tcPr>
-                        <w:tcW w:w="850" w:type="dxa"/>
-                        <w:tcBorders>
-                          <w:top w:val="single" w:sz="8" w:space="0" w:color="000000"/>
-                          <w:left w:val="single" w:sz="8" w:space="0" w:color="000000"/>
-                          <w:bottom w:val="single" w:sz="8" w:space="0" w:color="000000"/>
-                          <w:right w:val="single" w:sz="8" w:space="0" w:color="000000"/>
-                        </w:tcBorders>
-                      </w:tcPr>
-                      <w:p>
-                        <w:pPr>
-                          <w:pStyle w:val="a7"/>
-                          <w:rPr>
-                            <w:rFonts w:ascii="Times New Roman" w:hAnsi="Times New Roman"/>
-                            <w:bCs/>
-                            <w:i/>
-                          </w:rPr>
-                        </w:pPr>
-                      </w:p>
-                    </w:tc>
-                    <w:tc>
-                      <w:tcPr>
-                        <w:tcW w:w="992" w:type="dxa"/>
-                        <w:tcBorders>
-                          <w:top w:val="single" w:sz="8" w:space="0" w:color="000000"/>
-                          <w:left w:val="single" w:sz="8" w:space="0" w:color="000000"/>
-                          <w:bottom w:val="single" w:sz="8" w:space="0" w:color="000000"/>
-                          <w:right w:val="single" w:sz="8" w:space="0" w:color="000000"/>
-                        </w:tcBorders>
-                      </w:tcPr>
-                      <w:p>
-                        <w:pPr>
-                          <w:pStyle w:val="a7"/>
-                          <w:rPr>
-                            <w:rFonts w:ascii="Times New Roman" w:hAnsi="Times New Roman"/>
-                            <w:bCs/>
-                            <w:i/>
-                          </w:rPr>
-                        </w:pPr>
-                      </w:p>
-                    </w:tc>
-                    <w:tc>
-                      <w:tcPr>
-                        <w:tcW w:w="850" w:type="dxa"/>
-                        <w:tcBorders>
-                          <w:top w:val="single" w:sz="8" w:space="0" w:color="000000"/>
-                          <w:left w:val="single" w:sz="8" w:space="0" w:color="000000"/>
-                          <w:bottom w:val="single" w:sz="8" w:space="0" w:color="000000"/>
-                          <w:right w:val="single" w:sz="8" w:space="0" w:color="000000"/>
-                        </w:tcBorders>
-                      </w:tcPr>
-                      <w:p>
-                        <w:pPr>
-                          <w:pStyle w:val="a7"/>
-                          <w:rPr>
-                            <w:rFonts w:ascii="Times New Roman" w:hAnsi="Times New Roman"/>
-                            <w:bCs/>
-                            <w:i/>
-                          </w:rPr>
-                        </w:pPr>
-                      </w:p>
-                    </w:tc>
-                    <w:tc>
-                      <w:tcPr>
-                        <w:tcW w:w="709" w:type="dxa"/>
-                        <w:tcBorders>
-                          <w:top w:val="single" w:sz="8" w:space="0" w:color="000000"/>
-                          <w:left w:val="single" w:sz="8" w:space="0" w:color="000000"/>
-                          <w:bottom w:val="single" w:sz="8" w:space="0" w:color="000000"/>
-                          <w:right w:val="single" w:sz="8" w:space="0" w:color="000000"/>
-                        </w:tcBorders>
-                      </w:tcPr>
-                      <w:p>
-                        <w:pPr>
-                          <w:pStyle w:val="a7"/>
-                          <w:rPr>
-                            <w:rFonts w:ascii="Times New Roman" w:hAnsi="Times New Roman"/>
-                            <w:bCs/>
-                            <w:i/>
-                          </w:rPr>
-                        </w:pPr>
-                      </w:p>
-                    </w:tc>
-                    <w:tc>
-                      <w:tcPr>
-                        <w:tcW w:w="5790" w:type="dxa"/>
+                    <w:trPr>
+                      <w:trHeight w:val="277"/>
+                    </w:trPr>
+                    <w:tc>
+                      <w:tcPr>
+                        <w:tcW w:w="1007" w:type="dxa"/>
+                        <w:tcBorders>
+                          <w:top w:val="single" w:sz="8" w:space="0" w:color="000000"/>
+                          <w:left w:val="single" w:sz="8" w:space="0" w:color="000000"/>
+                          <w:bottom w:val="single" w:sz="8" w:space="0" w:color="000000"/>
+                          <w:right w:val="single" w:sz="8" w:space="0" w:color="000000"/>
+                        </w:tcBorders>
+                      </w:tcPr>
+                      <w:p>
+                        <w:pPr>
+                          <w:pStyle w:val="a7"/>
+                          <w:jc w:val="center"/>
+                          <w:rPr>
+                            <w:rFonts w:ascii="Times New Roman" w:hAnsi="Times New Roman"/>
+                            <w:bCs/>
+                            <w:i/>
+                          </w:rPr>
+                        </w:pPr>
+                      </w:p>
+                    </w:tc>
+                    <w:tc>
+                      <w:tcPr>
+                        <w:tcW w:w="861" w:type="dxa"/>
+                        <w:tcBorders>
+                          <w:top w:val="single" w:sz="8" w:space="0" w:color="000000"/>
+                          <w:left w:val="single" w:sz="8" w:space="0" w:color="000000"/>
+                          <w:bottom w:val="single" w:sz="8" w:space="0" w:color="000000"/>
+                          <w:right w:val="single" w:sz="8" w:space="0" w:color="000000"/>
+                        </w:tcBorders>
+                      </w:tcPr>
+                      <w:p>
+                        <w:pPr>
+                          <w:pStyle w:val="a7"/>
+                          <w:jc w:val="center"/>
+                          <w:rPr>
+                            <w:rFonts w:ascii="Times New Roman" w:hAnsi="Times New Roman"/>
+                            <w:bCs/>
+                            <w:i/>
+                          </w:rPr>
+                        </w:pPr>
+                      </w:p>
+                    </w:tc>
+                    <w:tc>
+                      <w:tcPr>
+                        <w:tcW w:w="1006" w:type="dxa"/>
+                        <w:tcBorders>
+                          <w:top w:val="single" w:sz="8" w:space="0" w:color="000000"/>
+                          <w:left w:val="single" w:sz="8" w:space="0" w:color="000000"/>
+                          <w:bottom w:val="single" w:sz="8" w:space="0" w:color="000000"/>
+                          <w:right w:val="single" w:sz="8" w:space="0" w:color="000000"/>
+                        </w:tcBorders>
+                      </w:tcPr>
+                      <w:p>
+                        <w:pPr>
+                          <w:pStyle w:val="a7"/>
+                          <w:jc w:val="center"/>
+                          <w:rPr>
+                            <w:rFonts w:ascii="Times New Roman" w:hAnsi="Times New Roman"/>
+                            <w:bCs/>
+                            <w:i/>
+                          </w:rPr>
+                        </w:pPr>
+                      </w:p>
+                    </w:tc>
+                    <w:tc>
+                      <w:tcPr>
+                        <w:tcW w:w="861" w:type="dxa"/>
+                        <w:tcBorders>
+                          <w:top w:val="single" w:sz="8" w:space="0" w:color="000000"/>
+                          <w:left w:val="single" w:sz="8" w:space="0" w:color="000000"/>
+                          <w:bottom w:val="single" w:sz="8" w:space="0" w:color="000000"/>
+                          <w:right w:val="single" w:sz="8" w:space="0" w:color="000000"/>
+                        </w:tcBorders>
+                      </w:tcPr>
+                      <w:p>
+                        <w:pPr>
+                          <w:pStyle w:val="a7"/>
+                          <w:jc w:val="center"/>
+                          <w:rPr>
+                            <w:rFonts w:ascii="Times New Roman" w:hAnsi="Times New Roman"/>
+                            <w:bCs/>
+                            <w:i/>
+                          </w:rPr>
+                        </w:pPr>
+                      </w:p>
+                    </w:tc>
+                    <w:tc>
+                      <w:tcPr>
+                        <w:tcW w:w="719" w:type="dxa"/>
+                        <w:tcBorders>
+                          <w:top w:val="single" w:sz="8" w:space="0" w:color="000000"/>
+                          <w:left w:val="single" w:sz="8" w:space="0" w:color="000000"/>
+                          <w:bottom w:val="single" w:sz="8" w:space="0" w:color="000000"/>
+                          <w:right w:val="single" w:sz="8" w:space="0" w:color="000000"/>
+                        </w:tcBorders>
+                      </w:tcPr>
+                      <w:p>
+                        <w:pPr>
+                          <w:pStyle w:val="a7"/>
+                          <w:jc w:val="center"/>
+                          <w:rPr>
+                            <w:rFonts w:ascii="Times New Roman" w:hAnsi="Times New Roman"/>
+                            <w:bCs/>
+                            <w:i/>
+                          </w:rPr>
+                        </w:pPr>
+                      </w:p>
+                    </w:tc>
+                    <w:tc>
+                      <w:tcPr>
+                        <w:tcW w:w="5870" w:type="dxa"/>
                         <w:vMerge w:val="restart"/>
                         <w:tcBorders>
                           <w:top w:val="single" w:sz="8" w:space="0" w:color="000000"/>
@@ -4905,7 +3620,7 @@
                     </w:tc>
                     <w:tc>
                       <w:tcPr>
-                        <w:tcW w:w="701" w:type="dxa"/>
+                        <w:tcW w:w="711" w:type="dxa"/>
                         <w:tcBorders>
                           <w:top w:val="single" w:sz="8" w:space="0" w:color="000000"/>
                           <w:left w:val="single" w:sz="8" w:space="0" w:color="000000"/>
@@ -4936,116 +3651,121 @@
                   </w:tr>
                   <w:tr>
                     <w:trPr>
-                      <w:trHeight w:val="280"/>
+                      <w:trHeight w:val="323"/>
                     </w:trPr>
                     <w:tc>
                       <w:tcPr>
-                        <w:tcW w:w="993" w:type="dxa"/>
-                        <w:tcBorders>
-                          <w:top w:val="single" w:sz="8" w:space="0" w:color="000000"/>
-                          <w:left w:val="single" w:sz="8" w:space="0" w:color="000000"/>
-                          <w:bottom w:val="single" w:sz="8" w:space="0" w:color="000000"/>
-                          <w:right w:val="single" w:sz="8" w:space="0" w:color="000000"/>
-                        </w:tcBorders>
-                      </w:tcPr>
-                      <w:p>
-                        <w:pPr>
-                          <w:pStyle w:val="a7"/>
-                          <w:rPr>
-                            <w:rFonts w:ascii="Times New Roman" w:hAnsi="Times New Roman"/>
-                            <w:bCs/>
-                            <w:i/>
-                          </w:rPr>
-                        </w:pPr>
-                      </w:p>
-                    </w:tc>
-                    <w:tc>
-                      <w:tcPr>
-                        <w:tcW w:w="850" w:type="dxa"/>
-                        <w:tcBorders>
-                          <w:top w:val="single" w:sz="8" w:space="0" w:color="000000"/>
-                          <w:left w:val="single" w:sz="8" w:space="0" w:color="000000"/>
-                          <w:bottom w:val="single" w:sz="8" w:space="0" w:color="000000"/>
-                          <w:right w:val="single" w:sz="8" w:space="0" w:color="000000"/>
-                        </w:tcBorders>
-                      </w:tcPr>
-                      <w:p>
-                        <w:pPr>
-                          <w:pStyle w:val="a7"/>
-                          <w:rPr>
-                            <w:rFonts w:ascii="Times New Roman" w:hAnsi="Times New Roman"/>
-                            <w:bCs/>
-                            <w:i/>
-                          </w:rPr>
-                        </w:pPr>
-                      </w:p>
-                    </w:tc>
-                    <w:tc>
-                      <w:tcPr>
-                        <w:tcW w:w="992" w:type="dxa"/>
-                        <w:tcBorders>
-                          <w:top w:val="single" w:sz="8" w:space="0" w:color="000000"/>
-                          <w:left w:val="single" w:sz="8" w:space="0" w:color="000000"/>
-                          <w:bottom w:val="single" w:sz="8" w:space="0" w:color="000000"/>
-                          <w:right w:val="single" w:sz="8" w:space="0" w:color="000000"/>
-                        </w:tcBorders>
-                      </w:tcPr>
-                      <w:p>
-                        <w:pPr>
-                          <w:pStyle w:val="a7"/>
-                          <w:rPr>
-                            <w:rFonts w:ascii="Times New Roman" w:hAnsi="Times New Roman"/>
-                            <w:bCs/>
-                            <w:i/>
-                          </w:rPr>
-                        </w:pPr>
-                      </w:p>
-                    </w:tc>
-                    <w:tc>
-                      <w:tcPr>
-                        <w:tcW w:w="850" w:type="dxa"/>
-                        <w:tcBorders>
-                          <w:top w:val="single" w:sz="8" w:space="0" w:color="000000"/>
-                          <w:left w:val="single" w:sz="8" w:space="0" w:color="000000"/>
-                          <w:bottom w:val="single" w:sz="8" w:space="0" w:color="000000"/>
-                          <w:right w:val="single" w:sz="8" w:space="0" w:color="000000"/>
-                        </w:tcBorders>
-                      </w:tcPr>
-                      <w:p>
-                        <w:pPr>
-                          <w:pStyle w:val="a7"/>
-                          <w:rPr>
-                            <w:rFonts w:ascii="Times New Roman" w:hAnsi="Times New Roman"/>
-                            <w:bCs/>
-                            <w:i/>
-                          </w:rPr>
-                        </w:pPr>
-                      </w:p>
-                    </w:tc>
-                    <w:tc>
-                      <w:tcPr>
-                        <w:tcW w:w="709" w:type="dxa"/>
-                        <w:tcBorders>
-                          <w:top w:val="single" w:sz="8" w:space="0" w:color="000000"/>
-                          <w:left w:val="single" w:sz="8" w:space="0" w:color="000000"/>
-                          <w:bottom w:val="single" w:sz="8" w:space="0" w:color="000000"/>
-                          <w:right w:val="single" w:sz="8" w:space="0" w:color="000000"/>
-                        </w:tcBorders>
-                      </w:tcPr>
-                      <w:p>
-                        <w:pPr>
-                          <w:pStyle w:val="a7"/>
-                          <w:rPr>
-                            <w:rFonts w:ascii="Times New Roman" w:hAnsi="Times New Roman"/>
-                            <w:bCs/>
-                            <w:i/>
-                          </w:rPr>
-                        </w:pPr>
-                      </w:p>
-                    </w:tc>
-                    <w:tc>
-                      <w:tcPr>
-                        <w:tcW w:w="5790" w:type="dxa"/>
+                        <w:tcW w:w="1007" w:type="dxa"/>
+                        <w:tcBorders>
+                          <w:top w:val="single" w:sz="8" w:space="0" w:color="000000"/>
+                          <w:left w:val="single" w:sz="8" w:space="0" w:color="000000"/>
+                          <w:bottom w:val="single" w:sz="8" w:space="0" w:color="000000"/>
+                          <w:right w:val="single" w:sz="8" w:space="0" w:color="000000"/>
+                        </w:tcBorders>
+                      </w:tcPr>
+                      <w:p>
+                        <w:pPr>
+                          <w:pStyle w:val="a7"/>
+                          <w:jc w:val="center"/>
+                          <w:rPr>
+                            <w:rFonts w:ascii="Times New Roman" w:hAnsi="Times New Roman"/>
+                            <w:bCs/>
+                            <w:i/>
+                          </w:rPr>
+                        </w:pPr>
+                      </w:p>
+                    </w:tc>
+                    <w:tc>
+                      <w:tcPr>
+                        <w:tcW w:w="861" w:type="dxa"/>
+                        <w:tcBorders>
+                          <w:top w:val="single" w:sz="8" w:space="0" w:color="000000"/>
+                          <w:left w:val="single" w:sz="8" w:space="0" w:color="000000"/>
+                          <w:bottom w:val="single" w:sz="8" w:space="0" w:color="000000"/>
+                          <w:right w:val="single" w:sz="8" w:space="0" w:color="000000"/>
+                        </w:tcBorders>
+                      </w:tcPr>
+                      <w:p>
+                        <w:pPr>
+                          <w:pStyle w:val="a7"/>
+                          <w:jc w:val="center"/>
+                          <w:rPr>
+                            <w:rFonts w:ascii="Times New Roman" w:hAnsi="Times New Roman"/>
+                            <w:bCs/>
+                            <w:i/>
+                          </w:rPr>
+                        </w:pPr>
+                      </w:p>
+                    </w:tc>
+                    <w:tc>
+                      <w:tcPr>
+                        <w:tcW w:w="1006" w:type="dxa"/>
+                        <w:tcBorders>
+                          <w:top w:val="single" w:sz="8" w:space="0" w:color="000000"/>
+                          <w:left w:val="single" w:sz="8" w:space="0" w:color="000000"/>
+                          <w:bottom w:val="single" w:sz="8" w:space="0" w:color="000000"/>
+                          <w:right w:val="single" w:sz="8" w:space="0" w:color="000000"/>
+                        </w:tcBorders>
+                      </w:tcPr>
+                      <w:p>
+                        <w:pPr>
+                          <w:pStyle w:val="a7"/>
+                          <w:jc w:val="center"/>
+                          <w:rPr>
+                            <w:rFonts w:ascii="Times New Roman" w:hAnsi="Times New Roman"/>
+                            <w:bCs/>
+                            <w:i/>
+                          </w:rPr>
+                        </w:pPr>
+                      </w:p>
+                    </w:tc>
+                    <w:tc>
+                      <w:tcPr>
+                        <w:tcW w:w="861" w:type="dxa"/>
+                        <w:tcBorders>
+                          <w:top w:val="single" w:sz="8" w:space="0" w:color="000000"/>
+                          <w:left w:val="single" w:sz="8" w:space="0" w:color="000000"/>
+                          <w:bottom w:val="single" w:sz="8" w:space="0" w:color="000000"/>
+                          <w:right w:val="single" w:sz="8" w:space="0" w:color="000000"/>
+                        </w:tcBorders>
+                      </w:tcPr>
+                      <w:p>
+                        <w:pPr>
+                          <w:pStyle w:val="a7"/>
+                          <w:jc w:val="center"/>
+                          <w:rPr>
+                            <w:rFonts w:ascii="Times New Roman" w:hAnsi="Times New Roman"/>
+                            <w:bCs/>
+                            <w:i/>
+                          </w:rPr>
+                        </w:pPr>
+                      </w:p>
+                    </w:tc>
+                    <w:tc>
+                      <w:tcPr>
+                        <w:tcW w:w="719" w:type="dxa"/>
+                        <w:tcBorders>
+                          <w:top w:val="single" w:sz="8" w:space="0" w:color="000000"/>
+                          <w:left w:val="single" w:sz="8" w:space="0" w:color="000000"/>
+                          <w:bottom w:val="single" w:sz="8" w:space="0" w:color="000000"/>
+                          <w:right w:val="single" w:sz="8" w:space="0" w:color="000000"/>
+                        </w:tcBorders>
+                      </w:tcPr>
+                      <w:p>
+                        <w:pPr>
+                          <w:pStyle w:val="a7"/>
+                          <w:jc w:val="center"/>
+                          <w:rPr>
+                            <w:rFonts w:ascii="Times New Roman" w:hAnsi="Times New Roman"/>
+                            <w:bCs/>
+                            <w:i/>
+                          </w:rPr>
+                        </w:pPr>
+                      </w:p>
+                    </w:tc>
+                    <w:tc>
+                      <w:tcPr>
+                        <w:tcW w:w="5870" w:type="dxa"/>
                         <w:vMerge/>
                         <w:tcBorders>
                           <w:top w:val="single" w:sz="8" w:space="0" w:color="000000"/>
@@ -5054,11 +3774,15 @@
                           <w:right w:val="single" w:sz="8" w:space="0" w:color="000000"/>
                         </w:tcBorders>
                       </w:tcPr>
-                      <w:p/>
-                    </w:tc>
-                    <w:tc>
-                      <w:tcPr>
-                        <w:tcW w:w="701" w:type="dxa"/>
+                      <w:p>
+                        <w:pPr>
+                          <w:jc w:val="center"/>
+                        </w:pPr>
+                      </w:p>
+                    </w:tc>
+                    <w:tc>
+                      <w:tcPr>
+                        <w:tcW w:w="711" w:type="dxa"/>
                         <w:vMerge w:val="restart"/>
                         <w:tcBorders>
                           <w:top w:val="single" w:sz="8" w:space="0" w:color="000000"/>
@@ -5099,21 +3823,22 @@
                   </w:tr>
                   <w:tr>
                     <w:trPr>
-                      <w:trHeight w:val="289"/>
+                      <w:trHeight w:val="334"/>
                     </w:trPr>
                     <w:tc>
                       <w:tcPr>
-                        <w:tcW w:w="993" w:type="dxa"/>
-                        <w:tcBorders>
-                          <w:top w:val="single" w:sz="8" w:space="0" w:color="000000"/>
-                          <w:left w:val="single" w:sz="8" w:space="0" w:color="000000"/>
-                          <w:bottom w:val="single" w:sz="8" w:space="0" w:color="000000"/>
-                          <w:right w:val="single" w:sz="8" w:space="0" w:color="000000"/>
-                        </w:tcBorders>
-                      </w:tcPr>
-                      <w:p>
-                        <w:pPr>
-                          <w:pStyle w:val="a7"/>
+                        <w:tcW w:w="1007" w:type="dxa"/>
+                        <w:tcBorders>
+                          <w:top w:val="single" w:sz="8" w:space="0" w:color="000000"/>
+                          <w:left w:val="single" w:sz="8" w:space="0" w:color="000000"/>
+                          <w:bottom w:val="single" w:sz="8" w:space="0" w:color="000000"/>
+                          <w:right w:val="single" w:sz="8" w:space="0" w:color="000000"/>
+                        </w:tcBorders>
+                      </w:tcPr>
+                      <w:p>
+                        <w:pPr>
+                          <w:pStyle w:val="a7"/>
+                          <w:jc w:val="center"/>
                           <w:rPr>
                             <w:rFonts w:ascii="Times New Roman" w:hAnsi="Times New Roman"/>
                             <w:bCs/>
@@ -5142,17 +3867,18 @@
                     </w:tc>
                     <w:tc>
                       <w:tcPr>
-                        <w:tcW w:w="850" w:type="dxa"/>
-                        <w:tcBorders>
-                          <w:top w:val="single" w:sz="8" w:space="0" w:color="000000"/>
-                          <w:left w:val="single" w:sz="8" w:space="0" w:color="000000"/>
-                          <w:bottom w:val="single" w:sz="8" w:space="0" w:color="000000"/>
-                          <w:right w:val="single" w:sz="8" w:space="0" w:color="000000"/>
-                        </w:tcBorders>
-                      </w:tcPr>
-                      <w:p>
-                        <w:pPr>
-                          <w:pStyle w:val="a7"/>
+                        <w:tcW w:w="861" w:type="dxa"/>
+                        <w:tcBorders>
+                          <w:top w:val="single" w:sz="8" w:space="0" w:color="000000"/>
+                          <w:left w:val="single" w:sz="8" w:space="0" w:color="000000"/>
+                          <w:bottom w:val="single" w:sz="8" w:space="0" w:color="000000"/>
+                          <w:right w:val="single" w:sz="8" w:space="0" w:color="000000"/>
+                        </w:tcBorders>
+                      </w:tcPr>
+                      <w:p>
+                        <w:pPr>
+                          <w:pStyle w:val="a7"/>
+                          <w:jc w:val="center"/>
                           <w:rPr>
                             <w:rFonts w:ascii="Times New Roman" w:hAnsi="Times New Roman"/>
                             <w:bCs/>
@@ -5171,17 +3897,18 @@
                     </w:tc>
                     <w:tc>
                       <w:tcPr>
-                        <w:tcW w:w="992" w:type="dxa"/>
-                        <w:tcBorders>
-                          <w:top w:val="single" w:sz="8" w:space="0" w:color="000000"/>
-                          <w:left w:val="single" w:sz="8" w:space="0" w:color="000000"/>
-                          <w:bottom w:val="single" w:sz="8" w:space="0" w:color="000000"/>
-                          <w:right w:val="single" w:sz="8" w:space="0" w:color="000000"/>
-                        </w:tcBorders>
-                      </w:tcPr>
-                      <w:p>
-                        <w:pPr>
-                          <w:pStyle w:val="a7"/>
+                        <w:tcW w:w="1006" w:type="dxa"/>
+                        <w:tcBorders>
+                          <w:top w:val="single" w:sz="8" w:space="0" w:color="000000"/>
+                          <w:left w:val="single" w:sz="8" w:space="0" w:color="000000"/>
+                          <w:bottom w:val="single" w:sz="8" w:space="0" w:color="000000"/>
+                          <w:right w:val="single" w:sz="8" w:space="0" w:color="000000"/>
+                        </w:tcBorders>
+                      </w:tcPr>
+                      <w:p>
+                        <w:pPr>
+                          <w:pStyle w:val="a7"/>
+                          <w:jc w:val="center"/>
                           <w:rPr>
                             <w:rFonts w:ascii="Times New Roman" w:hAnsi="Times New Roman"/>
                             <w:bCs/>
@@ -5212,17 +3939,18 @@
                     </w:tc>
                     <w:tc>
                       <w:tcPr>
-                        <w:tcW w:w="850" w:type="dxa"/>
-                        <w:tcBorders>
-                          <w:top w:val="single" w:sz="8" w:space="0" w:color="000000"/>
-                          <w:left w:val="single" w:sz="8" w:space="0" w:color="000000"/>
-                          <w:bottom w:val="single" w:sz="8" w:space="0" w:color="000000"/>
-                          <w:right w:val="single" w:sz="8" w:space="0" w:color="000000"/>
-                        </w:tcBorders>
-                      </w:tcPr>
-                      <w:p>
-                        <w:pPr>
-                          <w:pStyle w:val="a7"/>
+                        <w:tcW w:w="861" w:type="dxa"/>
+                        <w:tcBorders>
+                          <w:top w:val="single" w:sz="8" w:space="0" w:color="000000"/>
+                          <w:left w:val="single" w:sz="8" w:space="0" w:color="000000"/>
+                          <w:bottom w:val="single" w:sz="8" w:space="0" w:color="000000"/>
+                          <w:right w:val="single" w:sz="8" w:space="0" w:color="000000"/>
+                        </w:tcBorders>
+                      </w:tcPr>
+                      <w:p>
+                        <w:pPr>
+                          <w:pStyle w:val="a7"/>
+                          <w:jc w:val="center"/>
                           <w:rPr>
                             <w:rFonts w:ascii="Times New Roman" w:hAnsi="Times New Roman"/>
                             <w:bCs/>
@@ -5251,17 +3979,18 @@
                     </w:tc>
                     <w:tc>
                       <w:tcPr>
-                        <w:tcW w:w="709" w:type="dxa"/>
-                        <w:tcBorders>
-                          <w:top w:val="single" w:sz="8" w:space="0" w:color="000000"/>
-                          <w:left w:val="single" w:sz="8" w:space="0" w:color="000000"/>
-                          <w:bottom w:val="single" w:sz="8" w:space="0" w:color="000000"/>
-                          <w:right w:val="single" w:sz="8" w:space="0" w:color="000000"/>
-                        </w:tcBorders>
-                      </w:tcPr>
-                      <w:p>
-                        <w:pPr>
-                          <w:pStyle w:val="a7"/>
+                        <w:tcW w:w="719" w:type="dxa"/>
+                        <w:tcBorders>
+                          <w:top w:val="single" w:sz="8" w:space="0" w:color="000000"/>
+                          <w:left w:val="single" w:sz="8" w:space="0" w:color="000000"/>
+                          <w:bottom w:val="single" w:sz="8" w:space="0" w:color="000000"/>
+                          <w:right w:val="single" w:sz="8" w:space="0" w:color="000000"/>
+                        </w:tcBorders>
+                      </w:tcPr>
+                      <w:p>
+                        <w:pPr>
+                          <w:pStyle w:val="a7"/>
+                          <w:jc w:val="center"/>
                           <w:rPr>
                             <w:rFonts w:ascii="Times New Roman" w:hAnsi="Times New Roman"/>
                             <w:bCs/>
@@ -5280,7 +4009,7 @@
                     </w:tc>
                     <w:tc>
                       <w:tcPr>
-                        <w:tcW w:w="5790" w:type="dxa"/>
+                        <w:tcW w:w="5870" w:type="dxa"/>
                         <w:vMerge/>
                         <w:tcBorders>
                           <w:top w:val="single" w:sz="8" w:space="0" w:color="000000"/>
@@ -5289,11 +4018,15 @@
                           <w:right w:val="single" w:sz="8" w:space="0" w:color="000000"/>
                         </w:tcBorders>
                       </w:tcPr>
-                      <w:p/>
-                    </w:tc>
-                    <w:tc>
-                      <w:tcPr>
-                        <w:tcW w:w="701" w:type="dxa"/>
+                      <w:p>
+                        <w:pPr>
+                          <w:jc w:val="center"/>
+                        </w:pPr>
+                      </w:p>
+                    </w:tc>
+                    <w:tc>
+                      <w:tcPr>
+                        <w:tcW w:w="711" w:type="dxa"/>
                         <w:vMerge/>
                         <w:tcBorders>
                           <w:top w:val="single" w:sz="8" w:space="0" w:color="000000"/>
@@ -5302,13 +4035,275 @@
                           <w:right w:val="single" w:sz="8" w:space="0" w:color="000000"/>
                         </w:tcBorders>
                       </w:tcPr>
-                      <w:p/>
+                      <w:p>
+                        <w:pPr>
+                          <w:jc w:val="center"/>
+                        </w:pPr>
+                      </w:p>
                     </w:tc>
                   </w:tr>
                 </w:tbl>
                 <w:p>
                   <w:pPr>
+                    <w:ind w:left="-142" w:firstLine="850"/>
+                    <w:rPr>
+                      <w:rFonts w:ascii="Times New Roman" w:hAnsi="Times New Roman"/>
+                      <w:sz w:val="28"/>
+                      <w:szCs w:val="28"/>
+                    </w:rPr>
+                  </w:pPr>
+                  <w:r>
+                    <w:rPr>
+                      <w:rFonts w:ascii="Times New Roman" w:hAnsi="Times New Roman"/>
+                      <w:sz w:val="28"/>
+                      <w:szCs w:val="28"/>
+                    </w:rPr>
+                    <w:br/>
+                  </w:r>
+                  <w:r>
+                    <w:rPr>
+                      <w:rFonts w:ascii="Times New Roman" w:hAnsi="Times New Roman"/>
+                      <w:sz w:val="28"/>
+                      <w:szCs w:val="28"/>
+                    </w:rPr>
+                    <w:br/>
+                  </w:r>
+                  <w:r>
+                    <w:rPr>
+                      <w:rFonts w:ascii="Times New Roman" w:hAnsi="Times New Roman"/>
+                      <w:sz w:val="28"/>
+                      <w:szCs w:val="28"/>
+                    </w:rPr>
+                    <w:br/>
+                  </w:r>
+                  <w:r>
+                    <w:rPr>
+                      <w:rFonts w:ascii="Times New Roman" w:hAnsi="Times New Roman"/>
+                      <w:sz w:val="28"/>
+                      <w:szCs w:val="28"/>
+                    </w:rPr>
+                    <w:br/>
+                  </w:r>
+                  <w:r>
+                    <w:rPr>
+                      <w:rFonts w:ascii="Times New Roman" w:hAnsi="Times New Roman"/>
+                      <w:sz w:val="28"/>
+                      <w:szCs w:val="28"/>
+                    </w:rPr>
+                    <w:br/>
+                  </w:r>
+                  <w:r>
+                    <w:rPr>
+                      <w:rFonts w:ascii="Times New Roman" w:hAnsi="Times New Roman"/>
+                      <w:sz w:val="28"/>
+                      <w:szCs w:val="28"/>
+                    </w:rPr>
+                    <w:br/>
+                  </w:r>
+                  <w:r>
+                    <w:rPr>
+                      <w:rFonts w:ascii="Times New Roman" w:hAnsi="Times New Roman"/>
+                      <w:sz w:val="28"/>
+                      <w:szCs w:val="28"/>
+                    </w:rPr>
+                    <w:br/>
+                  </w:r>
+                  <w:r>
+                    <w:rPr>
+                      <w:rFonts w:ascii="Times New Roman" w:hAnsi="Times New Roman"/>
+                      <w:sz w:val="28"/>
+                      <w:szCs w:val="28"/>
+                    </w:rPr>
+                    <w:br/>
+                  </w:r>
+                  <w:r>
+                    <w:rPr>
+                      <w:rFonts w:ascii="Times New Roman" w:hAnsi="Times New Roman"/>
+                      <w:sz w:val="28"/>
+                      <w:szCs w:val="28"/>
+                    </w:rPr>
+                    <w:br/>
+                  </w:r>
+                  <w:r>
+                    <w:rPr>
+                      <w:rFonts w:ascii="Times New Roman" w:hAnsi="Times New Roman"/>
+                      <w:sz w:val="28"/>
+                      <w:szCs w:val="28"/>
+                    </w:rPr>
+                    <w:br/>
+                  </w:r>
+                  <w:r>
+                    <w:rPr>
+                      <w:rFonts w:ascii="Times New Roman" w:hAnsi="Times New Roman"/>
+                      <w:sz w:val="28"/>
+                      <w:szCs w:val="28"/>
+                    </w:rPr>
+                    <w:br/>
+                  </w:r>
+                  <w:r>
+                    <w:rPr>
+                      <w:rFonts w:ascii="Times New Roman" w:hAnsi="Times New Roman"/>
+                      <w:sz w:val="28"/>
+                      <w:szCs w:val="28"/>
+                    </w:rPr>
+                    <w:br/>
+                  </w:r>
+                  <w:r>
+                    <w:rPr>
+                      <w:rFonts w:ascii="Times New Roman" w:hAnsi="Times New Roman"/>
+                      <w:sz w:val="28"/>
+                      <w:szCs w:val="28"/>
+                    </w:rPr>
+                    <w:br/>
+                  </w:r>
+                  <w:r>
+                    <w:rPr>
+                      <w:rFonts w:ascii="Times New Roman" w:hAnsi="Times New Roman"/>
+                      <w:sz w:val="28"/>
+                      <w:szCs w:val="28"/>
+                    </w:rPr>
+                    <w:br/>
+                  </w:r>
+                  <w:r>
+                    <w:rPr>
+                      <w:rFonts w:ascii="Times New Roman" w:hAnsi="Times New Roman"/>
+                      <w:sz w:val="28"/>
+                      <w:szCs w:val="28"/>
+                    </w:rPr>
+                    <w:br/>
+                  </w:r>
+                  <w:r>
+                    <w:rPr>
+                      <w:rFonts w:ascii="Times New Roman" w:hAnsi="Times New Roman"/>
+                      <w:sz w:val="28"/>
+                      <w:szCs w:val="28"/>
+                    </w:rPr>
+                    <w:br/>
+                  </w:r>
+                  <w:r>
+                    <w:rPr>
+                      <w:rFonts w:ascii="Times New Roman" w:hAnsi="Times New Roman"/>
+                      <w:sz w:val="28"/>
+                      <w:szCs w:val="28"/>
+                    </w:rPr>
+                    <w:br/>
+                  </w:r>
+                  <w:r>
+                    <w:rPr>
+                      <w:rFonts w:ascii="Times New Roman" w:hAnsi="Times New Roman"/>
+                      <w:sz w:val="28"/>
+                      <w:szCs w:val="28"/>
+                    </w:rPr>
+                    <w:br/>
+                  </w:r>
+                  <w:r>
+                    <w:rPr>
+                      <w:rFonts w:ascii="Times New Roman" w:hAnsi="Times New Roman"/>
+                      <w:sz w:val="28"/>
+                      <w:szCs w:val="28"/>
+                    </w:rPr>
+                    <w:br/>
+                  </w:r>
+                  <w:r>
+                    <w:rPr>
+                      <w:rFonts w:ascii="Times New Roman" w:hAnsi="Times New Roman"/>
+                      <w:sz w:val="28"/>
+                      <w:szCs w:val="28"/>
+                    </w:rPr>
+                    <w:br/>
+                  </w:r>
+                  <w:r>
+                    <w:rPr>
+                      <w:rFonts w:ascii="Times New Roman" w:hAnsi="Times New Roman"/>
+                      <w:sz w:val="28"/>
+                      <w:szCs w:val="28"/>
+                    </w:rPr>
+                    <w:br/>
+                  </w:r>
+                  <w:r>
+                    <w:rPr>
+                      <w:rFonts w:ascii="Times New Roman" w:hAnsi="Times New Roman"/>
+                      <w:sz w:val="28"/>
+                      <w:szCs w:val="28"/>
+                    </w:rPr>
+                    <w:br/>
+                  </w:r>
+                  <w:r>
+                    <w:rPr>
+                      <w:rFonts w:ascii="Times New Roman" w:hAnsi="Times New Roman"/>
+                      <w:sz w:val="28"/>
+                      <w:szCs w:val="28"/>
+                    </w:rPr>
+                    <w:br/>
+                  </w:r>
+                  <w:r>
+                    <w:rPr>
+                      <w:rFonts w:ascii="Times New Roman" w:hAnsi="Times New Roman"/>
+                      <w:sz w:val="28"/>
+                      <w:szCs w:val="28"/>
+                    </w:rPr>
+                    <w:br/>
+                  </w:r>
+                  <w:r>
+                    <w:rPr>
+                      <w:rFonts w:ascii="Times New Roman" w:hAnsi="Times New Roman"/>
+                      <w:sz w:val="28"/>
+                      <w:szCs w:val="28"/>
+                    </w:rPr>
+                    <w:br/>
+                  </w:r>
+                  <w:r>
+                    <w:rPr>
+                      <w:rFonts w:ascii="Times New Roman" w:hAnsi="Times New Roman"/>
+                      <w:sz w:val="28"/>
+                      <w:szCs w:val="28"/>
+                    </w:rPr>
+                    <w:br/>
+                  </w:r>
+                  <w:r>
+                    <w:rPr>
+                      <w:rFonts w:ascii="Times New Roman" w:hAnsi="Times New Roman"/>
+                      <w:sz w:val="28"/>
+                      <w:szCs w:val="28"/>
+                    </w:rPr>
+                    <w:br/>
+                  </w:r>
+                </w:p>
+                <w:p/>
+                <w:p>
+                  <w:pPr>
+                    <w:ind w:left="-142"/>
+                  </w:pPr>
+                </w:p>
+                <w:p>
+                  <w:pPr>
+                    <w:ind w:left="-142"/>
+                  </w:pPr>
+                </w:p>
+                <w:p>
+                  <w:pPr>
+                    <w:ind w:left="-142"/>
+                  </w:pPr>
+                </w:p>
+                <w:p>
+                  <w:pPr>
+                    <w:ind w:left="-142"/>
+                  </w:pPr>
+                </w:p>
+                <w:p>
+                  <w:pPr>
+                    <w:ind w:left="-142"/>
+                  </w:pPr>
+                </w:p>
+                <w:p>
+                  <w:pPr>
+                    <w:jc w:val="center"/>
+                  </w:pPr>
+                </w:p>
+                <w:p>
+                  <w:pPr>
                     <w:pStyle w:val="a7"/>
+                    <w:jc w:val="center"/>
                     <w:rPr>
                       <w:rFonts w:ascii="Times New Roman" w:hAnsi="Times New Roman"/>
                       <w:i/>
@@ -5341,6 +4336,14 @@
             <w10:wrap anchorx="page" anchory="margin"/>
           </v:rect>
         </w:pict>
+      </w:r>
+      <w:r>
+        <w:br/>
+      </w:r>
+    </w:p>
+    <w:p>
+      <w:r>
+        <w:br w:type="page"/>
       </w:r>
     </w:p>
     <w:p>
@@ -5591,7 +4594,7 @@
                                 <pic:cNvPicPr/>
                               </pic:nvPicPr>
                               <pic:blipFill>
-                                <a:blip r:embed="rId6"/>
+                                <a:blip r:embed="rId5"/>
                                 <a:stretch>
                                   <a:fillRect/>
                                 </a:stretch>
@@ -11759,7 +10762,7 @@
                     <pic:cNvPicPr/>
                   </pic:nvPicPr>
                   <pic:blipFill>
-                    <a:blip r:embed="rId7"/>
+                    <a:blip r:embed="rId6"/>
                     <a:stretch>
                       <a:fillRect/>
                     </a:stretch>
